--- a/Calendario2025/Ejercicios/E15_QoS/15_QoS.docx
+++ b/Calendario2025/Ejercicios/E15_QoS/15_QoS.docx
@@ -1,6 +1,6 @@
 
 <file path=word/document.xml><?xml version="1.0" encoding="utf-8"?>
-<w:document xmlns:wpc="http://schemas.microsoft.com/office/word/2010/wordprocessingCanvas" xmlns:cx="http://schemas.microsoft.com/office/drawing/2014/chartex" xmlns:cx1="http://schemas.microsoft.com/office/drawing/2015/9/8/chartex" xmlns:cx2="http://schemas.microsoft.com/office/drawing/2015/10/21/chartex" xmlns:cx3="http://schemas.microsoft.com/office/drawing/2016/5/9/chartex" xmlns:cx4="http://schemas.microsoft.com/office/drawing/2016/5/10/chartex" xmlns:cx5="http://schemas.microsoft.com/office/drawing/2016/5/11/chartex" xmlns:cx6="http://schemas.microsoft.com/office/drawing/2016/5/12/chartex" xmlns:cx7="http://schemas.microsoft.com/office/drawing/2016/5/13/chartex" xmlns:cx8="http://schemas.microsoft.com/office/drawing/2016/5/14/chartex" xmlns:mc="http://schemas.openxmlformats.org/markup-compatibility/2006" xmlns:aink="http://schemas.microsoft.com/office/drawing/2016/ink" xmlns:am3d="http://schemas.microsoft.com/office/drawing/2017/model3d" xmlns:o="urn:schemas-microsoft-com:office:office" xmlns:oel="http://schemas.microsoft.com/office/2019/extlst" xmlns:r="http://schemas.openxmlformats.org/officeDocument/2006/relationships" xmlns:m="http://schemas.openxmlformats.org/officeDocument/2006/math" xmlns:v="urn:schemas-microsoft-com:vml" xmlns:wp14="http://schemas.microsoft.com/office/word/2010/wordprocessingDrawing" xmlns:wp="http://schemas.openxmlformats.org/drawingml/2006/wordprocessingDrawing" xmlns:w10="urn:schemas-microsoft-com:office:word" xmlns:w="http://schemas.openxmlformats.org/wordprocessingml/2006/main" xmlns:w14="http://schemas.microsoft.com/office/word/2010/wordml" xmlns:w15="http://schemas.microsoft.com/office/word/2012/wordml" xmlns:w16cex="http://schemas.microsoft.com/office/word/2018/wordml/cex" xmlns:w16cid="http://schemas.microsoft.com/office/word/2016/wordml/cid" xmlns:w16="http://schemas.microsoft.com/office/word/2018/wordml" xmlns:w16sdtdh="http://schemas.microsoft.com/office/word/2020/wordml/sdtdatahash" xmlns:w16se="http://schemas.microsoft.com/office/word/2015/wordml/symex" xmlns:wpg="http://schemas.microsoft.com/office/word/2010/wordprocessingGroup" xmlns:wpi="http://schemas.microsoft.com/office/word/2010/wordprocessingInk" xmlns:wne="http://schemas.microsoft.com/office/word/2006/wordml" xmlns:wps="http://schemas.microsoft.com/office/word/2010/wordprocessingShape" mc:Ignorable="w14 w15 w16se w16cid w16 w16cex w16sdtdh wp14">
+<w:document xmlns:wpc="http://schemas.microsoft.com/office/word/2010/wordprocessingCanvas" xmlns:cx="http://schemas.microsoft.com/office/drawing/2014/chartex" xmlns:cx1="http://schemas.microsoft.com/office/drawing/2015/9/8/chartex" xmlns:cx2="http://schemas.microsoft.com/office/drawing/2015/10/21/chartex" xmlns:cx3="http://schemas.microsoft.com/office/drawing/2016/5/9/chartex" xmlns:cx4="http://schemas.microsoft.com/office/drawing/2016/5/10/chartex" xmlns:cx5="http://schemas.microsoft.com/office/drawing/2016/5/11/chartex" xmlns:cx6="http://schemas.microsoft.com/office/drawing/2016/5/12/chartex" xmlns:cx7="http://schemas.microsoft.com/office/drawing/2016/5/13/chartex" xmlns:cx8="http://schemas.microsoft.com/office/drawing/2016/5/14/chartex" xmlns:mc="http://schemas.openxmlformats.org/markup-compatibility/2006" xmlns:aink="http://schemas.microsoft.com/office/drawing/2016/ink" xmlns:am3d="http://schemas.microsoft.com/office/drawing/2017/model3d" xmlns:o="urn:schemas-microsoft-com:office:office" xmlns:oel="http://schemas.microsoft.com/office/2019/extlst" xmlns:r="http://schemas.openxmlformats.org/officeDocument/2006/relationships" xmlns:m="http://schemas.openxmlformats.org/officeDocument/2006/math" xmlns:v="urn:schemas-microsoft-com:vml" xmlns:wp14="http://schemas.microsoft.com/office/word/2010/wordprocessingDrawing" xmlns:wp="http://schemas.openxmlformats.org/drawingml/2006/wordprocessingDrawing" xmlns:w10="urn:schemas-microsoft-com:office:word" xmlns:w="http://schemas.openxmlformats.org/wordprocessingml/2006/main" xmlns:w14="http://schemas.microsoft.com/office/word/2010/wordml" xmlns:w15="http://schemas.microsoft.com/office/word/2012/wordml" xmlns:w16cex="http://schemas.microsoft.com/office/word/2018/wordml/cex" xmlns:w16cid="http://schemas.microsoft.com/office/word/2016/wordml/cid" xmlns:w16="http://schemas.microsoft.com/office/word/2018/wordml" xmlns:w16du="http://schemas.microsoft.com/office/word/2023/wordml/word16du" xmlns:w16sdtdh="http://schemas.microsoft.com/office/word/2020/wordml/sdtdatahash" xmlns:w16sdtfl="http://schemas.microsoft.com/office/word/2024/wordml/sdtformatlock" xmlns:w16se="http://schemas.microsoft.com/office/word/2015/wordml/symex" xmlns:wpg="http://schemas.microsoft.com/office/word/2010/wordprocessingGroup" xmlns:wpi="http://schemas.microsoft.com/office/word/2010/wordprocessingInk" xmlns:wne="http://schemas.microsoft.com/office/word/2006/wordml" xmlns:wps="http://schemas.microsoft.com/office/word/2010/wordprocessingShape" mc:Ignorable="w14 w15 w16se w16cid w16 w16cex w16sdtdh w16sdtfl w16du wp14">
   <w:body>
     <w:p>
       <w:pPr>
@@ -52,29 +52,7 @@
           <w:sz w:val="32"/>
           <w:szCs w:val="32"/>
         </w:rPr>
-        <w:t>(</w:t>
-      </w:r>
-      <w:proofErr w:type="spellStart"/>
-      <w:r>
-        <w:rPr>
-          <w:rFonts w:ascii="Arial" w:hAnsi="Arial" w:cs="Arial"/>
-          <w:b/>
-          <w:bCs/>
-          <w:sz w:val="32"/>
-          <w:szCs w:val="32"/>
-        </w:rPr>
-        <w:t>QoS</w:t>
-      </w:r>
-      <w:proofErr w:type="spellEnd"/>
-      <w:r>
-        <w:rPr>
-          <w:rFonts w:ascii="Arial" w:hAnsi="Arial" w:cs="Arial"/>
-          <w:b/>
-          <w:bCs/>
-          <w:sz w:val="32"/>
-          <w:szCs w:val="32"/>
-        </w:rPr>
-        <w:t>)</w:t>
+        <w:t>(QoS)</w:t>
       </w:r>
     </w:p>
     <w:p>
@@ -126,15 +104,14 @@
           <w:rFonts w:ascii="Arial" w:hAnsi="Arial" w:cs="Arial"/>
           <w:b/>
           <w:bCs/>
-          <w:noProof/>
           <w:sz w:val="20"/>
           <w:szCs w:val="20"/>
         </w:rPr>
         <w:drawing>
-          <wp:inline distT="0" distB="0" distL="0" distR="0" wp14:anchorId="3C8C490B" wp14:editId="76D6D83F">
-            <wp:extent cx="6438900" cy="1756064"/>
-            <wp:effectExtent l="0" t="0" r="0" b="0"/>
-            <wp:docPr id="41" name="Imagen 41"/>
+          <wp:inline distT="0" distB="0" distL="0" distR="0" wp14:anchorId="682456FC" wp14:editId="18518B72">
+            <wp:extent cx="6400800" cy="1744345"/>
+            <wp:effectExtent l="0" t="0" r="0" b="8255"/>
+            <wp:docPr id="2104817539" name="Picture 1" descr="A diagram of a graph&#10;&#10;AI-generated content may be incorrect."/>
             <wp:cNvGraphicFramePr>
               <a:graphicFrameLocks xmlns:a="http://schemas.openxmlformats.org/drawingml/2006/main" noChangeAspect="1"/>
             </wp:cNvGraphicFramePr>
@@ -142,36 +119,23 @@
               <a:graphicData uri="http://schemas.openxmlformats.org/drawingml/2006/picture">
                 <pic:pic xmlns:pic="http://schemas.openxmlformats.org/drawingml/2006/picture">
                   <pic:nvPicPr>
-                    <pic:cNvPr id="0" name="Picture 9"/>
-                    <pic:cNvPicPr>
-                      <a:picLocks noChangeAspect="1" noChangeArrowheads="1"/>
-                    </pic:cNvPicPr>
+                    <pic:cNvPr id="2104817539" name="Picture 1" descr="A diagram of a graph&#10;&#10;AI-generated content may be incorrect."/>
+                    <pic:cNvPicPr/>
                   </pic:nvPicPr>
                   <pic:blipFill>
-                    <a:blip r:embed="rId5" cstate="print">
-                      <a:extLst>
-                        <a:ext uri="{28A0092B-C50C-407E-A947-70E740481C1C}">
-                          <a14:useLocalDpi xmlns:a14="http://schemas.microsoft.com/office/drawing/2010/main" val="0"/>
-                        </a:ext>
-                      </a:extLst>
-                    </a:blip>
-                    <a:srcRect/>
+                    <a:blip r:embed="rId5"/>
                     <a:stretch>
                       <a:fillRect/>
                     </a:stretch>
                   </pic:blipFill>
-                  <pic:spPr bwMode="auto">
+                  <pic:spPr>
                     <a:xfrm>
                       <a:off x="0" y="0"/>
-                      <a:ext cx="6441020" cy="1756642"/>
+                      <a:ext cx="6400800" cy="1744345"/>
                     </a:xfrm>
                     <a:prstGeom prst="rect">
                       <a:avLst/>
                     </a:prstGeom>
-                    <a:noFill/>
-                    <a:ln>
-                      <a:noFill/>
-                    </a:ln>
                   </pic:spPr>
                 </pic:pic>
               </a:graphicData>
@@ -262,7 +226,6 @@
         </w:rPr>
         <w:t xml:space="preserve">, realizaremos algunas configuraciones básicas de </w:t>
       </w:r>
-      <w:proofErr w:type="spellStart"/>
       <w:r>
         <w:rPr>
           <w:rFonts w:ascii="Arial" w:hAnsi="Arial" w:cs="Arial"/>
@@ -273,7 +236,6 @@
         </w:rPr>
         <w:t>QoS</w:t>
       </w:r>
-      <w:proofErr w:type="spellEnd"/>
       <w:r>
         <w:rPr>
           <w:rFonts w:ascii="Arial" w:hAnsi="Arial" w:cs="Arial"/>
@@ -336,7 +298,6 @@
         </w:rPr>
         <w:t xml:space="preserve">dos </w:t>
       </w:r>
-      <w:proofErr w:type="spellStart"/>
       <w:r>
         <w:rPr>
           <w:rFonts w:ascii="Arial" w:hAnsi="Arial" w:cs="Arial"/>
@@ -349,76 +310,66 @@
           <w:rFonts w:ascii="Arial" w:hAnsi="Arial" w:cs="Arial"/>
           <w:color w:val="000000" w:themeColor="text1"/>
         </w:rPr>
-        <w:t>s</w:t>
-      </w:r>
-      <w:proofErr w:type="spellEnd"/>
+        <w:t>s conectadas</w:t>
+      </w:r>
       <w:r>
         <w:rPr>
           <w:rFonts w:ascii="Arial" w:hAnsi="Arial" w:cs="Arial"/>
           <w:color w:val="000000" w:themeColor="text1"/>
         </w:rPr>
-        <w:t xml:space="preserve"> conectadas</w:t>
-      </w:r>
-      <w:r>
-        <w:rPr>
-          <w:rFonts w:ascii="Arial" w:hAnsi="Arial" w:cs="Arial"/>
+        <w:t xml:space="preserve"> en </w:t>
+      </w:r>
+      <w:r>
+        <w:rPr>
+          <w:rFonts w:ascii="Arial" w:hAnsi="Arial" w:cs="Arial"/>
+          <w:b/>
+          <w:bCs/>
           <w:color w:val="000000" w:themeColor="text1"/>
         </w:rPr>
-        <w:t xml:space="preserve"> en </w:t>
-      </w:r>
-      <w:r>
-        <w:rPr>
-          <w:rFonts w:ascii="Arial" w:hAnsi="Arial" w:cs="Arial"/>
-          <w:b/>
-          <w:bCs/>
+        <w:t>R1</w:t>
+      </w:r>
+      <w:r>
+        <w:rPr>
+          <w:rFonts w:ascii="Arial" w:hAnsi="Arial" w:cs="Arial"/>
           <w:color w:val="000000" w:themeColor="text1"/>
         </w:rPr>
-        <w:t>R1</w:t>
+        <w:t>,</w:t>
       </w:r>
       <w:r>
         <w:rPr>
           <w:rFonts w:ascii="Arial" w:hAnsi="Arial" w:cs="Arial"/>
           <w:color w:val="000000" w:themeColor="text1"/>
         </w:rPr>
-        <w:t>,</w:t>
+        <w:t xml:space="preserve"> vamos a simular</w:t>
       </w:r>
       <w:r>
         <w:rPr>
           <w:rFonts w:ascii="Arial" w:hAnsi="Arial" w:cs="Arial"/>
           <w:color w:val="000000" w:themeColor="text1"/>
         </w:rPr>
-        <w:t xml:space="preserve"> vamos a simular</w:t>
+        <w:t xml:space="preserve"> </w:t>
       </w:r>
       <w:r>
         <w:rPr>
           <w:rFonts w:ascii="Arial" w:hAnsi="Arial" w:cs="Arial"/>
           <w:color w:val="000000" w:themeColor="text1"/>
         </w:rPr>
-        <w:t xml:space="preserve"> </w:t>
+        <w:t>que tenemos mu</w:t>
       </w:r>
       <w:r>
         <w:rPr>
           <w:rFonts w:ascii="Arial" w:hAnsi="Arial" w:cs="Arial"/>
           <w:color w:val="000000" w:themeColor="text1"/>
         </w:rPr>
-        <w:t>que tenemos mu</w:t>
+        <w:t xml:space="preserve">chas </w:t>
       </w:r>
       <w:r>
         <w:rPr>
           <w:rFonts w:ascii="Arial" w:hAnsi="Arial" w:cs="Arial"/>
           <w:color w:val="000000" w:themeColor="text1"/>
         </w:rPr>
-        <w:t xml:space="preserve">chas </w:t>
-      </w:r>
-      <w:proofErr w:type="spellStart"/>
-      <w:r>
-        <w:rPr>
-          <w:rFonts w:ascii="Arial" w:hAnsi="Arial" w:cs="Arial"/>
-          <w:color w:val="000000" w:themeColor="text1"/>
-        </w:rPr>
         <w:t>PCs</w:t>
       </w:r>
-      <w:proofErr w:type="spellEnd"/>
       <w:r>
         <w:rPr>
           <w:rFonts w:ascii="Arial" w:hAnsi="Arial" w:cs="Arial"/>
@@ -468,18 +419,8 @@
           <w:b/>
           <w:bCs/>
         </w:rPr>
-        <w:t xml:space="preserve">Configuración de las reglas de </w:t>
-      </w:r>
-      <w:proofErr w:type="spellStart"/>
-      <w:r>
-        <w:rPr>
-          <w:rFonts w:ascii="Arial" w:hAnsi="Arial" w:cs="Arial"/>
-          <w:b/>
-          <w:bCs/>
-        </w:rPr>
-        <w:t>QoS</w:t>
-      </w:r>
-      <w:proofErr w:type="spellEnd"/>
+        <w:t>Configuración de las reglas de QoS</w:t>
+      </w:r>
     </w:p>
     <w:p>
       <w:pPr>
@@ -506,7 +447,6 @@
         </w:rPr>
         <w:t xml:space="preserve">onfiguraremos </w:t>
       </w:r>
-      <w:proofErr w:type="spellStart"/>
       <w:r>
         <w:rPr>
           <w:rFonts w:ascii="Arial" w:hAnsi="Arial" w:cs="Arial"/>
@@ -515,7 +455,6 @@
         </w:rPr>
         <w:t>QoS</w:t>
       </w:r>
-      <w:proofErr w:type="spellEnd"/>
       <w:r>
         <w:rPr>
           <w:rFonts w:ascii="Arial" w:hAnsi="Arial" w:cs="Arial"/>
@@ -827,7 +766,6 @@
         </w:rPr>
         <w:t xml:space="preserve">diseño real de </w:t>
       </w:r>
-      <w:proofErr w:type="spellStart"/>
       <w:r>
         <w:rPr>
           <w:rFonts w:ascii="Arial" w:hAnsi="Arial" w:cs="Arial"/>
@@ -837,7 +775,6 @@
         </w:rPr>
         <w:t>QoS</w:t>
       </w:r>
-      <w:proofErr w:type="spellEnd"/>
       <w:r>
         <w:rPr>
           <w:rFonts w:ascii="Arial" w:hAnsi="Arial" w:cs="Arial"/>
@@ -902,7 +839,6 @@
         </w:rPr>
         <w:t xml:space="preserve">usan solamente para mostrar la configuración básica de los comandos utilizados en </w:t>
       </w:r>
-      <w:proofErr w:type="spellStart"/>
       <w:r>
         <w:rPr>
           <w:rFonts w:ascii="Arial" w:hAnsi="Arial" w:cs="Arial"/>
@@ -912,7 +848,6 @@
         </w:rPr>
         <w:t>QoS</w:t>
       </w:r>
-      <w:proofErr w:type="spellEnd"/>
       <w:r>
         <w:rPr>
           <w:rFonts w:ascii="Arial" w:hAnsi="Arial" w:cs="Arial"/>
@@ -991,7 +926,6 @@
         </w:rPr>
         <w:t xml:space="preserve">Después de configurar las reglas de </w:t>
       </w:r>
-      <w:proofErr w:type="spellStart"/>
       <w:r>
         <w:rPr>
           <w:rFonts w:ascii="Arial" w:hAnsi="Arial" w:cs="Arial"/>
@@ -1001,7 +935,6 @@
         </w:rPr>
         <w:t>QoS</w:t>
       </w:r>
-      <w:proofErr w:type="spellEnd"/>
       <w:r>
         <w:rPr>
           <w:rFonts w:ascii="Arial" w:hAnsi="Arial" w:cs="Arial"/>
@@ -1183,7 +1116,6 @@
         </w:rPr>
         <w:t xml:space="preserve">los paquetes por igual. No se puede simplemente configurar un ruteador para priorizar el tráfico y luego esperar a que el resto de la red también lo priorice. Se debe configurar </w:t>
       </w:r>
-      <w:proofErr w:type="spellStart"/>
       <w:r>
         <w:rPr>
           <w:rFonts w:ascii="Arial" w:hAnsi="Arial" w:cs="Arial"/>
@@ -1193,7 +1125,6 @@
         </w:rPr>
         <w:t>QoS</w:t>
       </w:r>
-      <w:proofErr w:type="spellEnd"/>
       <w:r>
         <w:rPr>
           <w:rFonts w:ascii="Arial" w:hAnsi="Arial" w:cs="Arial"/>
@@ -1305,7 +1236,6 @@
         </w:rPr>
         <w:t xml:space="preserve">figuraciones básicas de </w:t>
       </w:r>
-      <w:proofErr w:type="spellStart"/>
       <w:r>
         <w:rPr>
           <w:rFonts w:ascii="Arial" w:hAnsi="Arial" w:cs="Arial"/>
@@ -1315,7 +1245,6 @@
         </w:rPr>
         <w:t>QoS</w:t>
       </w:r>
-      <w:proofErr w:type="spellEnd"/>
       <w:r>
         <w:rPr>
           <w:rFonts w:ascii="Arial" w:hAnsi="Arial" w:cs="Arial"/>
@@ -1355,7 +1284,6 @@
         </w:rPr>
         <w:t xml:space="preserve">Hay tres pasos principales para configurar </w:t>
       </w:r>
-      <w:proofErr w:type="spellStart"/>
       <w:r>
         <w:rPr>
           <w:rFonts w:cs="Arial"/>
@@ -1365,7 +1293,6 @@
         </w:rPr>
         <w:t>QoS</w:t>
       </w:r>
-      <w:proofErr w:type="spellEnd"/>
       <w:r>
         <w:rPr>
           <w:rFonts w:cs="Arial"/>
@@ -1648,45 +1575,14 @@
         </w:rPr>
         <w:t xml:space="preserve">Ir a la ventana de </w:t>
       </w:r>
-      <w:proofErr w:type="spellStart"/>
-      <w:r>
-        <w:rPr>
-          <w:rFonts w:ascii="Arial" w:hAnsi="Arial" w:cs="Arial"/>
-          <w:b/>
-          <w:bCs/>
-          <w:lang w:val="es-ES"/>
-        </w:rPr>
-        <w:t>Outbound</w:t>
-      </w:r>
-      <w:proofErr w:type="spellEnd"/>
-      <w:r>
-        <w:rPr>
-          <w:rFonts w:ascii="Arial" w:hAnsi="Arial" w:cs="Arial"/>
-          <w:b/>
-          <w:bCs/>
-          <w:lang w:val="es-ES"/>
-        </w:rPr>
-        <w:t xml:space="preserve"> PDU </w:t>
-      </w:r>
-      <w:proofErr w:type="spellStart"/>
-      <w:r>
-        <w:rPr>
-          <w:rFonts w:ascii="Arial" w:hAnsi="Arial" w:cs="Arial"/>
-          <w:b/>
-          <w:bCs/>
-          <w:lang w:val="es-ES"/>
-        </w:rPr>
-        <w:t>Details</w:t>
-      </w:r>
-      <w:proofErr w:type="spellEnd"/>
-      <w:r>
-        <w:rPr>
-          <w:rFonts w:ascii="Arial" w:hAnsi="Arial" w:cs="Arial"/>
-          <w:b/>
-          <w:bCs/>
-          <w:lang w:val="es-ES"/>
-        </w:rPr>
-        <w:t xml:space="preserve">, </w:t>
+      <w:r>
+        <w:rPr>
+          <w:rFonts w:ascii="Arial" w:hAnsi="Arial" w:cs="Arial"/>
+          <w:b/>
+          <w:bCs/>
+          <w:lang w:val="es-ES"/>
+        </w:rPr>
+        <w:t xml:space="preserve">Outbound PDU Details, </w:t>
       </w:r>
       <w:r>
         <w:rPr>
@@ -1709,47 +1605,7 @@
           <w:bCs/>
           <w:lang w:val="es-ES"/>
         </w:rPr>
-        <w:t xml:space="preserve"> DSCP (</w:t>
-      </w:r>
-      <w:proofErr w:type="spellStart"/>
-      <w:r>
-        <w:rPr>
-          <w:rFonts w:ascii="Arial" w:hAnsi="Arial" w:cs="Arial"/>
-          <w:b/>
-          <w:bCs/>
-          <w:lang w:val="es-ES"/>
-        </w:rPr>
-        <w:t>Differentiated</w:t>
-      </w:r>
-      <w:proofErr w:type="spellEnd"/>
-      <w:r>
-        <w:rPr>
-          <w:rFonts w:ascii="Arial" w:hAnsi="Arial" w:cs="Arial"/>
-          <w:b/>
-          <w:bCs/>
-          <w:lang w:val="es-ES"/>
-        </w:rPr>
-        <w:t xml:space="preserve"> Services </w:t>
-      </w:r>
-      <w:proofErr w:type="spellStart"/>
-      <w:r>
-        <w:rPr>
-          <w:rFonts w:ascii="Arial" w:hAnsi="Arial" w:cs="Arial"/>
-          <w:b/>
-          <w:bCs/>
-          <w:lang w:val="es-ES"/>
-        </w:rPr>
-        <w:t>Code</w:t>
-      </w:r>
-      <w:proofErr w:type="spellEnd"/>
-      <w:r>
-        <w:rPr>
-          <w:rFonts w:ascii="Arial" w:hAnsi="Arial" w:cs="Arial"/>
-          <w:b/>
-          <w:bCs/>
-          <w:lang w:val="es-ES"/>
-        </w:rPr>
-        <w:t xml:space="preserve"> Point) </w:t>
+        <w:t xml:space="preserve"> DSCP (Differentiated Services Code Point) </w:t>
       </w:r>
       <w:r>
         <w:rPr>
@@ -1809,23 +1665,7 @@
           <w:rFonts w:ascii="Arial" w:hAnsi="Arial" w:cs="Arial"/>
           <w:lang w:val="es-ES"/>
         </w:rPr>
-        <w:t xml:space="preserve"> servicio (</w:t>
-      </w:r>
-      <w:proofErr w:type="spellStart"/>
-      <w:r>
-        <w:rPr>
-          <w:rFonts w:ascii="Arial" w:hAnsi="Arial" w:cs="Arial"/>
-          <w:lang w:val="es-ES"/>
-        </w:rPr>
-        <w:t>QoS</w:t>
-      </w:r>
-      <w:proofErr w:type="spellEnd"/>
-      <w:r>
-        <w:rPr>
-          <w:rFonts w:ascii="Arial" w:hAnsi="Arial" w:cs="Arial"/>
-          <w:lang w:val="es-ES"/>
-        </w:rPr>
-        <w:t xml:space="preserve">) determina la </w:t>
+        <w:t xml:space="preserve"> servicio (QoS) determina la </w:t>
       </w:r>
       <w:r>
         <w:rPr>
@@ -3096,19 +2936,15 @@
           <w:bCs/>
           <w:sz w:val="22"/>
         </w:rPr>
-        <w:t xml:space="preserve"> </w:t>
-      </w:r>
-      <w:proofErr w:type="spellStart"/>
+        <w:t xml:space="preserve"> sh run | section class-map. </w:t>
+      </w:r>
       <w:r>
         <w:rPr>
           <w:rFonts w:cs="Arial"/>
-          <w:b/>
-          <w:bCs/>
-          <w:sz w:val="22"/>
-        </w:rPr>
-        <w:t>sh</w:t>
-      </w:r>
-      <w:proofErr w:type="spellEnd"/>
+          <w:sz w:val="22"/>
+        </w:rPr>
+        <w:t xml:space="preserve">Se encuentran los tres mapas de clase que se configuraron. En todos los mapas de clase, se aplicó el modo default </w:t>
+      </w:r>
       <w:r>
         <w:rPr>
           <w:rFonts w:cs="Arial"/>
@@ -3116,9 +2952,8 @@
           <w:bCs/>
           <w:sz w:val="22"/>
         </w:rPr>
-        <w:t xml:space="preserve"> run | section </w:t>
-      </w:r>
-      <w:proofErr w:type="spellStart"/>
+        <w:t>mat</w:t>
+      </w:r>
       <w:r>
         <w:rPr>
           <w:rFonts w:cs="Arial"/>
@@ -3126,9 +2961,8 @@
           <w:bCs/>
           <w:sz w:val="22"/>
         </w:rPr>
-        <w:t>class-map</w:t>
-      </w:r>
-      <w:proofErr w:type="spellEnd"/>
+        <w:t>c</w:t>
+      </w:r>
       <w:r>
         <w:rPr>
           <w:rFonts w:cs="Arial"/>
@@ -3136,61 +2970,7 @@
           <w:bCs/>
           <w:sz w:val="22"/>
         </w:rPr>
-        <w:t xml:space="preserve">. </w:t>
-      </w:r>
-      <w:r>
-        <w:rPr>
-          <w:rFonts w:cs="Arial"/>
-          <w:sz w:val="22"/>
-        </w:rPr>
-        <w:t xml:space="preserve">Se encuentran los tres mapas de clase que se configuraron. En todos los mapas de clase, se aplicó el modo default </w:t>
-      </w:r>
-      <w:r>
-        <w:rPr>
-          <w:rFonts w:cs="Arial"/>
-          <w:b/>
-          <w:bCs/>
-          <w:sz w:val="22"/>
-        </w:rPr>
-        <w:t>mat</w:t>
-      </w:r>
-      <w:r>
-        <w:rPr>
-          <w:rFonts w:cs="Arial"/>
-          <w:b/>
-          <w:bCs/>
-          <w:sz w:val="22"/>
-        </w:rPr>
-        <w:t>c</w:t>
-      </w:r>
-      <w:r>
-        <w:rPr>
-          <w:rFonts w:cs="Arial"/>
-          <w:b/>
-          <w:bCs/>
-          <w:sz w:val="22"/>
-        </w:rPr>
-        <w:t>h-</w:t>
-      </w:r>
-      <w:proofErr w:type="spellStart"/>
-      <w:r>
-        <w:rPr>
-          <w:rFonts w:cs="Arial"/>
-          <w:b/>
-          <w:bCs/>
-          <w:sz w:val="22"/>
-        </w:rPr>
-        <w:t>all</w:t>
-      </w:r>
-      <w:proofErr w:type="spellEnd"/>
-      <w:r>
-        <w:rPr>
-          <w:rFonts w:cs="Arial"/>
-          <w:b/>
-          <w:bCs/>
-          <w:sz w:val="22"/>
-        </w:rPr>
-        <w:t xml:space="preserve">. </w:t>
+        <w:t xml:space="preserve">h-all. </w:t>
       </w:r>
       <w:r>
         <w:rPr>
@@ -3228,7 +3008,6 @@
         </w:rPr>
         <w:t xml:space="preserve">Ejecuta el comando </w:t>
       </w:r>
-      <w:proofErr w:type="spellStart"/>
       <w:r>
         <w:rPr>
           <w:rFonts w:cs="Arial"/>
@@ -3236,17 +3015,7 @@
           <w:bCs/>
           <w:sz w:val="22"/>
         </w:rPr>
-        <w:t>class-map</w:t>
-      </w:r>
-      <w:proofErr w:type="spellEnd"/>
-      <w:r>
-        <w:rPr>
-          <w:rFonts w:cs="Arial"/>
-          <w:b/>
-          <w:bCs/>
-          <w:sz w:val="22"/>
-        </w:rPr>
-        <w:t xml:space="preserve"> ?</w:t>
+        <w:t>class-map ?</w:t>
       </w:r>
       <w:r>
         <w:rPr>
@@ -3402,7 +3171,6 @@
         </w:rPr>
         <w:t xml:space="preserve">El comando es </w:t>
       </w:r>
-      <w:proofErr w:type="spellStart"/>
       <w:r>
         <w:rPr>
           <w:b/>
@@ -3411,7 +3179,6 @@
         </w:rPr>
         <w:t>policy-map</w:t>
       </w:r>
-      <w:proofErr w:type="spellEnd"/>
       <w:r>
         <w:rPr>
           <w:sz w:val="22"/>
@@ -3557,7 +3324,6 @@
         </w:rPr>
         <w:t xml:space="preserve">Luego use </w:t>
       </w:r>
-      <w:proofErr w:type="spellStart"/>
       <w:r>
         <w:rPr>
           <w:b/>
@@ -3566,7 +3332,6 @@
         </w:rPr>
         <w:t>class</w:t>
       </w:r>
-      <w:proofErr w:type="spellEnd"/>
       <w:r>
         <w:rPr>
           <w:sz w:val="22"/>
@@ -3585,7 +3350,6 @@
         </w:rPr>
         <w:t xml:space="preserve">Use </w:t>
       </w:r>
-      <w:proofErr w:type="spellStart"/>
       <w:r>
         <w:rPr>
           <w:b/>
@@ -3594,7 +3358,6 @@
         </w:rPr>
         <w:t>class</w:t>
       </w:r>
-      <w:proofErr w:type="spellEnd"/>
       <w:r>
         <w:rPr>
           <w:sz w:val="22"/>
@@ -3852,7 +3615,6 @@
         </w:rPr>
         <w:t xml:space="preserve">Use </w:t>
       </w:r>
-      <w:proofErr w:type="spellStart"/>
       <w:r>
         <w:rPr>
           <w:b/>
@@ -3861,7 +3623,6 @@
         </w:rPr>
         <w:t>class</w:t>
       </w:r>
-      <w:proofErr w:type="spellEnd"/>
       <w:r>
         <w:rPr>
           <w:sz w:val="22"/>
@@ -4098,7 +3859,6 @@
         </w:rPr>
         <w:t xml:space="preserve">Use </w:t>
       </w:r>
-      <w:proofErr w:type="spellStart"/>
       <w:r>
         <w:rPr>
           <w:b/>
@@ -4107,7 +3867,6 @@
         </w:rPr>
         <w:t>class</w:t>
       </w:r>
-      <w:proofErr w:type="spellEnd"/>
       <w:r>
         <w:rPr>
           <w:sz w:val="22"/>
@@ -4333,27 +4092,8 @@
           <w:b/>
           <w:bCs/>
         </w:rPr>
-        <w:t xml:space="preserve"> </w:t>
-      </w:r>
-      <w:proofErr w:type="spellStart"/>
-      <w:r>
-        <w:rPr>
-          <w:rFonts w:ascii="Arial" w:hAnsi="Arial" w:cs="Arial"/>
-          <w:b/>
-          <w:bCs/>
-        </w:rPr>
-        <w:t>sh</w:t>
-      </w:r>
-      <w:proofErr w:type="spellEnd"/>
-      <w:r>
-        <w:rPr>
-          <w:rFonts w:ascii="Arial" w:hAnsi="Arial" w:cs="Arial"/>
-          <w:b/>
-          <w:bCs/>
-        </w:rPr>
-        <w:t xml:space="preserve"> run | section </w:t>
-      </w:r>
-      <w:proofErr w:type="spellStart"/>
+        <w:t xml:space="preserve"> sh run | section </w:t>
+      </w:r>
       <w:r>
         <w:rPr>
           <w:rFonts w:ascii="Arial" w:hAnsi="Arial" w:cs="Arial"/>
@@ -4362,7 +4102,6 @@
         </w:rPr>
         <w:t>policy-map</w:t>
       </w:r>
-      <w:proofErr w:type="spellEnd"/>
       <w:r>
         <w:rPr>
           <w:rFonts w:ascii="Arial" w:hAnsi="Arial" w:cs="Arial"/>
@@ -4608,21 +4347,7 @@
         <w:rPr>
           <w:rFonts w:ascii="Arial" w:hAnsi="Arial" w:cs="Arial"/>
         </w:rPr>
-        <w:t xml:space="preserve">El resto del tráfico, que no coincida con ninguno de estas políticas, no se marcará y se reenviará sin ningún tratamiento especial de </w:t>
-      </w:r>
-      <w:proofErr w:type="spellStart"/>
-      <w:r>
-        <w:rPr>
-          <w:rFonts w:ascii="Arial" w:hAnsi="Arial" w:cs="Arial"/>
-        </w:rPr>
-        <w:t>QoS</w:t>
-      </w:r>
-      <w:proofErr w:type="spellEnd"/>
-      <w:r>
-        <w:rPr>
-          <w:rFonts w:ascii="Arial" w:hAnsi="Arial" w:cs="Arial"/>
-        </w:rPr>
-        <w:t>.</w:t>
+        <w:t>El resto del tráfico, que no coincida con ninguno de estas políticas, no se marcará y se reenviará sin ningún tratamiento especial de QoS.</w:t>
       </w:r>
     </w:p>
     <w:p>
@@ -4790,23 +4515,7 @@
           <w:rFonts w:cs="Arial"/>
           <w:sz w:val="22"/>
         </w:rPr>
-        <w:t xml:space="preserve">Nuestra configuración </w:t>
-      </w:r>
-      <w:proofErr w:type="spellStart"/>
-      <w:r>
-        <w:rPr>
-          <w:rFonts w:cs="Arial"/>
-          <w:sz w:val="22"/>
-        </w:rPr>
-        <w:t>QoS</w:t>
-      </w:r>
-      <w:proofErr w:type="spellEnd"/>
-      <w:r>
-        <w:rPr>
-          <w:rFonts w:cs="Arial"/>
-          <w:sz w:val="22"/>
-        </w:rPr>
-        <w:t xml:space="preserve"> está completa.</w:t>
+        <w:t>Nuestra configuración QoS está completa.</w:t>
       </w:r>
     </w:p>
     <w:p>
@@ -4893,25 +4602,7 @@
           <w:b/>
           <w:bCs/>
         </w:rPr>
-        <w:t xml:space="preserve"> </w:t>
-      </w:r>
-      <w:proofErr w:type="spellStart"/>
-      <w:r>
-        <w:rPr>
-          <w:rFonts w:ascii="Arial" w:hAnsi="Arial" w:cs="Arial"/>
-          <w:b/>
-          <w:bCs/>
-        </w:rPr>
-        <w:t>sh</w:t>
-      </w:r>
-      <w:proofErr w:type="spellEnd"/>
-      <w:r>
-        <w:rPr>
-          <w:rFonts w:ascii="Arial" w:hAnsi="Arial" w:cs="Arial"/>
-          <w:b/>
-          <w:bCs/>
-        </w:rPr>
-        <w:t xml:space="preserve"> run</w:t>
+        <w:t xml:space="preserve"> sh run</w:t>
       </w:r>
       <w:r>
         <w:rPr>
@@ -5321,7 +5012,6 @@
         </w:rPr>
         <w:t xml:space="preserve">n la pestaña de </w:t>
       </w:r>
-      <w:proofErr w:type="spellStart"/>
       <w:r>
         <w:rPr>
           <w:b/>
@@ -5344,18 +5034,8 @@
           <w:bCs/>
           <w:sz w:val="22"/>
         </w:rPr>
-        <w:t>ound</w:t>
-      </w:r>
-      <w:proofErr w:type="spellEnd"/>
-      <w:r>
-        <w:rPr>
-          <w:b/>
-          <w:bCs/>
-          <w:sz w:val="22"/>
-        </w:rPr>
-        <w:t xml:space="preserve"> PDU </w:t>
-      </w:r>
-      <w:proofErr w:type="spellStart"/>
+        <w:t xml:space="preserve">ound PDU </w:t>
+      </w:r>
       <w:r>
         <w:rPr>
           <w:b/>
@@ -5372,7 +5052,6 @@
         </w:rPr>
         <w:t>etails</w:t>
       </w:r>
-      <w:proofErr w:type="spellEnd"/>
       <w:r>
         <w:rPr>
           <w:sz w:val="22"/>
@@ -5582,7 +5261,6 @@
         </w:rPr>
         <w:t xml:space="preserve">En la pestaña de </w:t>
       </w:r>
-      <w:proofErr w:type="spellStart"/>
       <w:r>
         <w:rPr>
           <w:b/>
@@ -5597,18 +5275,8 @@
           <w:bCs/>
           <w:sz w:val="22"/>
         </w:rPr>
-        <w:t>utbound</w:t>
-      </w:r>
-      <w:proofErr w:type="spellEnd"/>
-      <w:r>
-        <w:rPr>
-          <w:b/>
-          <w:bCs/>
-          <w:sz w:val="22"/>
-        </w:rPr>
-        <w:t xml:space="preserve"> PDU </w:t>
-      </w:r>
-      <w:proofErr w:type="spellStart"/>
+        <w:t xml:space="preserve">utbound PDU </w:t>
+      </w:r>
       <w:r>
         <w:rPr>
           <w:b/>
@@ -5625,7 +5293,6 @@
         </w:rPr>
         <w:t>etails</w:t>
       </w:r>
-      <w:proofErr w:type="spellEnd"/>
       <w:r>
         <w:rPr>
           <w:sz w:val="22"/>
@@ -5840,7 +5507,6 @@
         </w:rPr>
         <w:t xml:space="preserve">En la pestaña de </w:t>
       </w:r>
-      <w:proofErr w:type="spellStart"/>
       <w:r>
         <w:rPr>
           <w:b/>
@@ -5855,18 +5521,8 @@
           <w:bCs/>
           <w:sz w:val="22"/>
         </w:rPr>
-        <w:t>utbound</w:t>
-      </w:r>
-      <w:proofErr w:type="spellEnd"/>
-      <w:r>
-        <w:rPr>
-          <w:b/>
-          <w:bCs/>
-          <w:sz w:val="22"/>
-        </w:rPr>
-        <w:t xml:space="preserve"> PDU </w:t>
-      </w:r>
-      <w:proofErr w:type="spellStart"/>
+        <w:t xml:space="preserve">utbound PDU </w:t>
+      </w:r>
       <w:r>
         <w:rPr>
           <w:b/>
@@ -5883,7 +5539,6 @@
         </w:rPr>
         <w:t>etails</w:t>
       </w:r>
-      <w:proofErr w:type="spellEnd"/>
       <w:r>
         <w:rPr>
           <w:sz w:val="22"/>
@@ -6120,34 +5775,14 @@
         </w:rPr>
         <w:t xml:space="preserve"> identifican el tráfico (</w:t>
       </w:r>
-      <w:proofErr w:type="spellStart"/>
-      <w:r>
-        <w:rPr>
-          <w:rFonts w:ascii="Arial" w:hAnsi="Arial" w:cs="Arial"/>
-          <w:b/>
-          <w:bCs/>
-        </w:rPr>
-        <w:t>class</w:t>
-      </w:r>
-      <w:proofErr w:type="spellEnd"/>
-      <w:r>
-        <w:rPr>
-          <w:rFonts w:ascii="Arial" w:hAnsi="Arial" w:cs="Arial"/>
-          <w:b/>
-          <w:bCs/>
-        </w:rPr>
-        <w:t xml:space="preserve"> </w:t>
-      </w:r>
-      <w:proofErr w:type="spellStart"/>
-      <w:r>
-        <w:rPr>
-          <w:rFonts w:ascii="Arial" w:hAnsi="Arial" w:cs="Arial"/>
-          <w:b/>
-          <w:bCs/>
-        </w:rPr>
-        <w:t>maps</w:t>
-      </w:r>
-      <w:proofErr w:type="spellEnd"/>
+      <w:r>
+        <w:rPr>
+          <w:rFonts w:ascii="Arial" w:hAnsi="Arial" w:cs="Arial"/>
+          <w:b/>
+          <w:bCs/>
+        </w:rPr>
+        <w:t>class maps</w:t>
+      </w:r>
       <w:r>
         <w:rPr>
           <w:rFonts w:ascii="Arial" w:hAnsi="Arial" w:cs="Arial"/>
@@ -6205,34 +5840,14 @@
         </w:rPr>
         <w:t xml:space="preserve"> (</w:t>
       </w:r>
-      <w:proofErr w:type="spellStart"/>
-      <w:r>
-        <w:rPr>
-          <w:rFonts w:ascii="Arial" w:hAnsi="Arial" w:cs="Arial"/>
-          <w:b/>
-          <w:bCs/>
-        </w:rPr>
-        <w:t>policy</w:t>
-      </w:r>
-      <w:proofErr w:type="spellEnd"/>
-      <w:r>
-        <w:rPr>
-          <w:rFonts w:ascii="Arial" w:hAnsi="Arial" w:cs="Arial"/>
-          <w:b/>
-          <w:bCs/>
-        </w:rPr>
-        <w:t xml:space="preserve"> </w:t>
-      </w:r>
-      <w:proofErr w:type="spellStart"/>
-      <w:r>
-        <w:rPr>
-          <w:rFonts w:ascii="Arial" w:hAnsi="Arial" w:cs="Arial"/>
-          <w:b/>
-          <w:bCs/>
-        </w:rPr>
-        <w:t>maps</w:t>
-      </w:r>
-      <w:proofErr w:type="spellEnd"/>
+      <w:r>
+        <w:rPr>
+          <w:rFonts w:ascii="Arial" w:hAnsi="Arial" w:cs="Arial"/>
+          <w:b/>
+          <w:bCs/>
+        </w:rPr>
+        <w:t>policy maps</w:t>
+      </w:r>
       <w:r>
         <w:rPr>
           <w:rFonts w:ascii="Arial" w:hAnsi="Arial" w:cs="Arial"/>
@@ -6398,7 +6013,7 @@
 </file>
 
 <file path=word/numbering.xml><?xml version="1.0" encoding="utf-8"?>
-<w:numbering xmlns:wpc="http://schemas.microsoft.com/office/word/2010/wordprocessingCanvas" xmlns:cx="http://schemas.microsoft.com/office/drawing/2014/chartex" xmlns:cx1="http://schemas.microsoft.com/office/drawing/2015/9/8/chartex" xmlns:cx2="http://schemas.microsoft.com/office/drawing/2015/10/21/chartex" xmlns:cx3="http://schemas.microsoft.com/office/drawing/2016/5/9/chartex" xmlns:cx4="http://schemas.microsoft.com/office/drawing/2016/5/10/chartex" xmlns:cx5="http://schemas.microsoft.com/office/drawing/2016/5/11/chartex" xmlns:cx6="http://schemas.microsoft.com/office/drawing/2016/5/12/chartex" xmlns:cx7="http://schemas.microsoft.com/office/drawing/2016/5/13/chartex" xmlns:cx8="http://schemas.microsoft.com/office/drawing/2016/5/14/chartex" xmlns:mc="http://schemas.openxmlformats.org/markup-compatibility/2006" xmlns:aink="http://schemas.microsoft.com/office/drawing/2016/ink" xmlns:am3d="http://schemas.microsoft.com/office/drawing/2017/model3d" xmlns:o="urn:schemas-microsoft-com:office:office" xmlns:oel="http://schemas.microsoft.com/office/2019/extlst" xmlns:r="http://schemas.openxmlformats.org/officeDocument/2006/relationships" xmlns:m="http://schemas.openxmlformats.org/officeDocument/2006/math" xmlns:v="urn:schemas-microsoft-com:vml" xmlns:wp14="http://schemas.microsoft.com/office/word/2010/wordprocessingDrawing" xmlns:wp="http://schemas.openxmlformats.org/drawingml/2006/wordprocessingDrawing" xmlns:w10="urn:schemas-microsoft-com:office:word" xmlns:w="http://schemas.openxmlformats.org/wordprocessingml/2006/main" xmlns:w14="http://schemas.microsoft.com/office/word/2010/wordml" xmlns:w15="http://schemas.microsoft.com/office/word/2012/wordml" xmlns:w16cex="http://schemas.microsoft.com/office/word/2018/wordml/cex" xmlns:w16cid="http://schemas.microsoft.com/office/word/2016/wordml/cid" xmlns:w16="http://schemas.microsoft.com/office/word/2018/wordml" xmlns:w16sdtdh="http://schemas.microsoft.com/office/word/2020/wordml/sdtdatahash" xmlns:w16se="http://schemas.microsoft.com/office/word/2015/wordml/symex" xmlns:wpg="http://schemas.microsoft.com/office/word/2010/wordprocessingGroup" xmlns:wpi="http://schemas.microsoft.com/office/word/2010/wordprocessingInk" xmlns:wne="http://schemas.microsoft.com/office/word/2006/wordml" xmlns:wps="http://schemas.microsoft.com/office/word/2010/wordprocessingShape" mc:Ignorable="w14 w15 w16se w16cid w16 w16cex w16sdtdh wp14">
+<w:numbering xmlns:wpc="http://schemas.microsoft.com/office/word/2010/wordprocessingCanvas" xmlns:cx="http://schemas.microsoft.com/office/drawing/2014/chartex" xmlns:cx1="http://schemas.microsoft.com/office/drawing/2015/9/8/chartex" xmlns:cx2="http://schemas.microsoft.com/office/drawing/2015/10/21/chartex" xmlns:cx3="http://schemas.microsoft.com/office/drawing/2016/5/9/chartex" xmlns:cx4="http://schemas.microsoft.com/office/drawing/2016/5/10/chartex" xmlns:cx5="http://schemas.microsoft.com/office/drawing/2016/5/11/chartex" xmlns:cx6="http://schemas.microsoft.com/office/drawing/2016/5/12/chartex" xmlns:cx7="http://schemas.microsoft.com/office/drawing/2016/5/13/chartex" xmlns:cx8="http://schemas.microsoft.com/office/drawing/2016/5/14/chartex" xmlns:mc="http://schemas.openxmlformats.org/markup-compatibility/2006" xmlns:aink="http://schemas.microsoft.com/office/drawing/2016/ink" xmlns:am3d="http://schemas.microsoft.com/office/drawing/2017/model3d" xmlns:o="urn:schemas-microsoft-com:office:office" xmlns:oel="http://schemas.microsoft.com/office/2019/extlst" xmlns:r="http://schemas.openxmlformats.org/officeDocument/2006/relationships" xmlns:m="http://schemas.openxmlformats.org/officeDocument/2006/math" xmlns:v="urn:schemas-microsoft-com:vml" xmlns:wp14="http://schemas.microsoft.com/office/word/2010/wordprocessingDrawing" xmlns:wp="http://schemas.openxmlformats.org/drawingml/2006/wordprocessingDrawing" xmlns:w10="urn:schemas-microsoft-com:office:word" xmlns:w="http://schemas.openxmlformats.org/wordprocessingml/2006/main" xmlns:w14="http://schemas.microsoft.com/office/word/2010/wordml" xmlns:w15="http://schemas.microsoft.com/office/word/2012/wordml" xmlns:w16cex="http://schemas.microsoft.com/office/word/2018/wordml/cex" xmlns:w16cid="http://schemas.microsoft.com/office/word/2016/wordml/cid" xmlns:w16="http://schemas.microsoft.com/office/word/2018/wordml" xmlns:w16du="http://schemas.microsoft.com/office/word/2023/wordml/word16du" xmlns:w16sdtdh="http://schemas.microsoft.com/office/word/2020/wordml/sdtdatahash" xmlns:w16sdtfl="http://schemas.microsoft.com/office/word/2024/wordml/sdtformatlock" xmlns:w16se="http://schemas.microsoft.com/office/word/2015/wordml/symex" xmlns:wpg="http://schemas.microsoft.com/office/word/2010/wordprocessingGroup" xmlns:wpi="http://schemas.microsoft.com/office/word/2010/wordprocessingInk" xmlns:wne="http://schemas.microsoft.com/office/word/2006/wordml" xmlns:wps="http://schemas.microsoft.com/office/word/2010/wordprocessingShape" mc:Ignorable="w14 w15 w16se w16cid w16 w16cex w16sdtdh w16sdtfl w16du wp14">
   <w:abstractNum w:abstractNumId="0" w15:restartNumberingAfterBreak="0">
     <w:nsid w:val="0A8F3DBC"/>
     <w:multiLevelType w:val="hybridMultilevel"/>
@@ -8413,7 +8028,7 @@
 </file>
 
 <file path=word/styles.xml><?xml version="1.0" encoding="utf-8"?>
-<w:styles xmlns:mc="http://schemas.openxmlformats.org/markup-compatibility/2006" xmlns:r="http://schemas.openxmlformats.org/officeDocument/2006/relationships" xmlns:w="http://schemas.openxmlformats.org/wordprocessingml/2006/main" xmlns:w14="http://schemas.microsoft.com/office/word/2010/wordml" xmlns:w15="http://schemas.microsoft.com/office/word/2012/wordml" xmlns:w16cex="http://schemas.microsoft.com/office/word/2018/wordml/cex" xmlns:w16cid="http://schemas.microsoft.com/office/word/2016/wordml/cid" xmlns:w16="http://schemas.microsoft.com/office/word/2018/wordml" xmlns:w16sdtdh="http://schemas.microsoft.com/office/word/2020/wordml/sdtdatahash" xmlns:w16se="http://schemas.microsoft.com/office/word/2015/wordml/symex" mc:Ignorable="w14 w15 w16se w16cid w16 w16cex w16sdtdh">
+<w:styles xmlns:mc="http://schemas.openxmlformats.org/markup-compatibility/2006" xmlns:r="http://schemas.openxmlformats.org/officeDocument/2006/relationships" xmlns:w="http://schemas.openxmlformats.org/wordprocessingml/2006/main" xmlns:w14="http://schemas.microsoft.com/office/word/2010/wordml" xmlns:w15="http://schemas.microsoft.com/office/word/2012/wordml" xmlns:w16cex="http://schemas.microsoft.com/office/word/2018/wordml/cex" xmlns:w16cid="http://schemas.microsoft.com/office/word/2016/wordml/cid" xmlns:w16="http://schemas.microsoft.com/office/word/2018/wordml" xmlns:w16du="http://schemas.microsoft.com/office/word/2023/wordml/word16du" xmlns:w16sdtdh="http://schemas.microsoft.com/office/word/2020/wordml/sdtdatahash" xmlns:w16sdtfl="http://schemas.microsoft.com/office/word/2024/wordml/sdtformatlock" xmlns:w16se="http://schemas.microsoft.com/office/word/2015/wordml/symex" mc:Ignorable="w14 w15 w16se w16cid w16 w16cex w16sdtdh w16sdtfl w16du">
   <w:docDefaults>
     <w:rPrDefault>
       <w:rPr>

--- a/Calendario2025/Ejercicios/E15_QoS/15_QoS.docx
+++ b/Calendario2025/Ejercicios/E15_QoS/15_QoS.docx
@@ -52,7 +52,29 @@
           <w:sz w:val="32"/>
           <w:szCs w:val="32"/>
         </w:rPr>
-        <w:t>(QoS)</w:t>
+        <w:t>(</w:t>
+      </w:r>
+      <w:proofErr w:type="spellStart"/>
+      <w:r>
+        <w:rPr>
+          <w:rFonts w:ascii="Arial" w:hAnsi="Arial" w:cs="Arial"/>
+          <w:b/>
+          <w:bCs/>
+          <w:sz w:val="32"/>
+          <w:szCs w:val="32"/>
+        </w:rPr>
+        <w:t>QoS</w:t>
+      </w:r>
+      <w:proofErr w:type="spellEnd"/>
+      <w:r>
+        <w:rPr>
+          <w:rFonts w:ascii="Arial" w:hAnsi="Arial" w:cs="Arial"/>
+          <w:b/>
+          <w:bCs/>
+          <w:sz w:val="32"/>
+          <w:szCs w:val="32"/>
+        </w:rPr>
+        <w:t>)</w:t>
       </w:r>
     </w:p>
     <w:p>
@@ -104,6 +126,7 @@
           <w:rFonts w:ascii="Arial" w:hAnsi="Arial" w:cs="Arial"/>
           <w:b/>
           <w:bCs/>
+          <w:noProof/>
           <w:sz w:val="20"/>
           <w:szCs w:val="20"/>
         </w:rPr>
@@ -226,6 +249,7 @@
         </w:rPr>
         <w:t xml:space="preserve">, realizaremos algunas configuraciones básicas de </w:t>
       </w:r>
+      <w:proofErr w:type="spellStart"/>
       <w:r>
         <w:rPr>
           <w:rFonts w:ascii="Arial" w:hAnsi="Arial" w:cs="Arial"/>
@@ -236,6 +260,7 @@
         </w:rPr>
         <w:t>QoS</w:t>
       </w:r>
+      <w:proofErr w:type="spellEnd"/>
       <w:r>
         <w:rPr>
           <w:rFonts w:ascii="Arial" w:hAnsi="Arial" w:cs="Arial"/>
@@ -298,6 +323,7 @@
         </w:rPr>
         <w:t xml:space="preserve">dos </w:t>
       </w:r>
+      <w:proofErr w:type="spellStart"/>
       <w:r>
         <w:rPr>
           <w:rFonts w:ascii="Arial" w:hAnsi="Arial" w:cs="Arial"/>
@@ -310,13 +336,21 @@
           <w:rFonts w:ascii="Arial" w:hAnsi="Arial" w:cs="Arial"/>
           <w:color w:val="000000" w:themeColor="text1"/>
         </w:rPr>
-        <w:t>s conectadas</w:t>
-      </w:r>
+        <w:t>s</w:t>
+      </w:r>
+      <w:proofErr w:type="spellEnd"/>
       <w:r>
         <w:rPr>
           <w:rFonts w:ascii="Arial" w:hAnsi="Arial" w:cs="Arial"/>
           <w:color w:val="000000" w:themeColor="text1"/>
         </w:rPr>
+        <w:t xml:space="preserve"> conectadas</w:t>
+      </w:r>
+      <w:r>
+        <w:rPr>
+          <w:rFonts w:ascii="Arial" w:hAnsi="Arial" w:cs="Arial"/>
+          <w:color w:val="000000" w:themeColor="text1"/>
+        </w:rPr>
         <w:t xml:space="preserve"> en </w:t>
       </w:r>
       <w:r>
@@ -363,6 +397,7 @@
         </w:rPr>
         <w:t xml:space="preserve">chas </w:t>
       </w:r>
+      <w:proofErr w:type="spellStart"/>
       <w:r>
         <w:rPr>
           <w:rFonts w:ascii="Arial" w:hAnsi="Arial" w:cs="Arial"/>
@@ -370,6 +405,7 @@
         </w:rPr>
         <w:t>PCs</w:t>
       </w:r>
+      <w:proofErr w:type="spellEnd"/>
       <w:r>
         <w:rPr>
           <w:rFonts w:ascii="Arial" w:hAnsi="Arial" w:cs="Arial"/>
@@ -419,8 +455,18 @@
           <w:b/>
           <w:bCs/>
         </w:rPr>
-        <w:t>Configuración de las reglas de QoS</w:t>
-      </w:r>
+        <w:t xml:space="preserve">Configuración de las reglas de </w:t>
+      </w:r>
+      <w:proofErr w:type="spellStart"/>
+      <w:r>
+        <w:rPr>
+          <w:rFonts w:ascii="Arial" w:hAnsi="Arial" w:cs="Arial"/>
+          <w:b/>
+          <w:bCs/>
+        </w:rPr>
+        <w:t>QoS</w:t>
+      </w:r>
+      <w:proofErr w:type="spellEnd"/>
     </w:p>
     <w:p>
       <w:pPr>
@@ -447,6 +493,7 @@
         </w:rPr>
         <w:t xml:space="preserve">onfiguraremos </w:t>
       </w:r>
+      <w:proofErr w:type="spellStart"/>
       <w:r>
         <w:rPr>
           <w:rFonts w:ascii="Arial" w:hAnsi="Arial" w:cs="Arial"/>
@@ -455,6 +502,7 @@
         </w:rPr>
         <w:t>QoS</w:t>
       </w:r>
+      <w:proofErr w:type="spellEnd"/>
       <w:r>
         <w:rPr>
           <w:rFonts w:ascii="Arial" w:hAnsi="Arial" w:cs="Arial"/>
@@ -766,6 +814,7 @@
         </w:rPr>
         <w:t xml:space="preserve">diseño real de </w:t>
       </w:r>
+      <w:proofErr w:type="spellStart"/>
       <w:r>
         <w:rPr>
           <w:rFonts w:ascii="Arial" w:hAnsi="Arial" w:cs="Arial"/>
@@ -775,6 +824,7 @@
         </w:rPr>
         <w:t>QoS</w:t>
       </w:r>
+      <w:proofErr w:type="spellEnd"/>
       <w:r>
         <w:rPr>
           <w:rFonts w:ascii="Arial" w:hAnsi="Arial" w:cs="Arial"/>
@@ -839,6 +889,7 @@
         </w:rPr>
         <w:t xml:space="preserve">usan solamente para mostrar la configuración básica de los comandos utilizados en </w:t>
       </w:r>
+      <w:proofErr w:type="spellStart"/>
       <w:r>
         <w:rPr>
           <w:rFonts w:ascii="Arial" w:hAnsi="Arial" w:cs="Arial"/>
@@ -848,6 +899,7 @@
         </w:rPr>
         <w:t>QoS</w:t>
       </w:r>
+      <w:proofErr w:type="spellEnd"/>
       <w:r>
         <w:rPr>
           <w:rFonts w:ascii="Arial" w:hAnsi="Arial" w:cs="Arial"/>
@@ -926,6 +978,7 @@
         </w:rPr>
         <w:t xml:space="preserve">Después de configurar las reglas de </w:t>
       </w:r>
+      <w:proofErr w:type="spellStart"/>
       <w:r>
         <w:rPr>
           <w:rFonts w:ascii="Arial" w:hAnsi="Arial" w:cs="Arial"/>
@@ -935,6 +988,7 @@
         </w:rPr>
         <w:t>QoS</w:t>
       </w:r>
+      <w:proofErr w:type="spellEnd"/>
       <w:r>
         <w:rPr>
           <w:rFonts w:ascii="Arial" w:hAnsi="Arial" w:cs="Arial"/>
@@ -1116,6 +1170,7 @@
         </w:rPr>
         <w:t xml:space="preserve">los paquetes por igual. No se puede simplemente configurar un ruteador para priorizar el tráfico y luego esperar a que el resto de la red también lo priorice. Se debe configurar </w:t>
       </w:r>
+      <w:proofErr w:type="spellStart"/>
       <w:r>
         <w:rPr>
           <w:rFonts w:ascii="Arial" w:hAnsi="Arial" w:cs="Arial"/>
@@ -1125,6 +1180,7 @@
         </w:rPr>
         <w:t>QoS</w:t>
       </w:r>
+      <w:proofErr w:type="spellEnd"/>
       <w:r>
         <w:rPr>
           <w:rFonts w:ascii="Arial" w:hAnsi="Arial" w:cs="Arial"/>
@@ -1172,79 +1228,61 @@
           <w:lang w:val="es-ES"/>
         </w:rPr>
       </w:pPr>
-    </w:p>
-    <w:p>
-      <w:pPr>
-        <w:spacing w:after="0" w:line="300" w:lineRule="exact"/>
-        <w:jc w:val="both"/>
+      <w:r>
         <w:rPr>
           <w:rFonts w:ascii="Arial" w:hAnsi="Arial" w:cs="Arial"/>
           <w:lang w:val="es-ES"/>
         </w:rPr>
-      </w:pPr>
-    </w:p>
-    <w:p>
-      <w:pPr>
-        <w:spacing w:after="0" w:line="300" w:lineRule="exact"/>
-        <w:jc w:val="both"/>
+        <w:t xml:space="preserve">En este ejercicio, </w:t>
+      </w:r>
+      <w:r>
         <w:rPr>
           <w:rFonts w:ascii="Arial" w:hAnsi="Arial" w:cs="Arial"/>
           <w:lang w:val="es-ES"/>
         </w:rPr>
-      </w:pPr>
+        <w:t>vamos a configurar</w:t>
+      </w:r>
       <w:r>
         <w:rPr>
           <w:rFonts w:ascii="Arial" w:hAnsi="Arial" w:cs="Arial"/>
           <w:lang w:val="es-ES"/>
         </w:rPr>
-        <w:t xml:space="preserve">En este ejercicio, </w:t>
-      </w:r>
-      <w:r>
-        <w:rPr>
-          <w:rFonts w:ascii="Arial" w:hAnsi="Arial" w:cs="Arial"/>
+        <w:t xml:space="preserve"> </w:t>
+      </w:r>
+      <w:r>
+        <w:rPr>
+          <w:rFonts w:ascii="Arial" w:hAnsi="Arial" w:cs="Arial"/>
+          <w:b/>
+          <w:bCs/>
           <w:lang w:val="es-ES"/>
         </w:rPr>
-        <w:t>vamos a configurar</w:t>
+        <w:t>R1</w:t>
       </w:r>
       <w:r>
         <w:rPr>
           <w:rFonts w:ascii="Arial" w:hAnsi="Arial" w:cs="Arial"/>
           <w:lang w:val="es-ES"/>
         </w:rPr>
-        <w:t xml:space="preserve"> </w:t>
-      </w:r>
-      <w:r>
-        <w:rPr>
-          <w:rFonts w:ascii="Arial" w:hAnsi="Arial" w:cs="Arial"/>
-          <w:b/>
-          <w:bCs/>
+        <w:t>, para mostrar las con</w:t>
+      </w:r>
+      <w:r>
+        <w:rPr>
+          <w:rFonts w:ascii="Arial" w:hAnsi="Arial" w:cs="Arial"/>
           <w:lang w:val="es-ES"/>
         </w:rPr>
-        <w:t>R1</w:t>
-      </w:r>
-      <w:r>
-        <w:rPr>
-          <w:rFonts w:ascii="Arial" w:hAnsi="Arial" w:cs="Arial"/>
+        <w:t xml:space="preserve">figuraciones básicas de </w:t>
+      </w:r>
+      <w:proofErr w:type="spellStart"/>
+      <w:r>
+        <w:rPr>
+          <w:rFonts w:ascii="Arial" w:hAnsi="Arial" w:cs="Arial"/>
+          <w:b/>
+          <w:bCs/>
           <w:lang w:val="es-ES"/>
         </w:rPr>
-        <w:t>, para mostrar las con</w:t>
-      </w:r>
-      <w:r>
-        <w:rPr>
-          <w:rFonts w:ascii="Arial" w:hAnsi="Arial" w:cs="Arial"/>
-          <w:lang w:val="es-ES"/>
-        </w:rPr>
-        <w:t xml:space="preserve">figuraciones básicas de </w:t>
-      </w:r>
-      <w:r>
-        <w:rPr>
-          <w:rFonts w:ascii="Arial" w:hAnsi="Arial" w:cs="Arial"/>
-          <w:b/>
-          <w:bCs/>
-          <w:lang w:val="es-ES"/>
-        </w:rPr>
         <w:t>QoS</w:t>
       </w:r>
+      <w:proofErr w:type="spellEnd"/>
       <w:r>
         <w:rPr>
           <w:rFonts w:ascii="Arial" w:hAnsi="Arial" w:cs="Arial"/>
@@ -1284,6 +1322,7 @@
         </w:rPr>
         <w:t xml:space="preserve">Hay tres pasos principales para configurar </w:t>
       </w:r>
+      <w:proofErr w:type="spellStart"/>
       <w:r>
         <w:rPr>
           <w:rFonts w:cs="Arial"/>
@@ -1293,6 +1332,7 @@
         </w:rPr>
         <w:t>QoS</w:t>
       </w:r>
+      <w:proofErr w:type="spellEnd"/>
       <w:r>
         <w:rPr>
           <w:rFonts w:cs="Arial"/>
@@ -1397,36 +1437,6 @@
     </w:p>
     <w:p>
       <w:pPr>
-        <w:pStyle w:val="Heading2"/>
-      </w:pPr>
-      <w:r>
-        <w:t>Pa</w:t>
-      </w:r>
-      <w:r>
-        <w:t>rte</w:t>
-      </w:r>
-      <w:r>
-        <w:t xml:space="preserve"> 1: </w:t>
-      </w:r>
-      <w:r>
-        <w:t>Mostrar marcas predeterminadas en R1</w:t>
-      </w:r>
-    </w:p>
-    <w:p>
-      <w:pPr>
-        <w:spacing w:after="0" w:line="240" w:lineRule="auto"/>
-        <w:rPr>
-          <w:lang w:val="es-419"/>
-        </w:rPr>
-      </w:pPr>
-    </w:p>
-    <w:p>
-      <w:pPr>
-        <w:pStyle w:val="ListParagraph"/>
-        <w:numPr>
-          <w:ilvl w:val="0"/>
-          <w:numId w:val="2"/>
-        </w:numPr>
         <w:spacing w:after="0" w:line="300" w:lineRule="exact"/>
         <w:jc w:val="both"/>
         <w:rPr>
@@ -1434,739 +1444,25 @@
           <w:lang w:val="es-ES"/>
         </w:rPr>
       </w:pPr>
-      <w:r>
-        <w:rPr>
-          <w:rFonts w:ascii="Arial" w:hAnsi="Arial" w:cs="Arial"/>
-          <w:lang w:val="es-ES"/>
-        </w:rPr>
-        <w:t>A</w:t>
-      </w:r>
-      <w:r>
-        <w:rPr>
-          <w:rFonts w:ascii="Arial" w:hAnsi="Arial" w:cs="Arial"/>
-          <w:lang w:val="es-ES"/>
-        </w:rPr>
-        <w:t xml:space="preserve">ntes de la configuración, </w:t>
-      </w:r>
-      <w:r>
-        <w:rPr>
-          <w:rFonts w:ascii="Arial" w:hAnsi="Arial" w:cs="Arial"/>
-          <w:lang w:val="es-ES"/>
-        </w:rPr>
-        <w:t xml:space="preserve">se mostrarán las </w:t>
-      </w:r>
-      <w:r>
-        <w:rPr>
-          <w:rFonts w:ascii="Arial" w:hAnsi="Arial" w:cs="Arial"/>
-          <w:lang w:val="es-ES"/>
-        </w:rPr>
-        <w:t>marcas predeterminadas de</w:t>
-      </w:r>
-      <w:r>
-        <w:rPr>
-          <w:rFonts w:ascii="Arial" w:hAnsi="Arial" w:cs="Arial"/>
-          <w:lang w:val="es-ES"/>
-        </w:rPr>
-        <w:t>l</w:t>
-      </w:r>
-      <w:r>
-        <w:rPr>
-          <w:rFonts w:ascii="Arial" w:hAnsi="Arial" w:cs="Arial"/>
-          <w:lang w:val="es-ES"/>
-        </w:rPr>
-        <w:t xml:space="preserve"> tráfico que se reenvía desde </w:t>
-      </w:r>
-      <w:r>
-        <w:rPr>
-          <w:rFonts w:ascii="Arial" w:hAnsi="Arial" w:cs="Arial"/>
-          <w:b/>
-          <w:bCs/>
-          <w:lang w:val="es-ES"/>
-        </w:rPr>
-        <w:t>R1</w:t>
-      </w:r>
-      <w:r>
-        <w:rPr>
-          <w:rFonts w:ascii="Arial" w:hAnsi="Arial" w:cs="Arial"/>
-          <w:lang w:val="es-ES"/>
-        </w:rPr>
-        <w:t>.</w:t>
-      </w:r>
-    </w:p>
-    <w:p>
-      <w:pPr>
-        <w:pStyle w:val="ListParagraph"/>
-        <w:numPr>
-          <w:ilvl w:val="0"/>
-          <w:numId w:val="2"/>
-        </w:numPr>
-        <w:spacing w:after="0" w:line="300" w:lineRule="exact"/>
-        <w:jc w:val="both"/>
-        <w:rPr>
-          <w:rFonts w:ascii="Arial" w:hAnsi="Arial" w:cs="Arial"/>
-          <w:lang w:val="es-ES"/>
-        </w:rPr>
-      </w:pPr>
-      <w:r>
-        <w:rPr>
-          <w:rFonts w:ascii="Arial" w:hAnsi="Arial" w:cs="Arial"/>
-          <w:lang w:val="es-ES"/>
-        </w:rPr>
-        <w:t xml:space="preserve">Cambiar a modo simulación y hacer un ping desde la </w:t>
-      </w:r>
-      <w:r>
-        <w:rPr>
-          <w:rFonts w:ascii="Arial" w:hAnsi="Arial" w:cs="Arial"/>
-          <w:b/>
-          <w:bCs/>
-          <w:lang w:val="es-ES"/>
-        </w:rPr>
-        <w:t xml:space="preserve">PC1 </w:t>
-      </w:r>
-      <w:r>
-        <w:rPr>
-          <w:rFonts w:ascii="Arial" w:hAnsi="Arial" w:cs="Arial"/>
-          <w:lang w:val="es-ES"/>
-        </w:rPr>
-        <w:t xml:space="preserve">al servidor </w:t>
-      </w:r>
-      <w:r>
-        <w:rPr>
-          <w:rFonts w:ascii="Arial" w:hAnsi="Arial" w:cs="Arial"/>
-          <w:b/>
-          <w:bCs/>
-          <w:lang w:val="es-ES"/>
-        </w:rPr>
-        <w:t>SRV1</w:t>
-      </w:r>
-      <w:r>
-        <w:rPr>
-          <w:rFonts w:ascii="Arial" w:hAnsi="Arial" w:cs="Arial"/>
-          <w:lang w:val="es-ES"/>
-        </w:rPr>
-        <w:t>.</w:t>
-      </w:r>
-      <w:r>
-        <w:rPr>
-          <w:rFonts w:ascii="Arial" w:hAnsi="Arial" w:cs="Arial"/>
-          <w:lang w:val="es-ES"/>
-        </w:rPr>
+    </w:p>
+    <w:p>
+      <w:pPr>
+        <w:pStyle w:val="Heading2"/>
+      </w:pPr>
+      <w:r>
+        <w:t>Pa</w:t>
+      </w:r>
+      <w:r>
+        <w:t>rte</w:t>
+      </w:r>
+      <w:r>
         <w:t xml:space="preserve"> </w:t>
       </w:r>
-    </w:p>
-    <w:p>
-      <w:pPr>
-        <w:pStyle w:val="ListParagraph"/>
-        <w:numPr>
-          <w:ilvl w:val="0"/>
-          <w:numId w:val="2"/>
-        </w:numPr>
-        <w:spacing w:after="0" w:line="300" w:lineRule="exact"/>
-        <w:jc w:val="both"/>
-        <w:rPr>
-          <w:rFonts w:ascii="Arial" w:hAnsi="Arial" w:cs="Arial"/>
-          <w:lang w:val="es-ES"/>
-        </w:rPr>
-      </w:pPr>
-      <w:r>
-        <w:rPr>
-          <w:rFonts w:ascii="Arial" w:hAnsi="Arial" w:cs="Arial"/>
-          <w:lang w:val="es-ES"/>
-        </w:rPr>
-        <w:t xml:space="preserve">Ir a la ventana de </w:t>
-      </w:r>
-      <w:r>
-        <w:rPr>
-          <w:rFonts w:ascii="Arial" w:hAnsi="Arial" w:cs="Arial"/>
-          <w:b/>
-          <w:bCs/>
-          <w:lang w:val="es-ES"/>
-        </w:rPr>
-        <w:t xml:space="preserve">Outbound PDU Details, </w:t>
-      </w:r>
-      <w:r>
-        <w:rPr>
-          <w:rFonts w:ascii="Arial" w:hAnsi="Arial" w:cs="Arial"/>
-          <w:lang w:val="es-ES"/>
-        </w:rPr>
-        <w:t>revisar</w:t>
-      </w:r>
-      <w:r>
-        <w:rPr>
-          <w:rFonts w:ascii="Arial" w:hAnsi="Arial" w:cs="Arial"/>
-          <w:lang w:val="es-ES"/>
-        </w:rPr>
-        <w:t xml:space="preserve"> el valor de</w:t>
-      </w:r>
-      <w:r>
-        <w:rPr>
-          <w:rFonts w:ascii="Arial" w:hAnsi="Arial" w:cs="Arial"/>
-          <w:b/>
-          <w:bCs/>
-          <w:lang w:val="es-ES"/>
-        </w:rPr>
-        <w:t xml:space="preserve"> DSCP (Differentiated Services Code Point) </w:t>
-      </w:r>
-      <w:r>
-        <w:rPr>
-          <w:rFonts w:ascii="Arial" w:hAnsi="Arial" w:cs="Arial"/>
-          <w:lang w:val="es-ES"/>
-        </w:rPr>
-        <w:t>que hace referencia al segundo byte del encabezado de los paquetes IP y se utiliza para diferenciar la calidad en la comunicación que tienen los datos que se transportan.</w:t>
-      </w:r>
-      <w:r>
-        <w:rPr>
-          <w:rFonts w:ascii="Arial" w:hAnsi="Arial" w:cs="Arial"/>
-          <w:lang w:val="es-ES"/>
-        </w:rPr>
-        <w:t xml:space="preserve"> </w:t>
-      </w:r>
-      <w:r>
-        <w:rPr>
-          <w:rFonts w:ascii="Arial" w:hAnsi="Arial" w:cs="Arial"/>
-          <w:lang w:val="es-ES"/>
-        </w:rPr>
-        <w:t>El </w:t>
-      </w:r>
-      <w:hyperlink r:id="rId6" w:tgtFrame="_blank" w:history="1">
-        <w:r>
-          <w:rPr>
-            <w:rFonts w:ascii="Arial" w:hAnsi="Arial" w:cs="Arial"/>
-            <w:lang w:val="es-ES"/>
-          </w:rPr>
-          <w:t xml:space="preserve">marcado </w:t>
-        </w:r>
-        <w:r>
-          <w:rPr>
-            <w:rFonts w:ascii="Arial" w:hAnsi="Arial" w:cs="Arial"/>
-            <w:b/>
-            <w:bCs/>
-            <w:lang w:val="es-ES"/>
-          </w:rPr>
-          <w:t>DSCP</w:t>
-        </w:r>
-      </w:hyperlink>
-      <w:r>
-        <w:rPr>
-          <w:rFonts w:ascii="Arial" w:hAnsi="Arial" w:cs="Arial"/>
-          <w:lang w:val="es-ES"/>
-        </w:rPr>
-        <w:t> de calidad de</w:t>
-      </w:r>
-      <w:r>
-        <w:rPr>
-          <w:rFonts w:ascii="Arial" w:hAnsi="Arial" w:cs="Arial"/>
-          <w:lang w:val="es-ES"/>
-        </w:rPr>
-        <w:t>l</w:t>
-      </w:r>
-      <w:r>
-        <w:rPr>
-          <w:rFonts w:ascii="Arial" w:hAnsi="Arial" w:cs="Arial"/>
-          <w:lang w:val="es-ES"/>
-        </w:rPr>
-        <w:t xml:space="preserve"> servicio (QoS) determina la </w:t>
-      </w:r>
-      <w:r>
-        <w:rPr>
-          <w:rFonts w:ascii="Arial" w:hAnsi="Arial" w:cs="Arial"/>
-          <w:b/>
-          <w:bCs/>
-          <w:lang w:val="es-ES"/>
-        </w:rPr>
-        <w:t>clasificación del tráfico</w:t>
-      </w:r>
-      <w:r>
-        <w:rPr>
-          <w:rFonts w:ascii="Arial" w:hAnsi="Arial" w:cs="Arial"/>
-          <w:lang w:val="es-ES"/>
-        </w:rPr>
-        <w:t xml:space="preserve"> para los datos de red. </w:t>
-      </w:r>
-    </w:p>
-    <w:p>
-      <w:pPr>
-        <w:pStyle w:val="ListParagraph"/>
-        <w:numPr>
-          <w:ilvl w:val="0"/>
-          <w:numId w:val="2"/>
-        </w:numPr>
-        <w:spacing w:after="0" w:line="300" w:lineRule="exact"/>
-        <w:jc w:val="both"/>
-        <w:rPr>
-          <w:rFonts w:ascii="Arial" w:hAnsi="Arial" w:cs="Arial"/>
-          <w:lang w:val="es-ES"/>
-        </w:rPr>
-      </w:pPr>
-      <w:r>
-        <w:rPr>
-          <w:rFonts w:ascii="Arial" w:hAnsi="Arial" w:cs="Arial"/>
-          <w:lang w:val="es-ES"/>
-        </w:rPr>
-        <w:t xml:space="preserve">Observe que el campo </w:t>
-      </w:r>
-      <w:r>
-        <w:rPr>
-          <w:rFonts w:ascii="Arial" w:hAnsi="Arial" w:cs="Arial"/>
-          <w:b/>
-          <w:bCs/>
-          <w:lang w:val="es-ES"/>
-        </w:rPr>
-        <w:t>DSCP</w:t>
-      </w:r>
-      <w:r>
-        <w:rPr>
-          <w:rFonts w:ascii="Arial" w:hAnsi="Arial" w:cs="Arial"/>
-          <w:lang w:val="es-ES"/>
-        </w:rPr>
-        <w:t xml:space="preserve"> está escrito en hexadecimal 00. Por cuestiones de tiempo, no </w:t>
-      </w:r>
-      <w:r>
-        <w:rPr>
-          <w:rFonts w:ascii="Arial" w:hAnsi="Arial" w:cs="Arial"/>
-          <w:lang w:val="es-ES"/>
-        </w:rPr>
-        <w:t>se mostrará el tráfico H</w:t>
-      </w:r>
-      <w:r>
-        <w:rPr>
-          <w:rFonts w:ascii="Arial" w:hAnsi="Arial" w:cs="Arial"/>
-          <w:lang w:val="es-ES"/>
-        </w:rPr>
-        <w:t>TTP y HTTPS,</w:t>
-      </w:r>
-      <w:r>
-        <w:rPr>
-          <w:rFonts w:ascii="Arial" w:hAnsi="Arial" w:cs="Arial"/>
-          <w:lang w:val="es-ES"/>
-        </w:rPr>
-        <w:t xml:space="preserve"> que también </w:t>
-      </w:r>
-      <w:r>
-        <w:rPr>
-          <w:rFonts w:ascii="Arial" w:hAnsi="Arial" w:cs="Arial"/>
-          <w:lang w:val="es-ES"/>
-        </w:rPr>
-        <w:t xml:space="preserve">tendría un valor </w:t>
-      </w:r>
-      <w:r>
-        <w:rPr>
-          <w:rFonts w:ascii="Arial" w:hAnsi="Arial" w:cs="Arial"/>
-          <w:b/>
-          <w:bCs/>
-          <w:lang w:val="es-ES"/>
-        </w:rPr>
-        <w:t>DSCP</w:t>
-      </w:r>
-      <w:r>
-        <w:rPr>
-          <w:rFonts w:ascii="Arial" w:hAnsi="Arial" w:cs="Arial"/>
-          <w:lang w:val="es-ES"/>
-        </w:rPr>
-        <w:t xml:space="preserve"> de </w:t>
-      </w:r>
-      <w:r>
-        <w:rPr>
-          <w:rFonts w:ascii="Arial" w:hAnsi="Arial" w:cs="Arial"/>
-          <w:b/>
-          <w:bCs/>
-          <w:lang w:val="es-ES"/>
-        </w:rPr>
-        <w:t>0</w:t>
-      </w:r>
-      <w:r>
-        <w:rPr>
-          <w:rFonts w:ascii="Arial" w:hAnsi="Arial" w:cs="Arial"/>
-          <w:lang w:val="es-ES"/>
-        </w:rPr>
-        <w:t>.</w:t>
-      </w:r>
-    </w:p>
-    <w:p>
-      <w:pPr>
-        <w:spacing w:after="0" w:line="300" w:lineRule="exact"/>
-        <w:jc w:val="both"/>
-        <w:rPr>
-          <w:rFonts w:ascii="Arial" w:hAnsi="Arial" w:cs="Arial"/>
-          <w:lang w:val="es-ES"/>
-        </w:rPr>
-      </w:pPr>
-      <w:r>
-        <w:rPr>
-          <w:rFonts w:ascii="Arial" w:hAnsi="Arial" w:cs="Arial"/>
-          <w:noProof/>
-          <w:lang w:val="es-ES"/>
-        </w:rPr>
-        <mc:AlternateContent>
-          <mc:Choice Requires="wps">
-            <w:drawing>
-              <wp:anchor distT="45720" distB="45720" distL="114300" distR="114300" simplePos="0" relativeHeight="251663360" behindDoc="0" locked="0" layoutInCell="1" allowOverlap="1" wp14:anchorId="071D1E06" wp14:editId="2602A732">
-                <wp:simplePos x="0" y="0"/>
-                <wp:positionH relativeFrom="margin">
-                  <wp:posOffset>152400</wp:posOffset>
-                </wp:positionH>
-                <wp:positionV relativeFrom="paragraph">
-                  <wp:posOffset>92710</wp:posOffset>
-                </wp:positionV>
-                <wp:extent cx="4572000" cy="4400550"/>
-                <wp:effectExtent l="0" t="0" r="19050" b="19050"/>
-                <wp:wrapSquare wrapText="bothSides"/>
-                <wp:docPr id="7" name="Cuadro de texto 2"/>
-                <wp:cNvGraphicFramePr>
-                  <a:graphicFrameLocks xmlns:a="http://schemas.openxmlformats.org/drawingml/2006/main"/>
-                </wp:cNvGraphicFramePr>
-                <a:graphic xmlns:a="http://schemas.openxmlformats.org/drawingml/2006/main">
-                  <a:graphicData uri="http://schemas.microsoft.com/office/word/2010/wordprocessingShape">
-                    <wps:wsp>
-                      <wps:cNvSpPr txBox="1">
-                        <a:spLocks noChangeArrowheads="1"/>
-                      </wps:cNvSpPr>
-                      <wps:spPr bwMode="auto">
-                        <a:xfrm>
-                          <a:off x="0" y="0"/>
-                          <a:ext cx="4572000" cy="4400550"/>
-                        </a:xfrm>
-                        <a:prstGeom prst="rect">
-                          <a:avLst/>
-                        </a:prstGeom>
-                        <a:solidFill>
-                          <a:srgbClr val="FFFFFF"/>
-                        </a:solidFill>
-                        <a:ln w="9525">
-                          <a:solidFill>
-                            <a:srgbClr val="000000"/>
-                          </a:solidFill>
-                          <a:miter lim="800000"/>
-                          <a:headEnd/>
-                          <a:tailEnd/>
-                        </a:ln>
-                      </wps:spPr>
-                      <wps:txbx>
-                        <w:txbxContent>
-                          <w:p>
-                            <w:r>
-                              <w:rPr>
-                                <w:noProof/>
-                              </w:rPr>
-                              <w:drawing>
-                                <wp:inline distT="0" distB="0" distL="0" distR="0" wp14:anchorId="7B08BC16" wp14:editId="61BFDEAF">
-                                  <wp:extent cx="4381500" cy="2886075"/>
-                                  <wp:effectExtent l="0" t="0" r="0" b="9525"/>
-                                  <wp:docPr id="11" name="Imagen 11"/>
-                                  <wp:cNvGraphicFramePr>
-                                    <a:graphicFrameLocks xmlns:a="http://schemas.openxmlformats.org/drawingml/2006/main" noChangeAspect="1"/>
-                                  </wp:cNvGraphicFramePr>
-                                  <a:graphic xmlns:a="http://schemas.openxmlformats.org/drawingml/2006/main">
-                                    <a:graphicData uri="http://schemas.openxmlformats.org/drawingml/2006/picture">
-                                      <pic:pic xmlns:pic="http://schemas.openxmlformats.org/drawingml/2006/picture">
-                                        <pic:nvPicPr>
-                                          <pic:cNvPr id="0" name="Picture 3"/>
-                                          <pic:cNvPicPr>
-                                            <a:picLocks noChangeAspect="1" noChangeArrowheads="1"/>
-                                          </pic:cNvPicPr>
-                                        </pic:nvPicPr>
-                                        <pic:blipFill>
-                                          <a:blip r:embed="rId7">
-                                            <a:extLst>
-                                              <a:ext uri="{28A0092B-C50C-407E-A947-70E740481C1C}">
-                                                <a14:useLocalDpi xmlns:a14="http://schemas.microsoft.com/office/drawing/2010/main" val="0"/>
-                                              </a:ext>
-                                            </a:extLst>
-                                          </a:blip>
-                                          <a:srcRect/>
-                                          <a:stretch>
-                                            <a:fillRect/>
-                                          </a:stretch>
-                                        </pic:blipFill>
-                                        <pic:spPr bwMode="auto">
-                                          <a:xfrm>
-                                            <a:off x="0" y="0"/>
-                                            <a:ext cx="4381500" cy="2886075"/>
-                                          </a:xfrm>
-                                          <a:prstGeom prst="rect">
-                                            <a:avLst/>
-                                          </a:prstGeom>
-                                          <a:noFill/>
-                                          <a:ln>
-                                            <a:noFill/>
-                                          </a:ln>
-                                        </pic:spPr>
-                                      </pic:pic>
-                                    </a:graphicData>
-                                  </a:graphic>
-                                </wp:inline>
-                              </w:drawing>
-                            </w:r>
-                          </w:p>
-                        </w:txbxContent>
-                      </wps:txbx>
-                      <wps:bodyPr rot="0" vert="horz" wrap="none" lIns="91440" tIns="45720" rIns="91440" bIns="45720" anchor="t" anchorCtr="0">
-                        <a:spAutoFit/>
-                      </wps:bodyPr>
-                    </wps:wsp>
-                  </a:graphicData>
-                </a:graphic>
-                <wp14:sizeRelH relativeFrom="margin">
-                  <wp14:pctWidth>0</wp14:pctWidth>
-                </wp14:sizeRelH>
-                <wp14:sizeRelV relativeFrom="margin">
-                  <wp14:pctHeight>0</wp14:pctHeight>
-                </wp14:sizeRelV>
-              </wp:anchor>
-            </w:drawing>
-          </mc:Choice>
-          <mc:Fallback>
-            <w:pict>
-              <v:shapetype w14:anchorId="071D1E06" id="_x0000_t202" coordsize="21600,21600" o:spt="202" path="m,l,21600r21600,l21600,xe">
-                <v:stroke joinstyle="miter"/>
-                <v:path gradientshapeok="t" o:connecttype="rect"/>
-              </v:shapetype>
-              <v:shape id="Cuadro de texto 2" o:spid="_x0000_s1026" type="#_x0000_t202" style="position:absolute;left:0;text-align:left;margin-left:12pt;margin-top:7.3pt;width:5in;height:346.5pt;z-index:251663360;visibility:visible;mso-wrap-style:none;mso-width-percent:0;mso-height-percent:0;mso-wrap-distance-left:9pt;mso-wrap-distance-top:3.6pt;mso-wrap-distance-right:9pt;mso-wrap-distance-bottom:3.6pt;mso-position-horizontal:absolute;mso-position-horizontal-relative:margin;mso-position-vertical:absolute;mso-position-vertical-relative:text;mso-width-percent:0;mso-height-percent:0;mso-width-relative:margin;mso-height-relative:margin;v-text-anchor:top" o:gfxdata="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">
-                <v:textbox style="mso-fit-shape-to-text:t">
-                  <w:txbxContent>
-                    <w:p>
-                      <w:r>
-                        <w:rPr>
-                          <w:noProof/>
-                        </w:rPr>
-                        <w:drawing>
-                          <wp:inline distT="0" distB="0" distL="0" distR="0" wp14:anchorId="7B08BC16" wp14:editId="61BFDEAF">
-                            <wp:extent cx="4381500" cy="2886075"/>
-                            <wp:effectExtent l="0" t="0" r="0" b="9525"/>
-                            <wp:docPr id="11" name="Imagen 11"/>
-                            <wp:cNvGraphicFramePr>
-                              <a:graphicFrameLocks xmlns:a="http://schemas.openxmlformats.org/drawingml/2006/main" noChangeAspect="1"/>
-                            </wp:cNvGraphicFramePr>
-                            <a:graphic xmlns:a="http://schemas.openxmlformats.org/drawingml/2006/main">
-                              <a:graphicData uri="http://schemas.openxmlformats.org/drawingml/2006/picture">
-                                <pic:pic xmlns:pic="http://schemas.openxmlformats.org/drawingml/2006/picture">
-                                  <pic:nvPicPr>
-                                    <pic:cNvPr id="0" name="Picture 3"/>
-                                    <pic:cNvPicPr>
-                                      <a:picLocks noChangeAspect="1" noChangeArrowheads="1"/>
-                                    </pic:cNvPicPr>
-                                  </pic:nvPicPr>
-                                  <pic:blipFill>
-                                    <a:blip r:embed="rId8">
-                                      <a:extLst>
-                                        <a:ext uri="{28A0092B-C50C-407E-A947-70E740481C1C}">
-                                          <a14:useLocalDpi xmlns:a14="http://schemas.microsoft.com/office/drawing/2010/main" val="0"/>
-                                        </a:ext>
-                                      </a:extLst>
-                                    </a:blip>
-                                    <a:srcRect/>
-                                    <a:stretch>
-                                      <a:fillRect/>
-                                    </a:stretch>
-                                  </pic:blipFill>
-                                  <pic:spPr bwMode="auto">
-                                    <a:xfrm>
-                                      <a:off x="0" y="0"/>
-                                      <a:ext cx="4381500" cy="2886075"/>
-                                    </a:xfrm>
-                                    <a:prstGeom prst="rect">
-                                      <a:avLst/>
-                                    </a:prstGeom>
-                                    <a:noFill/>
-                                    <a:ln>
-                                      <a:noFill/>
-                                    </a:ln>
-                                  </pic:spPr>
-                                </pic:pic>
-                              </a:graphicData>
-                            </a:graphic>
-                          </wp:inline>
-                        </w:drawing>
-                      </w:r>
-                    </w:p>
-                  </w:txbxContent>
-                </v:textbox>
-                <w10:wrap type="square" anchorx="margin"/>
-              </v:shape>
-            </w:pict>
-          </mc:Fallback>
-        </mc:AlternateContent>
-      </w:r>
-    </w:p>
-    <w:p>
-      <w:pPr>
-        <w:spacing w:after="0" w:line="300" w:lineRule="exact"/>
-        <w:jc w:val="both"/>
-        <w:rPr>
-          <w:rFonts w:ascii="Arial" w:hAnsi="Arial" w:cs="Arial"/>
-          <w:lang w:val="es-ES"/>
-        </w:rPr>
-      </w:pPr>
-    </w:p>
-    <w:p>
-      <w:pPr>
-        <w:spacing w:after="0" w:line="300" w:lineRule="exact"/>
-        <w:jc w:val="both"/>
-        <w:rPr>
-          <w:rFonts w:ascii="Arial" w:hAnsi="Arial" w:cs="Arial"/>
-          <w:lang w:val="es-ES"/>
-        </w:rPr>
-      </w:pPr>
-    </w:p>
-    <w:p>
-      <w:pPr>
-        <w:spacing w:after="0" w:line="300" w:lineRule="exact"/>
-        <w:jc w:val="both"/>
-        <w:rPr>
-          <w:rFonts w:ascii="Arial" w:hAnsi="Arial" w:cs="Arial"/>
-          <w:lang w:val="es-ES"/>
-        </w:rPr>
-      </w:pPr>
-    </w:p>
-    <w:p>
-      <w:pPr>
-        <w:spacing w:after="0" w:line="300" w:lineRule="exact"/>
-        <w:jc w:val="both"/>
-        <w:rPr>
-          <w:rFonts w:ascii="Arial" w:hAnsi="Arial" w:cs="Arial"/>
-          <w:lang w:val="es-ES"/>
-        </w:rPr>
-      </w:pPr>
-    </w:p>
-    <w:p>
-      <w:pPr>
-        <w:spacing w:after="0" w:line="300" w:lineRule="exact"/>
-        <w:jc w:val="both"/>
-        <w:rPr>
-          <w:rFonts w:ascii="Arial" w:hAnsi="Arial" w:cs="Arial"/>
-          <w:lang w:val="es-ES"/>
-        </w:rPr>
-      </w:pPr>
-    </w:p>
-    <w:p>
-      <w:pPr>
-        <w:pStyle w:val="ListParagraph"/>
-        <w:spacing w:after="0" w:line="300" w:lineRule="exact"/>
-        <w:ind w:left="360"/>
-        <w:jc w:val="both"/>
-        <w:rPr>
-          <w:rFonts w:ascii="Arial" w:hAnsi="Arial" w:cs="Arial"/>
-          <w:lang w:val="es-ES"/>
-        </w:rPr>
-      </w:pPr>
-    </w:p>
-    <w:p>
-      <w:pPr>
-        <w:pStyle w:val="Heading2"/>
-      </w:pPr>
-    </w:p>
-    <w:p>
-      <w:pPr>
-        <w:pStyle w:val="Heading2"/>
-      </w:pPr>
-    </w:p>
-    <w:p>
-      <w:pPr>
-        <w:pStyle w:val="Heading2"/>
-      </w:pPr>
-    </w:p>
-    <w:p>
-      <w:pPr>
-        <w:pStyle w:val="Heading2"/>
-      </w:pPr>
-    </w:p>
-    <w:p>
-      <w:pPr>
-        <w:rPr>
-          <w:lang w:val="es-419"/>
-        </w:rPr>
-      </w:pPr>
-    </w:p>
-    <w:p>
-      <w:pPr>
-        <w:rPr>
-          <w:lang w:val="es-419"/>
-        </w:rPr>
-      </w:pPr>
-    </w:p>
-    <w:p>
-      <w:pPr>
-        <w:rPr>
-          <w:lang w:val="es-419"/>
-        </w:rPr>
-      </w:pPr>
-    </w:p>
-    <w:p>
-      <w:pPr>
-        <w:rPr>
-          <w:lang w:val="es-419"/>
-        </w:rPr>
-      </w:pPr>
-    </w:p>
-    <w:p>
-      <w:pPr>
-        <w:pStyle w:val="Heading2"/>
-      </w:pPr>
-    </w:p>
-    <w:p>
-      <w:pPr>
-        <w:pStyle w:val="Heading2"/>
-      </w:pPr>
-    </w:p>
-    <w:p>
-      <w:pPr>
-        <w:pStyle w:val="Heading2"/>
-      </w:pPr>
-    </w:p>
-    <w:p>
-      <w:pPr>
-        <w:pStyle w:val="Heading2"/>
-      </w:pPr>
-    </w:p>
-    <w:p>
-      <w:pPr>
-        <w:pStyle w:val="Heading2"/>
-      </w:pPr>
-    </w:p>
-    <w:p>
-      <w:pPr>
-        <w:pStyle w:val="Heading2"/>
-      </w:pPr>
-    </w:p>
-    <w:p>
-      <w:pPr>
-        <w:rPr>
-          <w:rFonts w:ascii="Arial" w:eastAsia="Times New Roman" w:hAnsi="Arial" w:cs="Times New Roman"/>
-          <w:b/>
-          <w:bCs/>
-          <w:kern w:val="0"/>
-          <w:sz w:val="24"/>
-          <w:szCs w:val="24"/>
-          <w:lang w:val="es-419"/>
-          <w14:ligatures w14:val="none"/>
-        </w:rPr>
-      </w:pPr>
-      <w:r>
-        <w:br w:type="page"/>
-      </w:r>
-    </w:p>
-    <w:p>
-      <w:pPr>
-        <w:pStyle w:val="Heading2"/>
-      </w:pPr>
-      <w:r>
-        <w:lastRenderedPageBreak/>
-        <w:t>Pa</w:t>
-      </w:r>
-      <w:r>
-        <w:t>rte</w:t>
-      </w:r>
-      <w:r>
-        <w:t xml:space="preserve"> </w:t>
-      </w:r>
-      <w:r>
-        <w:t>2</w:t>
-      </w:r>
-      <w:r>
-        <w:t>: Configure</w:t>
-      </w:r>
-      <w:r>
-        <w:t xml:space="preserve"> </w:t>
+      <w:r>
+        <w:t>1</w:t>
+      </w:r>
+      <w:r>
+        <w:t xml:space="preserve">: Configure </w:t>
       </w:r>
       <w:r>
         <w:t>los mapas de clase para cada tipo de tráfico</w:t>
@@ -2269,7 +1565,25 @@
           <w:bCs/>
           <w:lang w:val="es-419"/>
         </w:rPr>
-        <w:t xml:space="preserve">Configura </w:t>
+        <w:t>Configur</w:t>
+      </w:r>
+      <w:r>
+        <w:rPr>
+          <w:rFonts w:ascii="Arial" w:hAnsi="Arial" w:cs="Arial"/>
+          <w:b/>
+          <w:bCs/>
+          <w:lang w:val="es-419"/>
+        </w:rPr>
+        <w:t>e</w:t>
+      </w:r>
+      <w:r>
+        <w:rPr>
+          <w:rFonts w:ascii="Arial" w:hAnsi="Arial" w:cs="Arial"/>
+          <w:b/>
+          <w:bCs/>
+          <w:lang w:val="es-419"/>
+        </w:rPr>
+        <w:t xml:space="preserve"> </w:t>
       </w:r>
       <w:r>
         <w:rPr>
@@ -2490,7 +1804,25 @@
           <w:bCs/>
           <w:lang w:val="es-419"/>
         </w:rPr>
-        <w:t xml:space="preserve">Configura </w:t>
+        <w:t>Configur</w:t>
+      </w:r>
+      <w:r>
+        <w:rPr>
+          <w:rFonts w:ascii="Arial" w:hAnsi="Arial" w:cs="Arial"/>
+          <w:b/>
+          <w:bCs/>
+          <w:lang w:val="es-419"/>
+        </w:rPr>
+        <w:t>e</w:t>
+      </w:r>
+      <w:r>
+        <w:rPr>
+          <w:rFonts w:ascii="Arial" w:hAnsi="Arial" w:cs="Arial"/>
+          <w:b/>
+          <w:bCs/>
+          <w:lang w:val="es-419"/>
+        </w:rPr>
+        <w:t xml:space="preserve"> </w:t>
       </w:r>
       <w:r>
         <w:rPr>
@@ -2696,7 +2028,25 @@
           <w:bCs/>
           <w:lang w:val="es-419"/>
         </w:rPr>
-        <w:t xml:space="preserve">Configura </w:t>
+        <w:t>Configur</w:t>
+      </w:r>
+      <w:r>
+        <w:rPr>
+          <w:rFonts w:ascii="Arial" w:hAnsi="Arial" w:cs="Arial"/>
+          <w:b/>
+          <w:bCs/>
+          <w:lang w:val="es-419"/>
+        </w:rPr>
+        <w:t>e</w:t>
+      </w:r>
+      <w:r>
+        <w:rPr>
+          <w:rFonts w:ascii="Arial" w:hAnsi="Arial" w:cs="Arial"/>
+          <w:b/>
+          <w:bCs/>
+          <w:lang w:val="es-419"/>
+        </w:rPr>
+        <w:t xml:space="preserve"> </w:t>
       </w:r>
       <w:r>
         <w:rPr>
@@ -2876,6 +2226,20 @@
     </w:p>
     <w:p>
       <w:pPr>
+        <w:pStyle w:val="SubStepAlpha"/>
+        <w:spacing w:before="0" w:after="0" w:line="300" w:lineRule="exact"/>
+        <w:ind w:left="360" w:firstLine="360"/>
+        <w:jc w:val="both"/>
+        <w:rPr>
+          <w:rFonts w:cs="Arial"/>
+          <w:b/>
+          <w:bCs/>
+          <w:sz w:val="22"/>
+        </w:rPr>
+      </w:pPr>
+    </w:p>
+    <w:p>
+      <w:pPr>
         <w:pStyle w:val="Heading2"/>
         <w:rPr>
           <w:rFonts w:cs="Arial"/>
@@ -2891,13 +2255,19 @@
         <w:t xml:space="preserve"> </w:t>
       </w:r>
       <w:r>
-        <w:t>3</w:t>
+        <w:t>2</w:t>
       </w:r>
       <w:r>
         <w:t xml:space="preserve">: </w:t>
       </w:r>
       <w:r>
-        <w:t>Verifica la configuración de los mapas de clase</w:t>
+        <w:t>Verifi</w:t>
+      </w:r>
+      <w:r>
+        <w:t xml:space="preserve">que </w:t>
+      </w:r>
+      <w:r>
+        <w:t>la configuración de los mapas de clase</w:t>
       </w:r>
     </w:p>
     <w:p>
@@ -2922,21 +2292,73 @@
         <w:spacing w:before="0" w:after="0" w:line="300" w:lineRule="exact"/>
         <w:jc w:val="both"/>
       </w:pPr>
-      <w:r>
-        <w:rPr>
-          <w:rFonts w:cs="Arial"/>
-          <w:sz w:val="22"/>
-        </w:rPr>
-        <w:t>Ejecuta el comando</w:t>
-      </w:r>
-      <w:r>
-        <w:rPr>
-          <w:rFonts w:cs="Arial"/>
-          <w:b/>
-          <w:bCs/>
-          <w:sz w:val="22"/>
-        </w:rPr>
-        <w:t xml:space="preserve"> sh run | section class-map. </w:t>
+      <w:proofErr w:type="spellStart"/>
+      <w:r>
+        <w:rPr>
+          <w:rFonts w:cs="Arial"/>
+          <w:sz w:val="22"/>
+          <w:lang w:val="en-US"/>
+        </w:rPr>
+        <w:t>Ejecut</w:t>
+      </w:r>
+      <w:r>
+        <w:rPr>
+          <w:rFonts w:cs="Arial"/>
+          <w:sz w:val="22"/>
+          <w:lang w:val="en-US"/>
+        </w:rPr>
+        <w:t>e</w:t>
+      </w:r>
+      <w:proofErr w:type="spellEnd"/>
+      <w:r>
+        <w:rPr>
+          <w:rFonts w:cs="Arial"/>
+          <w:sz w:val="22"/>
+          <w:lang w:val="en-US"/>
+        </w:rPr>
+        <w:t xml:space="preserve"> el </w:t>
+      </w:r>
+      <w:proofErr w:type="spellStart"/>
+      <w:r>
+        <w:rPr>
+          <w:rFonts w:cs="Arial"/>
+          <w:sz w:val="22"/>
+          <w:lang w:val="en-US"/>
+        </w:rPr>
+        <w:t>comando</w:t>
+      </w:r>
+      <w:proofErr w:type="spellEnd"/>
+      <w:r>
+        <w:rPr>
+          <w:rFonts w:cs="Arial"/>
+          <w:b/>
+          <w:bCs/>
+          <w:sz w:val="22"/>
+          <w:lang w:val="en-US"/>
+        </w:rPr>
+        <w:t xml:space="preserve"> </w:t>
+      </w:r>
+      <w:proofErr w:type="spellStart"/>
+      <w:r>
+        <w:rPr>
+          <w:rFonts w:cs="Arial"/>
+          <w:b/>
+          <w:bCs/>
+          <w:sz w:val="22"/>
+          <w:lang w:val="en-US"/>
+        </w:rPr>
+        <w:t>sh</w:t>
+      </w:r>
+      <w:proofErr w:type="spellEnd"/>
+      <w:r>
+        <w:rPr>
+          <w:rFonts w:cs="Arial"/>
+          <w:b/>
+          <w:bCs/>
+          <w:sz w:val="22"/>
+          <w:lang w:val="en-US"/>
+        </w:rPr>
+        <w:t xml:space="preserve"> run | section class-map. </w:t>
       </w:r>
       <w:r>
         <w:rPr>
@@ -2970,7 +2392,27 @@
           <w:bCs/>
           <w:sz w:val="22"/>
         </w:rPr>
-        <w:t xml:space="preserve">h-all. </w:t>
+        <w:t>h-</w:t>
+      </w:r>
+      <w:proofErr w:type="spellStart"/>
+      <w:r>
+        <w:rPr>
+          <w:rFonts w:cs="Arial"/>
+          <w:b/>
+          <w:bCs/>
+          <w:sz w:val="22"/>
+        </w:rPr>
+        <w:t>all</w:t>
+      </w:r>
+      <w:proofErr w:type="spellEnd"/>
+      <w:r>
+        <w:rPr>
+          <w:rFonts w:cs="Arial"/>
+          <w:b/>
+          <w:bCs/>
+          <w:sz w:val="22"/>
+        </w:rPr>
+        <w:t xml:space="preserve">. </w:t>
       </w:r>
       <w:r>
         <w:rPr>
@@ -3006,16 +2448,41 @@
           <w:rFonts w:cs="Arial"/>
           <w:sz w:val="22"/>
         </w:rPr>
-        <w:t xml:space="preserve">Ejecuta el comando </w:t>
-      </w:r>
-      <w:r>
-        <w:rPr>
-          <w:rFonts w:cs="Arial"/>
-          <w:b/>
-          <w:bCs/>
-          <w:sz w:val="22"/>
-        </w:rPr>
-        <w:t>class-map ?</w:t>
+        <w:t>Ejecut</w:t>
+      </w:r>
+      <w:r>
+        <w:rPr>
+          <w:rFonts w:cs="Arial"/>
+          <w:sz w:val="22"/>
+        </w:rPr>
+        <w:t>e</w:t>
+      </w:r>
+      <w:r>
+        <w:rPr>
+          <w:rFonts w:cs="Arial"/>
+          <w:sz w:val="22"/>
+        </w:rPr>
+        <w:t xml:space="preserve"> el comando </w:t>
+      </w:r>
+      <w:proofErr w:type="spellStart"/>
+      <w:r>
+        <w:rPr>
+          <w:rFonts w:cs="Arial"/>
+          <w:b/>
+          <w:bCs/>
+          <w:sz w:val="22"/>
+        </w:rPr>
+        <w:t>class-map</w:t>
+      </w:r>
+      <w:proofErr w:type="spellEnd"/>
+      <w:r>
+        <w:rPr>
+          <w:rFonts w:cs="Arial"/>
+          <w:b/>
+          <w:bCs/>
+          <w:sz w:val="22"/>
+        </w:rPr>
+        <w:t xml:space="preserve"> ?</w:t>
       </w:r>
       <w:r>
         <w:rPr>
@@ -3035,6 +2502,7 @@
           <w:rFonts w:ascii="Arial" w:hAnsi="Arial" w:cs="Arial"/>
           <w:b/>
           <w:bCs/>
+          <w:lang w:val="es-419"/>
         </w:rPr>
       </w:pPr>
     </w:p>
@@ -3042,14 +2510,73 @@
       <w:pPr>
         <w:pStyle w:val="Heading2"/>
       </w:pPr>
-      <w:r>
+    </w:p>
+    <w:p>
+      <w:pPr>
+        <w:pStyle w:val="Heading2"/>
+      </w:pPr>
+    </w:p>
+    <w:p>
+      <w:pPr>
+        <w:pStyle w:val="Heading2"/>
+      </w:pPr>
+    </w:p>
+    <w:p>
+      <w:pPr>
+        <w:pStyle w:val="Heading2"/>
+      </w:pPr>
+    </w:p>
+    <w:p>
+      <w:pPr>
+        <w:pStyle w:val="Heading2"/>
+      </w:pPr>
+    </w:p>
+    <w:p>
+      <w:pPr>
+        <w:pStyle w:val="Heading2"/>
+      </w:pPr>
+    </w:p>
+    <w:p>
+      <w:pPr>
+        <w:pStyle w:val="Heading2"/>
+      </w:pPr>
+    </w:p>
+    <w:p>
+      <w:pPr>
+        <w:pStyle w:val="Heading2"/>
+      </w:pPr>
+    </w:p>
+    <w:p>
+      <w:pPr>
+        <w:rPr>
+          <w:rFonts w:ascii="Arial" w:eastAsia="Times New Roman" w:hAnsi="Arial" w:cs="Times New Roman"/>
+          <w:b/>
+          <w:bCs/>
+          <w:kern w:val="0"/>
+          <w:sz w:val="24"/>
+          <w:szCs w:val="24"/>
+          <w:u w:val="single"/>
+          <w:lang w:val="es-419"/>
+          <w14:ligatures w14:val="none"/>
+        </w:rPr>
+      </w:pPr>
+      <w:r>
+        <w:br w:type="page"/>
+      </w:r>
+    </w:p>
+    <w:p>
+      <w:pPr>
+        <w:pStyle w:val="Heading2"/>
+      </w:pPr>
+      <w:r>
+        <w:lastRenderedPageBreak/>
         <w:t>Pa</w:t>
       </w:r>
       <w:r>
         <w:t xml:space="preserve">rte </w:t>
       </w:r>
       <w:r>
-        <w:t>4</w:t>
+        <w:t>3</w:t>
       </w:r>
       <w:r>
         <w:t xml:space="preserve">: </w:t>
@@ -3099,7 +2626,7 @@
           <w:bCs/>
           <w:lang w:val="es-419"/>
         </w:rPr>
-        <w:t>a</w:t>
+        <w:t>e</w:t>
       </w:r>
       <w:r>
         <w:rPr>
@@ -3142,16 +2669,6 @@
         </w:rPr>
         <w:t xml:space="preserve"> tipo de tratamiento queremos dar a cada tipo de tráfico.  </w:t>
       </w:r>
-    </w:p>
-    <w:p>
-      <w:pPr>
-        <w:pStyle w:val="SubStepAlpha"/>
-        <w:spacing w:before="0" w:after="0" w:line="300" w:lineRule="exact"/>
-        <w:ind w:left="720"/>
-        <w:rPr>
-          <w:sz w:val="22"/>
-        </w:rPr>
-      </w:pPr>
     </w:p>
     <w:p>
       <w:pPr>
@@ -3171,6 +2688,7 @@
         </w:rPr>
         <w:t xml:space="preserve">El comando es </w:t>
       </w:r>
+      <w:proofErr w:type="spellStart"/>
       <w:r>
         <w:rPr>
           <w:b/>
@@ -3179,6 +2697,7 @@
         </w:rPr>
         <w:t>policy-map</w:t>
       </w:r>
+      <w:proofErr w:type="spellEnd"/>
       <w:r>
         <w:rPr>
           <w:sz w:val="22"/>
@@ -3246,20 +2765,16 @@
     </w:p>
     <w:p>
       <w:pPr>
-        <w:pStyle w:val="ListParagraph"/>
+        <w:pStyle w:val="SubStepAlpha"/>
+        <w:spacing w:before="0" w:after="0" w:line="300" w:lineRule="exact"/>
+        <w:rPr>
+          <w:sz w:val="22"/>
+        </w:rPr>
+      </w:pPr>
+    </w:p>
+    <w:p>
+      <w:pPr>
         <w:spacing w:after="0" w:line="300" w:lineRule="exact"/>
-        <w:ind w:left="360"/>
-        <w:jc w:val="both"/>
-        <w:rPr>
-          <w:rFonts w:ascii="Arial" w:hAnsi="Arial" w:cs="Arial"/>
-          <w:b/>
-          <w:bCs/>
-        </w:rPr>
-      </w:pPr>
-    </w:p>
-    <w:p>
-      <w:pPr>
-        <w:spacing w:after="0" w:line="300" w:lineRule="exact"/>
         <w:rPr>
           <w:rFonts w:ascii="Arial" w:hAnsi="Arial" w:cs="Arial"/>
           <w:b/>
@@ -3283,7 +2798,25 @@
           <w:bCs/>
           <w:lang w:val="es-419"/>
         </w:rPr>
-        <w:t xml:space="preserve">Configura </w:t>
+        <w:t>Configur</w:t>
+      </w:r>
+      <w:r>
+        <w:rPr>
+          <w:rFonts w:ascii="Arial" w:hAnsi="Arial" w:cs="Arial"/>
+          <w:b/>
+          <w:bCs/>
+          <w:lang w:val="es-419"/>
+        </w:rPr>
+        <w:t>e</w:t>
+      </w:r>
+      <w:r>
+        <w:rPr>
+          <w:rFonts w:ascii="Arial" w:hAnsi="Arial" w:cs="Arial"/>
+          <w:b/>
+          <w:bCs/>
+          <w:lang w:val="es-419"/>
+        </w:rPr>
+        <w:t xml:space="preserve"> </w:t>
       </w:r>
       <w:r>
         <w:rPr>
@@ -3322,47 +2855,13 @@
         <w:rPr>
           <w:sz w:val="22"/>
         </w:rPr>
-        <w:t xml:space="preserve">Luego use </w:t>
-      </w:r>
-      <w:r>
-        <w:rPr>
-          <w:b/>
-          <w:bCs/>
-          <w:sz w:val="22"/>
-        </w:rPr>
-        <w:t>class</w:t>
-      </w:r>
-      <w:r>
-        <w:rPr>
-          <w:sz w:val="22"/>
-        </w:rPr>
-        <w:t>, seguido del nombre de uno de los mapas de clase que acabo de configurar, HTTPS_MAP.</w:t>
-      </w:r>
-      <w:r>
-        <w:rPr>
-          <w:sz w:val="22"/>
-        </w:rPr>
-        <w:t xml:space="preserve"> </w:t>
-      </w:r>
-      <w:r>
-        <w:rPr>
-          <w:sz w:val="22"/>
-        </w:rPr>
-        <w:t xml:space="preserve">Use </w:t>
-      </w:r>
-      <w:r>
-        <w:rPr>
-          <w:b/>
-          <w:bCs/>
-          <w:sz w:val="22"/>
-        </w:rPr>
-        <w:t>class</w:t>
-      </w:r>
-      <w:r>
-        <w:rPr>
-          <w:sz w:val="22"/>
-        </w:rPr>
-        <w:t xml:space="preserve">, seguido del nombre del mapa de clase: </w:t>
+        <w:t xml:space="preserve">Configure el mapa de </w:t>
+      </w:r>
+      <w:r>
+        <w:rPr>
+          <w:sz w:val="22"/>
+        </w:rPr>
+        <w:t xml:space="preserve">clase: </w:t>
       </w:r>
       <w:r>
         <w:rPr>
@@ -3371,12 +2870,6 @@
           <w:sz w:val="22"/>
         </w:rPr>
         <w:t>HTTPS_MAP</w:t>
-      </w:r>
-      <w:r>
-        <w:rPr>
-          <w:sz w:val="22"/>
-        </w:rPr>
-        <w:t>.</w:t>
       </w:r>
     </w:p>
     <w:p>
@@ -3501,47 +2994,7 @@
     </w:p>
     <w:p>
       <w:pPr>
-        <w:pStyle w:val="ListParagraph"/>
         <w:spacing w:after="0" w:line="300" w:lineRule="exact"/>
-        <w:jc w:val="both"/>
-        <w:rPr>
-          <w:rFonts w:ascii="Arial" w:hAnsi="Arial" w:cs="Arial"/>
-        </w:rPr>
-      </w:pPr>
-    </w:p>
-    <w:p>
-      <w:pPr>
-        <w:pStyle w:val="ListParagraph"/>
-        <w:spacing w:after="0" w:line="300" w:lineRule="exact"/>
-        <w:jc w:val="both"/>
-        <w:rPr>
-          <w:rFonts w:ascii="Arial" w:hAnsi="Arial" w:cs="Arial"/>
-        </w:rPr>
-      </w:pPr>
-    </w:p>
-    <w:p>
-      <w:pPr>
-        <w:pStyle w:val="ListParagraph"/>
-        <w:spacing w:after="0" w:line="300" w:lineRule="exact"/>
-        <w:jc w:val="both"/>
-        <w:rPr>
-          <w:rFonts w:ascii="Arial" w:hAnsi="Arial" w:cs="Arial"/>
-        </w:rPr>
-      </w:pPr>
-    </w:p>
-    <w:p>
-      <w:pPr>
-        <w:pStyle w:val="ListParagraph"/>
-        <w:spacing w:after="0" w:line="300" w:lineRule="exact"/>
-        <w:jc w:val="both"/>
-        <w:rPr>
-          <w:rFonts w:ascii="Arial" w:hAnsi="Arial" w:cs="Arial"/>
-        </w:rPr>
-      </w:pPr>
-    </w:p>
-    <w:p>
-      <w:pPr>
-        <w:spacing w:after="0" w:line="300" w:lineRule="exact"/>
         <w:rPr>
           <w:rFonts w:ascii="Arial" w:hAnsi="Arial" w:cs="Arial"/>
           <w:b/>
@@ -3574,7 +3027,25 @@
           <w:bCs/>
           <w:lang w:val="es-419"/>
         </w:rPr>
-        <w:t xml:space="preserve">Configura </w:t>
+        <w:t>Configur</w:t>
+      </w:r>
+      <w:r>
+        <w:rPr>
+          <w:rFonts w:ascii="Arial" w:hAnsi="Arial" w:cs="Arial"/>
+          <w:b/>
+          <w:bCs/>
+          <w:lang w:val="es-419"/>
+        </w:rPr>
+        <w:t>e</w:t>
+      </w:r>
+      <w:r>
+        <w:rPr>
+          <w:rFonts w:ascii="Arial" w:hAnsi="Arial" w:cs="Arial"/>
+          <w:b/>
+          <w:bCs/>
+          <w:lang w:val="es-419"/>
+        </w:rPr>
+        <w:t xml:space="preserve"> </w:t>
       </w:r>
       <w:r>
         <w:rPr>
@@ -3613,27 +3084,13 @@
         <w:rPr>
           <w:sz w:val="22"/>
         </w:rPr>
-        <w:t xml:space="preserve">Use </w:t>
-      </w:r>
-      <w:r>
-        <w:rPr>
-          <w:b/>
-          <w:bCs/>
-          <w:sz w:val="22"/>
-        </w:rPr>
-        <w:t>class</w:t>
-      </w:r>
-      <w:r>
-        <w:rPr>
-          <w:sz w:val="22"/>
-        </w:rPr>
-        <w:t>, seguido del nombre de</w:t>
-      </w:r>
-      <w:r>
-        <w:rPr>
-          <w:sz w:val="22"/>
-        </w:rPr>
-        <w:t>l mapa de clase:</w:t>
+        <w:t xml:space="preserve">Configure el </w:t>
+      </w:r>
+      <w:r>
+        <w:rPr>
+          <w:sz w:val="22"/>
+        </w:rPr>
+        <w:t>mapa de clase:</w:t>
       </w:r>
       <w:r>
         <w:rPr>
@@ -3648,12 +3105,6 @@
           <w:sz w:val="22"/>
         </w:rPr>
         <w:t>HTTP_MAP</w:t>
-      </w:r>
-      <w:r>
-        <w:rPr>
-          <w:sz w:val="22"/>
-        </w:rPr>
-        <w:t>.</w:t>
       </w:r>
     </w:p>
     <w:p>
@@ -3818,7 +3269,25 @@
           <w:bCs/>
           <w:lang w:val="es-419"/>
         </w:rPr>
-        <w:t xml:space="preserve">Configura </w:t>
+        <w:t>Configur</w:t>
+      </w:r>
+      <w:r>
+        <w:rPr>
+          <w:rFonts w:ascii="Arial" w:hAnsi="Arial" w:cs="Arial"/>
+          <w:b/>
+          <w:bCs/>
+          <w:lang w:val="es-419"/>
+        </w:rPr>
+        <w:t>e</w:t>
+      </w:r>
+      <w:r>
+        <w:rPr>
+          <w:rFonts w:ascii="Arial" w:hAnsi="Arial" w:cs="Arial"/>
+          <w:b/>
+          <w:bCs/>
+          <w:lang w:val="es-419"/>
+        </w:rPr>
+        <w:t xml:space="preserve"> </w:t>
       </w:r>
       <w:r>
         <w:rPr>
@@ -3839,66 +3308,6 @@
           <w:sz w:val="22"/>
         </w:rPr>
       </w:pPr>
-    </w:p>
-    <w:p>
-      <w:pPr>
-        <w:pStyle w:val="SubStepAlpha"/>
-        <w:numPr>
-          <w:ilvl w:val="3"/>
-          <w:numId w:val="5"/>
-        </w:numPr>
-        <w:spacing w:before="0" w:after="0" w:line="300" w:lineRule="exact"/>
-        <w:rPr>
-          <w:rFonts w:cs="Arial"/>
-          <w:sz w:val="22"/>
-        </w:rPr>
-      </w:pPr>
-      <w:r>
-        <w:rPr>
-          <w:sz w:val="22"/>
-        </w:rPr>
-        <w:t xml:space="preserve">Use </w:t>
-      </w:r>
-      <w:r>
-        <w:rPr>
-          <w:b/>
-          <w:bCs/>
-          <w:sz w:val="22"/>
-        </w:rPr>
-        <w:t>class</w:t>
-      </w:r>
-      <w:r>
-        <w:rPr>
-          <w:sz w:val="22"/>
-        </w:rPr>
-        <w:t>, seguido del nombre de</w:t>
-      </w:r>
-      <w:r>
-        <w:rPr>
-          <w:sz w:val="22"/>
-        </w:rPr>
-        <w:t>l mapa de clase:</w:t>
-      </w:r>
-      <w:r>
-        <w:rPr>
-          <w:sz w:val="22"/>
-        </w:rPr>
-        <w:t xml:space="preserve"> </w:t>
-      </w:r>
-      <w:r>
-        <w:rPr>
-          <w:b/>
-          <w:bCs/>
-          <w:sz w:val="22"/>
-        </w:rPr>
-        <w:t>ICMP_MAP</w:t>
-      </w:r>
-      <w:r>
-        <w:rPr>
-          <w:sz w:val="22"/>
-        </w:rPr>
-        <w:t>.</w:t>
-      </w:r>
     </w:p>
     <w:p>
       <w:pPr>
@@ -3917,43 +3326,21 @@
         <w:rPr>
           <w:rFonts w:ascii="Arial" w:hAnsi="Arial" w:cs="Arial"/>
         </w:rPr>
-        <w:t xml:space="preserve">Marca cualquier paquete </w:t>
-      </w:r>
-      <w:r>
-        <w:rPr>
-          <w:rFonts w:ascii="Arial" w:hAnsi="Arial" w:cs="Arial"/>
-          <w:b/>
-          <w:bCs/>
-        </w:rPr>
-        <w:t>ICMP</w:t>
-      </w:r>
-      <w:r>
-        <w:rPr>
-          <w:rFonts w:ascii="Arial" w:hAnsi="Arial" w:cs="Arial"/>
-        </w:rPr>
-        <w:t xml:space="preserve"> con un valor </w:t>
-      </w:r>
-      <w:r>
-        <w:rPr>
-          <w:rFonts w:ascii="Arial" w:hAnsi="Arial" w:cs="Arial"/>
-          <w:b/>
-          <w:bCs/>
-        </w:rPr>
-        <w:t xml:space="preserve">DSCP </w:t>
-      </w:r>
-      <w:r>
-        <w:rPr>
-          <w:rFonts w:ascii="Arial" w:hAnsi="Arial" w:cs="Arial"/>
-        </w:rPr>
-        <w:t xml:space="preserve">de </w:t>
-      </w:r>
-      <w:r>
-        <w:rPr>
-          <w:rFonts w:ascii="Arial" w:hAnsi="Arial" w:cs="Arial"/>
-          <w:b/>
-          <w:bCs/>
-        </w:rPr>
-        <w:t>cs2</w:t>
+        <w:t>Configure el ma</w:t>
+      </w:r>
+      <w:r>
+        <w:rPr>
+          <w:rFonts w:ascii="Arial" w:hAnsi="Arial" w:cs="Arial"/>
+        </w:rPr>
+        <w:t xml:space="preserve">pa de clase: </w:t>
+      </w:r>
+      <w:r>
+        <w:rPr>
+          <w:rFonts w:ascii="Arial" w:hAnsi="Arial" w:cs="Arial"/>
+          <w:b/>
+          <w:bCs/>
+        </w:rPr>
+        <w:t>ICMP_MAP</w:t>
       </w:r>
     </w:p>
     <w:p>
@@ -3973,99 +3360,44 @@
         <w:rPr>
           <w:rFonts w:ascii="Arial" w:hAnsi="Arial" w:cs="Arial"/>
         </w:rPr>
-        <w:t xml:space="preserve">Ahora le daremos un </w:t>
-      </w:r>
-      <w:r>
-        <w:rPr>
-          <w:rFonts w:ascii="Arial" w:hAnsi="Arial" w:cs="Arial"/>
-          <w:b/>
-          <w:bCs/>
-        </w:rPr>
-        <w:t>ancho de banda mínimo del 5%</w:t>
-      </w:r>
-      <w:r>
-        <w:rPr>
-          <w:rFonts w:ascii="Arial" w:hAnsi="Arial" w:cs="Arial"/>
-        </w:rPr>
-        <w:t xml:space="preserve"> en momentos de congestión</w:t>
-      </w:r>
-      <w:r>
-        <w:rPr>
-          <w:rFonts w:ascii="Arial" w:hAnsi="Arial" w:cs="Arial"/>
-        </w:rPr>
-        <w:t xml:space="preserve"> y </w:t>
-      </w:r>
-      <w:r>
-        <w:rPr>
-          <w:rFonts w:ascii="Arial" w:hAnsi="Arial" w:cs="Arial"/>
-        </w:rPr>
-        <w:t xml:space="preserve">no </w:t>
-      </w:r>
-      <w:r>
-        <w:rPr>
-          <w:rFonts w:ascii="Arial" w:hAnsi="Arial" w:cs="Arial"/>
-        </w:rPr>
-        <w:t>está en</w:t>
-      </w:r>
-      <w:r>
-        <w:rPr>
-          <w:rFonts w:ascii="Arial" w:hAnsi="Arial" w:cs="Arial"/>
-        </w:rPr>
-        <w:t xml:space="preserve"> una cola de prioridad.</w:t>
-      </w:r>
-    </w:p>
-    <w:p>
-      <w:pPr>
-        <w:spacing w:after="0" w:line="300" w:lineRule="exact"/>
-        <w:ind w:left="708"/>
-        <w:jc w:val="both"/>
-        <w:rPr>
-          <w:rFonts w:ascii="Arial" w:hAnsi="Arial" w:cs="Arial"/>
-          <w:b/>
-          <w:bCs/>
-        </w:rPr>
-      </w:pPr>
-    </w:p>
-    <w:p>
-      <w:pPr>
-        <w:spacing w:after="0" w:line="300" w:lineRule="exact"/>
-        <w:rPr>
-          <w:rFonts w:ascii="Arial" w:hAnsi="Arial" w:cs="Arial"/>
-          <w:b/>
-          <w:bCs/>
-          <w:lang w:val="es-419"/>
-        </w:rPr>
-      </w:pPr>
-      <w:r>
-        <w:rPr>
-          <w:rFonts w:ascii="Arial" w:hAnsi="Arial" w:cs="Arial"/>
-          <w:b/>
-          <w:bCs/>
-          <w:lang w:val="es-419"/>
-        </w:rPr>
-        <w:t>5.</w:t>
-      </w:r>
-      <w:r>
-        <w:rPr>
-          <w:rFonts w:ascii="Arial" w:hAnsi="Arial" w:cs="Arial"/>
-          <w:b/>
-          <w:bCs/>
-          <w:lang w:val="es-419"/>
-        </w:rPr>
-        <w:t xml:space="preserve"> Verifica la configuración de los mapas de políticas</w:t>
-      </w:r>
-    </w:p>
-    <w:p>
-      <w:pPr>
-        <w:pStyle w:val="SubStepAlpha"/>
-        <w:spacing w:before="0" w:after="0" w:line="300" w:lineRule="exact"/>
-        <w:ind w:left="720" w:hanging="360"/>
-        <w:jc w:val="both"/>
-        <w:rPr>
-          <w:rFonts w:cs="Arial"/>
-          <w:sz w:val="22"/>
-        </w:rPr>
-      </w:pPr>
+        <w:t xml:space="preserve">Marca cualquier paquete </w:t>
+      </w:r>
+      <w:r>
+        <w:rPr>
+          <w:rFonts w:ascii="Arial" w:hAnsi="Arial" w:cs="Arial"/>
+          <w:b/>
+          <w:bCs/>
+        </w:rPr>
+        <w:t>ICMP</w:t>
+      </w:r>
+      <w:r>
+        <w:rPr>
+          <w:rFonts w:ascii="Arial" w:hAnsi="Arial" w:cs="Arial"/>
+        </w:rPr>
+        <w:t xml:space="preserve"> con un valor </w:t>
+      </w:r>
+      <w:r>
+        <w:rPr>
+          <w:rFonts w:ascii="Arial" w:hAnsi="Arial" w:cs="Arial"/>
+          <w:b/>
+          <w:bCs/>
+        </w:rPr>
+        <w:t xml:space="preserve">DSCP </w:t>
+      </w:r>
+      <w:r>
+        <w:rPr>
+          <w:rFonts w:ascii="Arial" w:hAnsi="Arial" w:cs="Arial"/>
+        </w:rPr>
+        <w:t xml:space="preserve">de </w:t>
+      </w:r>
+      <w:r>
+        <w:rPr>
+          <w:rFonts w:ascii="Arial" w:hAnsi="Arial" w:cs="Arial"/>
+          <w:b/>
+          <w:bCs/>
+        </w:rPr>
+        <w:t>cs2</w:t>
+      </w:r>
     </w:p>
     <w:p>
       <w:pPr>
@@ -4084,40 +3416,117 @@
         <w:rPr>
           <w:rFonts w:ascii="Arial" w:hAnsi="Arial" w:cs="Arial"/>
         </w:rPr>
-        <w:t>Ejecuta el comando</w:t>
-      </w:r>
-      <w:r>
-        <w:rPr>
-          <w:rFonts w:ascii="Arial" w:hAnsi="Arial" w:cs="Arial"/>
-          <w:b/>
-          <w:bCs/>
-        </w:rPr>
-        <w:t xml:space="preserve"> sh run | section </w:t>
-      </w:r>
-      <w:r>
-        <w:rPr>
-          <w:rFonts w:ascii="Arial" w:hAnsi="Arial" w:cs="Arial"/>
-          <w:b/>
-          <w:bCs/>
-        </w:rPr>
-        <w:t>policy-map</w:t>
-      </w:r>
-      <w:r>
-        <w:rPr>
-          <w:rFonts w:ascii="Arial" w:hAnsi="Arial" w:cs="Arial"/>
-          <w:b/>
-          <w:bCs/>
-        </w:rPr>
-        <w:t>.</w:t>
-      </w:r>
-      <w:r>
-        <w:rPr>
-          <w:rFonts w:ascii="Arial" w:hAnsi="Arial" w:cs="Arial"/>
-          <w:b/>
-          <w:bCs/>
-        </w:rPr>
-        <w:t xml:space="preserve"> </w:t>
-      </w:r>
+        <w:t xml:space="preserve">Ahora le daremos un </w:t>
+      </w:r>
+      <w:r>
+        <w:rPr>
+          <w:rFonts w:ascii="Arial" w:hAnsi="Arial" w:cs="Arial"/>
+          <w:b/>
+          <w:bCs/>
+        </w:rPr>
+        <w:t>ancho de banda mínimo del 5%</w:t>
+      </w:r>
+      <w:r>
+        <w:rPr>
+          <w:rFonts w:ascii="Arial" w:hAnsi="Arial" w:cs="Arial"/>
+        </w:rPr>
+        <w:t xml:space="preserve"> en momentos de congestión</w:t>
+      </w:r>
+      <w:r>
+        <w:rPr>
+          <w:rFonts w:ascii="Arial" w:hAnsi="Arial" w:cs="Arial"/>
+        </w:rPr>
+        <w:t xml:space="preserve"> y </w:t>
+      </w:r>
+      <w:r>
+        <w:rPr>
+          <w:rFonts w:ascii="Arial" w:hAnsi="Arial" w:cs="Arial"/>
+        </w:rPr>
+        <w:t xml:space="preserve">no </w:t>
+      </w:r>
+      <w:r>
+        <w:rPr>
+          <w:rFonts w:ascii="Arial" w:hAnsi="Arial" w:cs="Arial"/>
+        </w:rPr>
+        <w:t>está en</w:t>
+      </w:r>
+      <w:r>
+        <w:rPr>
+          <w:rFonts w:ascii="Arial" w:hAnsi="Arial" w:cs="Arial"/>
+        </w:rPr>
+        <w:t xml:space="preserve"> una cola de prioridad.</w:t>
+      </w:r>
+    </w:p>
+    <w:p>
+      <w:pPr>
+        <w:spacing w:after="0" w:line="300" w:lineRule="exact"/>
+        <w:ind w:left="708"/>
+        <w:jc w:val="both"/>
+        <w:rPr>
+          <w:rFonts w:ascii="Arial" w:hAnsi="Arial" w:cs="Arial"/>
+          <w:b/>
+          <w:bCs/>
+        </w:rPr>
+      </w:pPr>
+    </w:p>
+    <w:p>
+      <w:pPr>
+        <w:spacing w:after="0" w:line="300" w:lineRule="exact"/>
+        <w:rPr>
+          <w:rFonts w:ascii="Arial" w:hAnsi="Arial" w:cs="Arial"/>
+          <w:b/>
+          <w:bCs/>
+          <w:lang w:val="es-419"/>
+        </w:rPr>
+      </w:pPr>
+      <w:r>
+        <w:rPr>
+          <w:rFonts w:ascii="Arial" w:hAnsi="Arial" w:cs="Arial"/>
+          <w:b/>
+          <w:bCs/>
+          <w:lang w:val="es-419"/>
+        </w:rPr>
+        <w:t>5.</w:t>
+      </w:r>
+      <w:r>
+        <w:rPr>
+          <w:rFonts w:ascii="Arial" w:hAnsi="Arial" w:cs="Arial"/>
+          <w:b/>
+          <w:bCs/>
+          <w:lang w:val="es-419"/>
+        </w:rPr>
+        <w:t xml:space="preserve"> Verifi</w:t>
+      </w:r>
+      <w:r>
+        <w:rPr>
+          <w:rFonts w:ascii="Arial" w:hAnsi="Arial" w:cs="Arial"/>
+          <w:b/>
+          <w:bCs/>
+          <w:lang w:val="es-419"/>
+        </w:rPr>
+        <w:t>que</w:t>
+      </w:r>
+      <w:r>
+        <w:rPr>
+          <w:rFonts w:ascii="Arial" w:hAnsi="Arial" w:cs="Arial"/>
+          <w:b/>
+          <w:bCs/>
+          <w:lang w:val="es-419"/>
+        </w:rPr>
+        <w:t xml:space="preserve"> la configuración de los mapas de políticas</w:t>
+      </w:r>
+    </w:p>
+    <w:p>
+      <w:pPr>
+        <w:pStyle w:val="SubStepAlpha"/>
+        <w:spacing w:before="0" w:after="0" w:line="300" w:lineRule="exact"/>
+        <w:ind w:left="720" w:hanging="360"/>
+        <w:jc w:val="both"/>
+        <w:rPr>
+          <w:rFonts w:cs="Arial"/>
+          <w:sz w:val="22"/>
+        </w:rPr>
+      </w:pPr>
     </w:p>
     <w:p>
       <w:pPr>
@@ -4136,6 +3545,62 @@
         <w:rPr>
           <w:rFonts w:ascii="Arial" w:hAnsi="Arial" w:cs="Arial"/>
         </w:rPr>
+        <w:t>Ejecuta el comando</w:t>
+      </w:r>
+      <w:r>
+        <w:rPr>
+          <w:rFonts w:ascii="Arial" w:hAnsi="Arial" w:cs="Arial"/>
+          <w:b/>
+          <w:bCs/>
+        </w:rPr>
+        <w:t xml:space="preserve"> </w:t>
+      </w:r>
+      <w:proofErr w:type="spellStart"/>
+      <w:r>
+        <w:rPr>
+          <w:rFonts w:ascii="Arial" w:hAnsi="Arial" w:cs="Arial"/>
+          <w:b/>
+          <w:bCs/>
+        </w:rPr>
+        <w:t>sh</w:t>
+      </w:r>
+      <w:proofErr w:type="spellEnd"/>
+      <w:r>
+        <w:rPr>
+          <w:rFonts w:ascii="Arial" w:hAnsi="Arial" w:cs="Arial"/>
+          <w:b/>
+          <w:bCs/>
+        </w:rPr>
+        <w:t xml:space="preserve"> run | section </w:t>
+      </w:r>
+      <w:proofErr w:type="spellStart"/>
+      <w:r>
+        <w:rPr>
+          <w:rFonts w:ascii="Arial" w:hAnsi="Arial" w:cs="Arial"/>
+          <w:b/>
+          <w:bCs/>
+        </w:rPr>
+        <w:t>policy-map</w:t>
+      </w:r>
+      <w:proofErr w:type="spellEnd"/>
+    </w:p>
+    <w:p>
+      <w:pPr>
+        <w:pStyle w:val="ListParagraph"/>
+        <w:numPr>
+          <w:ilvl w:val="0"/>
+          <w:numId w:val="13"/>
+        </w:numPr>
+        <w:spacing w:after="0" w:line="300" w:lineRule="exact"/>
+        <w:jc w:val="both"/>
+        <w:rPr>
+          <w:rFonts w:ascii="Arial" w:hAnsi="Arial" w:cs="Arial"/>
+        </w:rPr>
+      </w:pPr>
+      <w:r>
+        <w:rPr>
+          <w:rFonts w:ascii="Arial" w:hAnsi="Arial" w:cs="Arial"/>
+        </w:rPr>
         <w:t>Si es un paquete</w:t>
       </w:r>
       <w:r>
@@ -4347,7 +3812,21 @@
         <w:rPr>
           <w:rFonts w:ascii="Arial" w:hAnsi="Arial" w:cs="Arial"/>
         </w:rPr>
-        <w:t>El resto del tráfico, que no coincida con ninguno de estas políticas, no se marcará y se reenviará sin ningún tratamiento especial de QoS.</w:t>
+        <w:t xml:space="preserve">El resto del tráfico, que no coincida con ninguno de estas políticas, no se marcará y se reenviará sin ningún tratamiento especial de </w:t>
+      </w:r>
+      <w:proofErr w:type="spellStart"/>
+      <w:r>
+        <w:rPr>
+          <w:rFonts w:ascii="Arial" w:hAnsi="Arial" w:cs="Arial"/>
+        </w:rPr>
+        <w:t>QoS</w:t>
+      </w:r>
+      <w:proofErr w:type="spellEnd"/>
+      <w:r>
+        <w:rPr>
+          <w:rFonts w:ascii="Arial" w:hAnsi="Arial" w:cs="Arial"/>
+        </w:rPr>
+        <w:t>.</w:t>
       </w:r>
     </w:p>
     <w:p>
@@ -4362,14 +3841,43 @@
       <w:pPr>
         <w:pStyle w:val="Heading2"/>
       </w:pPr>
-      <w:r>
+    </w:p>
+    <w:p>
+      <w:pPr>
+        <w:pStyle w:val="Heading2"/>
+      </w:pPr>
+    </w:p>
+    <w:p>
+      <w:pPr>
+        <w:rPr>
+          <w:rFonts w:ascii="Arial" w:eastAsia="Times New Roman" w:hAnsi="Arial" w:cs="Times New Roman"/>
+          <w:b/>
+          <w:bCs/>
+          <w:kern w:val="0"/>
+          <w:sz w:val="24"/>
+          <w:szCs w:val="24"/>
+          <w:u w:val="single"/>
+          <w:lang w:val="es-419"/>
+          <w14:ligatures w14:val="none"/>
+        </w:rPr>
+      </w:pPr>
+      <w:r>
+        <w:br w:type="page"/>
+      </w:r>
+    </w:p>
+    <w:p>
+      <w:pPr>
+        <w:pStyle w:val="Heading2"/>
+      </w:pPr>
+      <w:r>
+        <w:lastRenderedPageBreak/>
         <w:t>Pa</w:t>
       </w:r>
       <w:r>
         <w:t xml:space="preserve">rte </w:t>
       </w:r>
       <w:r>
-        <w:t>5</w:t>
+        <w:t>4</w:t>
       </w:r>
       <w:r>
         <w:t xml:space="preserve">: </w:t>
@@ -4515,7 +4023,23 @@
           <w:rFonts w:cs="Arial"/>
           <w:sz w:val="22"/>
         </w:rPr>
-        <w:t>Nuestra configuración QoS está completa.</w:t>
+        <w:t xml:space="preserve">Nuestra configuración </w:t>
+      </w:r>
+      <w:proofErr w:type="spellStart"/>
+      <w:r>
+        <w:rPr>
+          <w:rFonts w:cs="Arial"/>
+          <w:sz w:val="22"/>
+        </w:rPr>
+        <w:t>QoS</w:t>
+      </w:r>
+      <w:proofErr w:type="spellEnd"/>
+      <w:r>
+        <w:rPr>
+          <w:rFonts w:cs="Arial"/>
+          <w:sz w:val="22"/>
+        </w:rPr>
+        <w:t xml:space="preserve"> está completa.</w:t>
       </w:r>
     </w:p>
     <w:p>
@@ -4564,7 +4088,25 @@
           <w:bCs/>
           <w:lang w:val="es-419"/>
         </w:rPr>
-        <w:t xml:space="preserve"> Verifica la configuración</w:t>
+        <w:t xml:space="preserve"> Verifi</w:t>
+      </w:r>
+      <w:r>
+        <w:rPr>
+          <w:rFonts w:ascii="Arial" w:hAnsi="Arial" w:cs="Arial"/>
+          <w:b/>
+          <w:bCs/>
+          <w:lang w:val="es-419"/>
+        </w:rPr>
+        <w:t>que</w:t>
+      </w:r>
+      <w:r>
+        <w:rPr>
+          <w:rFonts w:ascii="Arial" w:hAnsi="Arial" w:cs="Arial"/>
+          <w:b/>
+          <w:bCs/>
+          <w:lang w:val="es-419"/>
+        </w:rPr>
+        <w:t xml:space="preserve"> la configuración</w:t>
       </w:r>
     </w:p>
     <w:p>
@@ -4594,15 +4136,45 @@
         <w:rPr>
           <w:rFonts w:ascii="Arial" w:hAnsi="Arial" w:cs="Arial"/>
         </w:rPr>
-        <w:t>Ejecuta el comando</w:t>
-      </w:r>
-      <w:r>
-        <w:rPr>
-          <w:rFonts w:ascii="Arial" w:hAnsi="Arial" w:cs="Arial"/>
-          <w:b/>
-          <w:bCs/>
-        </w:rPr>
-        <w:t xml:space="preserve"> sh run</w:t>
+        <w:t>Ejecut</w:t>
+      </w:r>
+      <w:r>
+        <w:rPr>
+          <w:rFonts w:ascii="Arial" w:hAnsi="Arial" w:cs="Arial"/>
+        </w:rPr>
+        <w:t>e</w:t>
+      </w:r>
+      <w:r>
+        <w:rPr>
+          <w:rFonts w:ascii="Arial" w:hAnsi="Arial" w:cs="Arial"/>
+        </w:rPr>
+        <w:t xml:space="preserve"> el comando</w:t>
+      </w:r>
+      <w:r>
+        <w:rPr>
+          <w:rFonts w:ascii="Arial" w:hAnsi="Arial" w:cs="Arial"/>
+          <w:b/>
+          <w:bCs/>
+        </w:rPr>
+        <w:t xml:space="preserve"> </w:t>
+      </w:r>
+      <w:proofErr w:type="spellStart"/>
+      <w:r>
+        <w:rPr>
+          <w:rFonts w:ascii="Arial" w:hAnsi="Arial" w:cs="Arial"/>
+          <w:b/>
+          <w:bCs/>
+        </w:rPr>
+        <w:t>sh</w:t>
+      </w:r>
+      <w:proofErr w:type="spellEnd"/>
+      <w:r>
+        <w:rPr>
+          <w:rFonts w:ascii="Arial" w:hAnsi="Arial" w:cs="Arial"/>
+          <w:b/>
+          <w:bCs/>
+        </w:rPr>
+        <w:t xml:space="preserve"> run</w:t>
       </w:r>
       <w:r>
         <w:rPr>
@@ -4630,7 +4202,19 @@
         <w:rPr>
           <w:rFonts w:ascii="Arial" w:hAnsi="Arial" w:cs="Arial"/>
         </w:rPr>
-        <w:t xml:space="preserve">Revisa los </w:t>
+        <w:t>Revis</w:t>
+      </w:r>
+      <w:r>
+        <w:rPr>
+          <w:rFonts w:ascii="Arial" w:hAnsi="Arial" w:cs="Arial"/>
+        </w:rPr>
+        <w:t>e</w:t>
+      </w:r>
+      <w:r>
+        <w:rPr>
+          <w:rFonts w:ascii="Arial" w:hAnsi="Arial" w:cs="Arial"/>
+        </w:rPr>
+        <w:t xml:space="preserve"> los </w:t>
       </w:r>
       <w:r>
         <w:rPr>
@@ -4665,7 +4249,21 @@
           <w:rFonts w:ascii="Arial" w:hAnsi="Arial" w:cs="Arial"/>
           <w:lang w:val="es-419"/>
         </w:rPr>
-        <w:t>Revisa el</w:t>
+        <w:t>Revis</w:t>
+      </w:r>
+      <w:r>
+        <w:rPr>
+          <w:rFonts w:ascii="Arial" w:hAnsi="Arial" w:cs="Arial"/>
+          <w:lang w:val="es-419"/>
+        </w:rPr>
+        <w:t>e</w:t>
+      </w:r>
+      <w:r>
+        <w:rPr>
+          <w:rFonts w:ascii="Arial" w:hAnsi="Arial" w:cs="Arial"/>
+          <w:lang w:val="es-419"/>
+        </w:rPr>
+        <w:t xml:space="preserve"> el</w:t>
       </w:r>
       <w:r>
         <w:rPr>
@@ -4813,101 +4411,36 @@
     </w:p>
     <w:p>
       <w:pPr>
+        <w:pStyle w:val="Heading2"/>
+      </w:pPr>
+      <w:r>
+        <w:t xml:space="preserve">Parte </w:t>
+      </w:r>
+      <w:r>
+        <w:t>5</w:t>
+      </w:r>
+      <w:r>
+        <w:t xml:space="preserve">: Envíe tráfico </w:t>
+      </w:r>
+      <w:r>
+        <w:t>ICMP</w:t>
+      </w:r>
+      <w:r>
+        <w:t>, HTTP y HTTPS</w:t>
+      </w:r>
+      <w:r>
+        <w:t xml:space="preserve"> </w:t>
+      </w:r>
+      <w:r>
+        <w:t xml:space="preserve">al servidor SRV1 </w:t>
+      </w:r>
+    </w:p>
+    <w:p>
+      <w:pPr>
         <w:pStyle w:val="SubStepAlpha"/>
         <w:spacing w:before="0" w:after="0" w:line="300" w:lineRule="exact"/>
-        <w:jc w:val="both"/>
-        <w:rPr>
-          <w:rFonts w:cs="Arial"/>
-          <w:sz w:val="22"/>
-        </w:rPr>
-      </w:pPr>
-    </w:p>
-    <w:p>
-      <w:pPr>
-        <w:pStyle w:val="Heading2"/>
-      </w:pPr>
-      <w:r>
-        <w:t xml:space="preserve">Parte </w:t>
-      </w:r>
-      <w:r>
-        <w:t>6</w:t>
-      </w:r>
-      <w:r>
-        <w:t xml:space="preserve">: Envíe tráfico </w:t>
-      </w:r>
-      <w:r>
-        <w:t>ICMP</w:t>
-      </w:r>
-      <w:r>
-        <w:t>, HTTP y HTTPS</w:t>
-      </w:r>
-      <w:r>
-        <w:t xml:space="preserve"> </w:t>
-      </w:r>
-      <w:r>
-        <w:t>al servidor SRV1 y verifique las marcas</w:t>
-      </w:r>
-    </w:p>
-    <w:p>
-      <w:pPr>
-        <w:pStyle w:val="SubStepAlpha"/>
-        <w:spacing w:before="0" w:after="0" w:line="300" w:lineRule="exact"/>
-        <w:rPr>
-          <w:rFonts w:cs="Arial"/>
-          <w:sz w:val="22"/>
-        </w:rPr>
-      </w:pPr>
-    </w:p>
-    <w:p>
-      <w:pPr>
-        <w:pStyle w:val="SubStepAlpha"/>
-        <w:spacing w:before="0" w:after="0" w:line="300" w:lineRule="exact"/>
-        <w:rPr>
-          <w:b/>
-          <w:bCs/>
-          <w:sz w:val="22"/>
-        </w:rPr>
-      </w:pPr>
-      <w:r>
-        <w:rPr>
-          <w:b/>
-          <w:bCs/>
-          <w:sz w:val="22"/>
-        </w:rPr>
-        <w:t>1</w:t>
-      </w:r>
-      <w:r>
-        <w:rPr>
-          <w:b/>
-          <w:bCs/>
-          <w:sz w:val="22"/>
-        </w:rPr>
-        <w:t>. Env</w:t>
-      </w:r>
-      <w:r>
-        <w:rPr>
-          <w:b/>
-          <w:bCs/>
-          <w:sz w:val="22"/>
-        </w:rPr>
-        <w:t>íe</w:t>
-      </w:r>
-      <w:r>
-        <w:rPr>
-          <w:b/>
-          <w:bCs/>
-          <w:sz w:val="22"/>
-        </w:rPr>
-        <w:t xml:space="preserve"> tráfico ICMP de la PC1 al servidor SRV1 y verifique las marcas</w:t>
-      </w:r>
-    </w:p>
-    <w:p>
-      <w:pPr>
-        <w:pStyle w:val="SubStepAlpha"/>
-        <w:spacing w:before="0" w:after="0" w:line="300" w:lineRule="exact"/>
-        <w:rPr>
-          <w:b/>
-          <w:bCs/>
+        <w:rPr>
+          <w:rFonts w:cs="Arial"/>
           <w:sz w:val="22"/>
         </w:rPr>
       </w:pPr>
@@ -4917,18 +4450,55 @@
         <w:pStyle w:val="SubStepAlpha"/>
         <w:numPr>
           <w:ilvl w:val="0"/>
-          <w:numId w:val="21"/>
+          <w:numId w:val="24"/>
         </w:numPr>
         <w:spacing w:before="0" w:after="0" w:line="300" w:lineRule="exact"/>
-        <w:rPr>
-          <w:sz w:val="22"/>
-        </w:rPr>
-      </w:pPr>
-      <w:r>
-        <w:rPr>
-          <w:sz w:val="22"/>
-        </w:rPr>
-        <w:t xml:space="preserve">Abra el modo de simulación y haga un ping al servidor </w:t>
+      </w:pPr>
+      <w:r>
+        <w:rPr>
+          <w:sz w:val="22"/>
+        </w:rPr>
+        <w:t>Env</w:t>
+      </w:r>
+      <w:r>
+        <w:rPr>
+          <w:sz w:val="22"/>
+        </w:rPr>
+        <w:t>íe</w:t>
+      </w:r>
+      <w:r>
+        <w:rPr>
+          <w:sz w:val="22"/>
+        </w:rPr>
+        <w:t xml:space="preserve"> tráfico </w:t>
+      </w:r>
+      <w:r>
+        <w:rPr>
+          <w:b/>
+          <w:bCs/>
+          <w:sz w:val="22"/>
+        </w:rPr>
+        <w:t>ICMP</w:t>
+      </w:r>
+      <w:r>
+        <w:rPr>
+          <w:sz w:val="22"/>
+        </w:rPr>
+        <w:t xml:space="preserve"> de la </w:t>
+      </w:r>
+      <w:r>
+        <w:rPr>
+          <w:b/>
+          <w:bCs/>
+          <w:sz w:val="22"/>
+        </w:rPr>
+        <w:t xml:space="preserve">PC1 </w:t>
+      </w:r>
+      <w:r>
+        <w:rPr>
+          <w:sz w:val="22"/>
+        </w:rPr>
+        <w:t xml:space="preserve">al servidor </w:t>
       </w:r>
       <w:r>
         <w:rPr>
@@ -4942,151 +4512,148 @@
         <w:rPr>
           <w:sz w:val="22"/>
         </w:rPr>
-        <w:t>.</w:t>
-      </w:r>
-    </w:p>
-    <w:p>
-      <w:pPr>
-        <w:pStyle w:val="SubStepAlpha"/>
-        <w:spacing w:before="0" w:after="0" w:line="300" w:lineRule="exact"/>
-        <w:rPr>
-          <w:b/>
-          <w:bCs/>
-          <w:sz w:val="22"/>
-        </w:rPr>
-      </w:pPr>
-    </w:p>
-    <w:p>
-      <w:pPr>
-        <w:pStyle w:val="SubStepAlpha"/>
-        <w:spacing w:before="0" w:after="0" w:line="300" w:lineRule="exact"/>
-        <w:ind w:firstLine="708"/>
-        <w:rPr>
-          <w:b/>
-          <w:bCs/>
-          <w:sz w:val="22"/>
-        </w:rPr>
-      </w:pPr>
-      <w:r>
-        <w:rPr>
-          <w:b/>
-          <w:bCs/>
-          <w:sz w:val="22"/>
-        </w:rPr>
-        <w:t>ping 10.0.0.100</w:t>
-      </w:r>
-    </w:p>
-    <w:p>
-      <w:pPr>
-        <w:pStyle w:val="SubStepAlpha"/>
-        <w:spacing w:before="0" w:after="0" w:line="300" w:lineRule="exact"/>
-        <w:ind w:firstLine="708"/>
-        <w:rPr>
-          <w:b/>
-          <w:bCs/>
-          <w:sz w:val="22"/>
-        </w:rPr>
-      </w:pPr>
+        <w:t xml:space="preserve"> </w:t>
+      </w:r>
     </w:p>
     <w:p>
       <w:pPr>
         <w:pStyle w:val="SubStepAlpha"/>
         <w:numPr>
           <w:ilvl w:val="0"/>
-          <w:numId w:val="21"/>
+          <w:numId w:val="24"/>
         </w:numPr>
         <w:spacing w:before="0" w:after="0" w:line="300" w:lineRule="exact"/>
         <w:rPr>
-          <w:sz w:val="22"/>
-        </w:rPr>
-      </w:pPr>
-      <w:r>
-        <w:rPr>
-          <w:sz w:val="22"/>
-        </w:rPr>
-        <w:t>E</w:t>
-      </w:r>
-      <w:r>
-        <w:rPr>
-          <w:sz w:val="22"/>
-        </w:rPr>
-        <w:t xml:space="preserve">n la pestaña de </w:t>
-      </w:r>
-      <w:r>
-        <w:rPr>
-          <w:b/>
-          <w:bCs/>
-          <w:sz w:val="22"/>
-        </w:rPr>
-        <w:t>O</w:t>
-      </w:r>
-      <w:r>
-        <w:rPr>
-          <w:b/>
-          <w:bCs/>
-          <w:sz w:val="22"/>
-        </w:rPr>
-        <w:t>utb</w:t>
-      </w:r>
-      <w:r>
-        <w:rPr>
-          <w:b/>
-          <w:bCs/>
-          <w:sz w:val="22"/>
-        </w:rPr>
-        <w:t xml:space="preserve">ound PDU </w:t>
-      </w:r>
-      <w:r>
-        <w:rPr>
-          <w:b/>
-          <w:bCs/>
-          <w:sz w:val="22"/>
-        </w:rPr>
-        <w:t>D</w:t>
-      </w:r>
-      <w:r>
-        <w:rPr>
-          <w:b/>
-          <w:bCs/>
-          <w:sz w:val="22"/>
-        </w:rPr>
-        <w:t>etails</w:t>
-      </w:r>
-      <w:r>
-        <w:rPr>
-          <w:sz w:val="22"/>
-        </w:rPr>
-        <w:t xml:space="preserve">, la marca de </w:t>
-      </w:r>
-      <w:r>
-        <w:rPr>
-          <w:b/>
-          <w:bCs/>
-          <w:sz w:val="22"/>
-        </w:rPr>
-        <w:t>DSCP</w:t>
-      </w:r>
-      <w:r>
-        <w:rPr>
-          <w:sz w:val="22"/>
-        </w:rPr>
-        <w:t xml:space="preserve"> es </w:t>
-      </w:r>
-      <w:r>
-        <w:rPr>
-          <w:b/>
-          <w:bCs/>
-          <w:sz w:val="22"/>
-        </w:rPr>
-        <w:t>10</w:t>
-      </w:r>
-      <w:r>
-        <w:rPr>
-          <w:b/>
-          <w:bCs/>
-          <w:sz w:val="22"/>
-        </w:rPr>
-        <w:t xml:space="preserve"> hexadecimal</w:t>
+          <w:rFonts w:cs="Arial"/>
+        </w:rPr>
+      </w:pPr>
+      <w:r>
+        <w:rPr>
+          <w:sz w:val="22"/>
+        </w:rPr>
+        <w:t xml:space="preserve">Envíe tráfico </w:t>
+      </w:r>
+      <w:r>
+        <w:rPr>
+          <w:b/>
+          <w:bCs/>
+          <w:sz w:val="22"/>
+        </w:rPr>
+        <w:t>HTTP</w:t>
+      </w:r>
+      <w:r>
+        <w:rPr>
+          <w:sz w:val="22"/>
+        </w:rPr>
+        <w:t xml:space="preserve"> de la </w:t>
+      </w:r>
+      <w:r>
+        <w:rPr>
+          <w:b/>
+          <w:bCs/>
+          <w:sz w:val="22"/>
+        </w:rPr>
+        <w:t xml:space="preserve">PC1 </w:t>
+      </w:r>
+      <w:r>
+        <w:rPr>
+          <w:sz w:val="22"/>
+        </w:rPr>
+        <w:t xml:space="preserve">al servidor </w:t>
+      </w:r>
+      <w:r>
+        <w:rPr>
+          <w:b/>
+          <w:bCs/>
+          <w:sz w:val="22"/>
+        </w:rPr>
+        <w:t>SRV1</w:t>
+      </w:r>
+    </w:p>
+    <w:p>
+      <w:pPr>
+        <w:pStyle w:val="SubStepAlpha"/>
+        <w:numPr>
+          <w:ilvl w:val="0"/>
+          <w:numId w:val="24"/>
+        </w:numPr>
+        <w:spacing w:before="0" w:after="0" w:line="300" w:lineRule="exact"/>
+        <w:rPr>
+          <w:sz w:val="22"/>
+        </w:rPr>
+      </w:pPr>
+      <w:r>
+        <w:rPr>
+          <w:sz w:val="22"/>
+        </w:rPr>
+        <w:t xml:space="preserve">Envíe tráfico </w:t>
+      </w:r>
+      <w:r>
+        <w:rPr>
+          <w:b/>
+          <w:bCs/>
+          <w:sz w:val="22"/>
+        </w:rPr>
+        <w:t>HTTPS</w:t>
+      </w:r>
+      <w:r>
+        <w:rPr>
+          <w:sz w:val="22"/>
+        </w:rPr>
+        <w:t xml:space="preserve"> de la </w:t>
+      </w:r>
+      <w:r>
+        <w:rPr>
+          <w:b/>
+          <w:bCs/>
+          <w:sz w:val="22"/>
+        </w:rPr>
+        <w:t xml:space="preserve">PC1 </w:t>
+      </w:r>
+      <w:r>
+        <w:rPr>
+          <w:sz w:val="22"/>
+        </w:rPr>
+        <w:t xml:space="preserve">al servidor </w:t>
+      </w:r>
+      <w:r>
+        <w:rPr>
+          <w:b/>
+          <w:bCs/>
+          <w:sz w:val="22"/>
+        </w:rPr>
+        <w:t>SRV1</w:t>
+      </w:r>
+    </w:p>
+    <w:p>
+      <w:pPr>
+        <w:pStyle w:val="SubStepAlpha"/>
+        <w:numPr>
+          <w:ilvl w:val="0"/>
+          <w:numId w:val="24"/>
+        </w:numPr>
+        <w:spacing w:before="0" w:after="0" w:line="300" w:lineRule="exact"/>
+        <w:rPr>
+          <w:sz w:val="22"/>
+        </w:rPr>
+      </w:pPr>
+      <w:r>
+        <w:rPr>
+          <w:sz w:val="22"/>
+        </w:rPr>
+        <w:t>Revis</w:t>
+      </w:r>
+      <w:r>
+        <w:rPr>
+          <w:sz w:val="22"/>
+        </w:rPr>
+        <w:t>e</w:t>
+      </w:r>
+      <w:r>
+        <w:rPr>
+          <w:sz w:val="22"/>
+        </w:rPr>
+        <w:t xml:space="preserve"> las estadísticas de los mapas de políticas</w:t>
       </w:r>
       <w:r>
         <w:rPr>
@@ -5094,8 +4661,41 @@
         </w:rPr>
         <w:t>.</w:t>
       </w:r>
-      <w:r>
-        <w:t xml:space="preserve"> </w:t>
+    </w:p>
+    <w:p>
+      <w:pPr>
+        <w:pStyle w:val="SubStepAlpha"/>
+        <w:spacing w:before="0" w:after="0" w:line="300" w:lineRule="exact"/>
+        <w:rPr>
+          <w:sz w:val="22"/>
+        </w:rPr>
+      </w:pPr>
+    </w:p>
+    <w:p>
+      <w:pPr>
+        <w:pStyle w:val="SubStepAlpha"/>
+        <w:spacing w:before="0" w:after="0" w:line="300" w:lineRule="exact"/>
+        <w:rPr>
+          <w:sz w:val="22"/>
+        </w:rPr>
+      </w:pPr>
+    </w:p>
+    <w:p>
+      <w:pPr>
+        <w:spacing w:after="0" w:line="300" w:lineRule="exact"/>
+        <w:rPr>
+          <w:rFonts w:ascii="Arial" w:hAnsi="Arial" w:cs="Arial"/>
+          <w:b/>
+          <w:bCs/>
+        </w:rPr>
+      </w:pPr>
+      <w:r>
+        <w:rPr>
+          <w:rFonts w:ascii="Arial" w:hAnsi="Arial" w:cs="Arial"/>
+          <w:b/>
+          <w:bCs/>
+        </w:rPr>
+        <w:t>Resumen:</w:t>
       </w:r>
     </w:p>
     <w:p>
@@ -5103,7 +4703,7 @@
         <w:pStyle w:val="ListParagraph"/>
         <w:numPr>
           <w:ilvl w:val="0"/>
-          <w:numId w:val="21"/>
+          <w:numId w:val="22"/>
         </w:numPr>
         <w:spacing w:after="0" w:line="300" w:lineRule="exact"/>
         <w:rPr>
@@ -5114,221 +4714,55 @@
         <w:rPr>
           <w:rFonts w:ascii="Arial" w:hAnsi="Arial" w:cs="Arial"/>
         </w:rPr>
-        <w:t xml:space="preserve">Los paquetes </w:t>
-      </w:r>
-      <w:r>
-        <w:rPr>
-          <w:rFonts w:ascii="Arial" w:hAnsi="Arial" w:cs="Arial"/>
-          <w:b/>
-          <w:bCs/>
-        </w:rPr>
-        <w:t>ICMP</w:t>
-      </w:r>
-      <w:r>
-        <w:rPr>
-          <w:rFonts w:ascii="Arial" w:hAnsi="Arial" w:cs="Arial"/>
-        </w:rPr>
-        <w:t xml:space="preserve"> fueron marcados como </w:t>
-      </w:r>
-      <w:r>
-        <w:rPr>
-          <w:rFonts w:ascii="Arial" w:hAnsi="Arial" w:cs="Arial"/>
-          <w:b/>
-          <w:bCs/>
-        </w:rPr>
-        <w:t>CS2</w:t>
-      </w:r>
-      <w:r>
-        <w:rPr>
-          <w:rFonts w:ascii="Arial" w:hAnsi="Arial" w:cs="Arial"/>
-          <w:b/>
-          <w:bCs/>
-        </w:rPr>
-        <w:t>:</w:t>
-      </w:r>
-    </w:p>
-    <w:p>
-      <w:pPr>
-        <w:pStyle w:val="ListParagraph"/>
-        <w:numPr>
-          <w:ilvl w:val="1"/>
-          <w:numId w:val="21"/>
-        </w:numPr>
-        <w:spacing w:after="0" w:line="300" w:lineRule="exact"/>
-        <w:rPr>
-          <w:rFonts w:ascii="Arial" w:hAnsi="Arial" w:cs="Arial"/>
-        </w:rPr>
-      </w:pPr>
-      <w:r>
-        <w:rPr>
-          <w:rFonts w:ascii="Arial" w:hAnsi="Arial" w:cs="Arial"/>
-        </w:rPr>
-        <w:t>Hexadecimal: 10</w:t>
-      </w:r>
-    </w:p>
-    <w:p>
-      <w:pPr>
-        <w:pStyle w:val="ListParagraph"/>
-        <w:numPr>
-          <w:ilvl w:val="1"/>
-          <w:numId w:val="21"/>
-        </w:numPr>
-        <w:spacing w:after="0" w:line="300" w:lineRule="exact"/>
-        <w:rPr>
-          <w:rFonts w:ascii="Arial" w:hAnsi="Arial" w:cs="Arial"/>
-        </w:rPr>
-      </w:pPr>
-      <w:r>
-        <w:rPr>
-          <w:rFonts w:ascii="Arial" w:hAnsi="Arial" w:cs="Arial"/>
-        </w:rPr>
-        <w:t>Binario: 0001 0000</w:t>
-      </w:r>
-    </w:p>
-    <w:p>
-      <w:pPr>
-        <w:pStyle w:val="ListParagraph"/>
-        <w:numPr>
-          <w:ilvl w:val="1"/>
-          <w:numId w:val="21"/>
-        </w:numPr>
-        <w:spacing w:after="0" w:line="300" w:lineRule="exact"/>
-        <w:rPr>
-          <w:rFonts w:ascii="Arial" w:hAnsi="Arial" w:cs="Arial"/>
-        </w:rPr>
-      </w:pPr>
-      <w:r>
-        <w:rPr>
-          <w:rFonts w:ascii="Arial" w:hAnsi="Arial" w:cs="Arial"/>
-        </w:rPr>
-        <w:t>Decimal:</w:t>
-      </w:r>
-      <w:r>
-        <w:rPr>
-          <w:rFonts w:ascii="Arial" w:hAnsi="Arial" w:cs="Arial"/>
-        </w:rPr>
-        <w:t xml:space="preserve"> 16</w:t>
-      </w:r>
-    </w:p>
-    <w:p>
-      <w:pPr>
-        <w:spacing w:after="0" w:line="300" w:lineRule="exact"/>
-      </w:pPr>
-    </w:p>
-    <w:p>
-      <w:pPr>
-        <w:pStyle w:val="SubStepAlpha"/>
-        <w:spacing w:before="0" w:after="0" w:line="300" w:lineRule="exact"/>
-        <w:rPr>
-          <w:b/>
-          <w:bCs/>
-          <w:sz w:val="22"/>
-        </w:rPr>
-      </w:pPr>
-      <w:r>
-        <w:rPr>
-          <w:b/>
-          <w:bCs/>
-          <w:sz w:val="22"/>
-        </w:rPr>
-        <w:t>2. Envíe tráfico HTTP de la PC1 al servidor SRV1 y verifique las marcas</w:t>
-      </w:r>
-    </w:p>
-    <w:p>
-      <w:pPr>
-        <w:spacing w:after="0" w:line="300" w:lineRule="exact"/>
-        <w:rPr>
-          <w:lang w:val="es-419"/>
-        </w:rPr>
-      </w:pPr>
-    </w:p>
-    <w:p>
-      <w:pPr>
-        <w:pStyle w:val="SubStepAlpha"/>
-        <w:numPr>
-          <w:ilvl w:val="0"/>
-          <w:numId w:val="21"/>
-        </w:numPr>
-        <w:spacing w:before="0" w:after="0" w:line="300" w:lineRule="exact"/>
-        <w:rPr>
-          <w:rFonts w:cs="Arial"/>
-          <w:lang w:val="es-MX"/>
-        </w:rPr>
-      </w:pPr>
-      <w:r>
-        <w:rPr>
-          <w:sz w:val="22"/>
-        </w:rPr>
-        <w:t xml:space="preserve">En la pestaña de </w:t>
-      </w:r>
-      <w:r>
-        <w:rPr>
-          <w:b/>
-          <w:bCs/>
-          <w:sz w:val="22"/>
-        </w:rPr>
-        <w:t>O</w:t>
-      </w:r>
-      <w:r>
-        <w:rPr>
-          <w:b/>
-          <w:bCs/>
-          <w:sz w:val="22"/>
-        </w:rPr>
-        <w:t xml:space="preserve">utbound PDU </w:t>
-      </w:r>
-      <w:r>
-        <w:rPr>
-          <w:b/>
-          <w:bCs/>
-          <w:sz w:val="22"/>
-        </w:rPr>
-        <w:t>D</w:t>
-      </w:r>
-      <w:r>
-        <w:rPr>
-          <w:b/>
-          <w:bCs/>
-          <w:sz w:val="22"/>
-        </w:rPr>
-        <w:t>etails</w:t>
-      </w:r>
-      <w:r>
-        <w:rPr>
-          <w:sz w:val="22"/>
-        </w:rPr>
-        <w:t xml:space="preserve">, la marca de </w:t>
-      </w:r>
-      <w:r>
-        <w:rPr>
-          <w:b/>
-          <w:bCs/>
-          <w:sz w:val="22"/>
-        </w:rPr>
-        <w:t>DSCP</w:t>
-      </w:r>
-      <w:r>
-        <w:rPr>
-          <w:sz w:val="22"/>
-        </w:rPr>
-        <w:t xml:space="preserve"> es </w:t>
-      </w:r>
-      <w:r>
-        <w:rPr>
-          <w:b/>
-          <w:bCs/>
-          <w:sz w:val="22"/>
-        </w:rPr>
-        <w:t>1 C</w:t>
-      </w:r>
-      <w:r>
-        <w:rPr>
-          <w:sz w:val="22"/>
-        </w:rPr>
-        <w:t>.</w:t>
-      </w:r>
-      <w:r>
+        <w:t xml:space="preserve">Los </w:t>
+      </w:r>
+      <w:r>
+        <w:rPr>
+          <w:rFonts w:ascii="Arial" w:hAnsi="Arial" w:cs="Arial"/>
+          <w:b/>
+          <w:bCs/>
+        </w:rPr>
+        <w:t>mapas de clases</w:t>
+      </w:r>
+      <w:r>
+        <w:rPr>
+          <w:rFonts w:ascii="Arial" w:hAnsi="Arial" w:cs="Arial"/>
+        </w:rPr>
+        <w:t xml:space="preserve"> identifican el tráfico (</w:t>
+      </w:r>
+      <w:proofErr w:type="spellStart"/>
+      <w:r>
+        <w:rPr>
+          <w:rFonts w:ascii="Arial" w:hAnsi="Arial" w:cs="Arial"/>
+          <w:b/>
+          <w:bCs/>
+        </w:rPr>
+        <w:t>class</w:t>
+      </w:r>
+      <w:proofErr w:type="spellEnd"/>
+      <w:r>
+        <w:rPr>
+          <w:rFonts w:ascii="Arial" w:hAnsi="Arial" w:cs="Arial"/>
+          <w:b/>
+          <w:bCs/>
+        </w:rPr>
         <w:t xml:space="preserve"> </w:t>
+      </w:r>
+      <w:proofErr w:type="spellStart"/>
+      <w:r>
+        <w:rPr>
+          <w:rFonts w:ascii="Arial" w:hAnsi="Arial" w:cs="Arial"/>
+          <w:b/>
+          <w:bCs/>
+        </w:rPr>
+        <w:t>maps</w:t>
+      </w:r>
+      <w:proofErr w:type="spellEnd"/>
+      <w:r>
+        <w:rPr>
+          <w:rFonts w:ascii="Arial" w:hAnsi="Arial" w:cs="Arial"/>
+        </w:rPr>
+        <w:t>)</w:t>
       </w:r>
     </w:p>
     <w:p>
@@ -5336,7 +4770,7 @@
         <w:pStyle w:val="ListParagraph"/>
         <w:numPr>
           <w:ilvl w:val="0"/>
-          <w:numId w:val="21"/>
+          <w:numId w:val="22"/>
         </w:numPr>
         <w:spacing w:after="0" w:line="300" w:lineRule="exact"/>
         <w:rPr>
@@ -5347,246 +4781,79 @@
         <w:rPr>
           <w:rFonts w:ascii="Arial" w:hAnsi="Arial" w:cs="Arial"/>
         </w:rPr>
-        <w:t xml:space="preserve">Los paquetes </w:t>
-      </w:r>
-      <w:r>
-        <w:rPr>
-          <w:rFonts w:ascii="Arial" w:hAnsi="Arial" w:cs="Arial"/>
-          <w:b/>
-          <w:bCs/>
-        </w:rPr>
-        <w:t>HTTP</w:t>
-      </w:r>
-      <w:r>
-        <w:rPr>
-          <w:rFonts w:ascii="Arial" w:hAnsi="Arial" w:cs="Arial"/>
-        </w:rPr>
-        <w:t xml:space="preserve"> fueron marcados como </w:t>
-      </w:r>
-      <w:r>
-        <w:rPr>
-          <w:rFonts w:ascii="Arial" w:hAnsi="Arial" w:cs="Arial"/>
-          <w:b/>
-          <w:bCs/>
-        </w:rPr>
-        <w:t>AF32:</w:t>
-      </w:r>
-    </w:p>
-    <w:p>
-      <w:pPr>
-        <w:pStyle w:val="ListParagraph"/>
-        <w:numPr>
-          <w:ilvl w:val="1"/>
-          <w:numId w:val="21"/>
-        </w:numPr>
-        <w:spacing w:after="0" w:line="300" w:lineRule="exact"/>
-        <w:rPr>
-          <w:rFonts w:ascii="Arial" w:hAnsi="Arial" w:cs="Arial"/>
-        </w:rPr>
-      </w:pPr>
-      <w:r>
-        <w:rPr>
-          <w:rFonts w:ascii="Arial" w:hAnsi="Arial" w:cs="Arial"/>
-        </w:rPr>
-        <w:t>Hexadecimal: 1C</w:t>
-      </w:r>
-    </w:p>
-    <w:p>
-      <w:pPr>
-        <w:pStyle w:val="ListParagraph"/>
-        <w:numPr>
-          <w:ilvl w:val="1"/>
-          <w:numId w:val="21"/>
-        </w:numPr>
-        <w:spacing w:after="0" w:line="300" w:lineRule="exact"/>
-        <w:rPr>
-          <w:rFonts w:ascii="Arial" w:hAnsi="Arial" w:cs="Arial"/>
-        </w:rPr>
-      </w:pPr>
-      <w:r>
-        <w:rPr>
-          <w:rFonts w:ascii="Arial" w:hAnsi="Arial" w:cs="Arial"/>
-        </w:rPr>
-        <w:t>Binario: 0001 1100</w:t>
-      </w:r>
-    </w:p>
-    <w:p>
-      <w:pPr>
-        <w:pStyle w:val="ListParagraph"/>
-        <w:numPr>
-          <w:ilvl w:val="1"/>
-          <w:numId w:val="21"/>
-        </w:numPr>
-        <w:spacing w:after="0" w:line="300" w:lineRule="exact"/>
-        <w:rPr>
-          <w:rFonts w:ascii="Arial" w:hAnsi="Arial" w:cs="Arial"/>
-        </w:rPr>
-      </w:pPr>
-      <w:r>
-        <w:rPr>
-          <w:rFonts w:ascii="Arial" w:hAnsi="Arial" w:cs="Arial"/>
-        </w:rPr>
-        <w:t>Decimal:</w:t>
-      </w:r>
-      <w:r>
-        <w:rPr>
-          <w:rFonts w:ascii="Arial" w:hAnsi="Arial" w:cs="Arial"/>
+        <w:t xml:space="preserve">Los </w:t>
+      </w:r>
+      <w:r>
+        <w:rPr>
+          <w:rFonts w:ascii="Arial" w:hAnsi="Arial" w:cs="Arial"/>
+          <w:b/>
+          <w:bCs/>
+        </w:rPr>
+        <w:t>mapas de políticas</w:t>
+      </w:r>
+      <w:r>
+        <w:rPr>
+          <w:rFonts w:ascii="Arial" w:hAnsi="Arial" w:cs="Arial"/>
+        </w:rPr>
+        <w:t xml:space="preserve"> especifican qué acciones </w:t>
+      </w:r>
+      <w:r>
+        <w:rPr>
+          <w:rFonts w:ascii="Arial" w:hAnsi="Arial" w:cs="Arial"/>
+        </w:rPr>
+        <w:t>realizar con</w:t>
+      </w:r>
+      <w:r>
+        <w:rPr>
+          <w:rFonts w:ascii="Arial" w:hAnsi="Arial" w:cs="Arial"/>
+        </w:rPr>
+        <w:t xml:space="preserve"> ese tráfico</w:t>
+      </w:r>
+      <w:r>
+        <w:rPr>
+          <w:rFonts w:ascii="Arial" w:hAnsi="Arial" w:cs="Arial"/>
+        </w:rPr>
+        <w:t xml:space="preserve"> (</w:t>
+      </w:r>
+      <w:proofErr w:type="spellStart"/>
+      <w:r>
+        <w:rPr>
+          <w:rFonts w:ascii="Arial" w:hAnsi="Arial" w:cs="Arial"/>
+          <w:b/>
+          <w:bCs/>
+        </w:rPr>
+        <w:t>policy</w:t>
+      </w:r>
+      <w:proofErr w:type="spellEnd"/>
+      <w:r>
+        <w:rPr>
+          <w:rFonts w:ascii="Arial" w:hAnsi="Arial" w:cs="Arial"/>
+          <w:b/>
+          <w:bCs/>
         </w:rPr>
         <w:t xml:space="preserve"> </w:t>
       </w:r>
-      <w:r>
-        <w:rPr>
-          <w:rFonts w:ascii="Arial" w:hAnsi="Arial" w:cs="Arial"/>
-        </w:rPr>
-        <w:t>28</w:t>
-      </w:r>
-    </w:p>
-    <w:p>
-      <w:pPr>
-        <w:spacing w:after="0" w:line="300" w:lineRule="exact"/>
-        <w:rPr>
-          <w:rFonts w:ascii="Arial" w:hAnsi="Arial" w:cs="Arial"/>
-        </w:rPr>
-      </w:pPr>
-    </w:p>
-    <w:p>
-      <w:pPr>
-        <w:pStyle w:val="SubStepAlpha"/>
-        <w:spacing w:before="0" w:after="0" w:line="300" w:lineRule="exact"/>
-        <w:rPr>
-          <w:b/>
-          <w:bCs/>
-          <w:sz w:val="22"/>
-        </w:rPr>
-      </w:pPr>
-      <w:r>
-        <w:rPr>
-          <w:b/>
-          <w:bCs/>
-          <w:sz w:val="22"/>
-        </w:rPr>
-        <w:t xml:space="preserve">3. </w:t>
-      </w:r>
-      <w:r>
-        <w:rPr>
-          <w:b/>
-          <w:bCs/>
-          <w:sz w:val="22"/>
-        </w:rPr>
-        <w:t>Envíe tráfico HTTPS de la PC1 al servidor SRV1 y verifique las marcas.</w:t>
-      </w:r>
-    </w:p>
-    <w:p>
-      <w:pPr>
-        <w:pStyle w:val="SubStepAlpha"/>
-        <w:spacing w:before="0" w:after="0" w:line="300" w:lineRule="exact"/>
-        <w:ind w:left="363"/>
-        <w:rPr>
-          <w:b/>
-          <w:bCs/>
-          <w:sz w:val="22"/>
-        </w:rPr>
-      </w:pPr>
-    </w:p>
-    <w:p>
-      <w:pPr>
-        <w:pStyle w:val="SubStepAlpha"/>
-        <w:numPr>
-          <w:ilvl w:val="0"/>
-          <w:numId w:val="21"/>
-        </w:numPr>
-        <w:spacing w:before="0" w:after="0" w:line="300" w:lineRule="exact"/>
-        <w:rPr>
-          <w:rFonts w:cs="Arial"/>
-          <w:lang w:val="es-MX"/>
-        </w:rPr>
-      </w:pPr>
-      <w:r>
-        <w:rPr>
-          <w:sz w:val="22"/>
-        </w:rPr>
-        <w:t xml:space="preserve">En la pestaña de </w:t>
-      </w:r>
-      <w:r>
-        <w:rPr>
-          <w:b/>
-          <w:bCs/>
-          <w:sz w:val="22"/>
-        </w:rPr>
-        <w:t>O</w:t>
-      </w:r>
-      <w:r>
-        <w:rPr>
-          <w:b/>
-          <w:bCs/>
-          <w:sz w:val="22"/>
-        </w:rPr>
-        <w:t xml:space="preserve">utbound PDU </w:t>
-      </w:r>
-      <w:r>
-        <w:rPr>
-          <w:b/>
-          <w:bCs/>
-          <w:sz w:val="22"/>
-        </w:rPr>
-        <w:t>D</w:t>
-      </w:r>
-      <w:r>
-        <w:rPr>
-          <w:b/>
-          <w:bCs/>
-          <w:sz w:val="22"/>
-        </w:rPr>
-        <w:t>etails</w:t>
-      </w:r>
-      <w:r>
-        <w:rPr>
-          <w:sz w:val="22"/>
-        </w:rPr>
-        <w:t xml:space="preserve">, </w:t>
-      </w:r>
-      <w:r>
-        <w:rPr>
-          <w:sz w:val="22"/>
-        </w:rPr>
-        <w:t xml:space="preserve">la marca de </w:t>
-      </w:r>
-      <w:r>
-        <w:rPr>
-          <w:b/>
-          <w:bCs/>
-          <w:sz w:val="22"/>
-        </w:rPr>
-        <w:t>DSCP</w:t>
-      </w:r>
-      <w:r>
-        <w:rPr>
-          <w:sz w:val="22"/>
-        </w:rPr>
-        <w:t xml:space="preserve"> </w:t>
-      </w:r>
-      <w:r>
-        <w:rPr>
-          <w:sz w:val="22"/>
-        </w:rPr>
-        <w:t xml:space="preserve">es </w:t>
-      </w:r>
-      <w:r>
-        <w:rPr>
-          <w:b/>
-          <w:bCs/>
-          <w:sz w:val="22"/>
-        </w:rPr>
-        <w:t>1A</w:t>
-      </w:r>
-      <w:r>
-        <w:rPr>
-          <w:sz w:val="22"/>
+      <w:proofErr w:type="spellStart"/>
+      <w:r>
+        <w:rPr>
+          <w:rFonts w:ascii="Arial" w:hAnsi="Arial" w:cs="Arial"/>
+          <w:b/>
+          <w:bCs/>
+        </w:rPr>
+        <w:t>maps</w:t>
+      </w:r>
+      <w:proofErr w:type="spellEnd"/>
+      <w:r>
+        <w:rPr>
+          <w:rFonts w:ascii="Arial" w:hAnsi="Arial" w:cs="Arial"/>
+        </w:rPr>
+        <w:t>)</w:t>
+      </w:r>
+      <w:r>
+        <w:rPr>
+          <w:rFonts w:ascii="Arial" w:hAnsi="Arial" w:cs="Arial"/>
         </w:rPr>
         <w:t>.</w:t>
-      </w:r>
-      <w:r>
-        <w:t xml:space="preserve"> </w:t>
       </w:r>
     </w:p>
     <w:p>
@@ -5594,7 +4861,7 @@
         <w:pStyle w:val="ListParagraph"/>
         <w:numPr>
           <w:ilvl w:val="0"/>
-          <w:numId w:val="21"/>
+          <w:numId w:val="22"/>
         </w:numPr>
         <w:spacing w:after="0" w:line="300" w:lineRule="exact"/>
         <w:rPr>
@@ -5605,208 +4872,21 @@
         <w:rPr>
           <w:rFonts w:ascii="Arial" w:hAnsi="Arial" w:cs="Arial"/>
         </w:rPr>
-        <w:t xml:space="preserve">Los paquetes </w:t>
-      </w:r>
-      <w:r>
-        <w:rPr>
-          <w:rFonts w:ascii="Arial" w:hAnsi="Arial" w:cs="Arial"/>
-          <w:b/>
-          <w:bCs/>
-        </w:rPr>
-        <w:t>HTTP</w:t>
-      </w:r>
-      <w:r>
-        <w:rPr>
-          <w:rFonts w:ascii="Arial" w:hAnsi="Arial" w:cs="Arial"/>
-          <w:b/>
-          <w:bCs/>
-        </w:rPr>
-        <w:t>S</w:t>
-      </w:r>
-      <w:r>
-        <w:rPr>
-          <w:rFonts w:ascii="Arial" w:hAnsi="Arial" w:cs="Arial"/>
-        </w:rPr>
-        <w:t xml:space="preserve"> fueron marcados como </w:t>
-      </w:r>
-      <w:r>
-        <w:rPr>
-          <w:rFonts w:ascii="Arial" w:hAnsi="Arial" w:cs="Arial"/>
-          <w:b/>
-          <w:bCs/>
-        </w:rPr>
-        <w:t>AF31:</w:t>
-      </w:r>
-    </w:p>
-    <w:p>
-      <w:pPr>
-        <w:pStyle w:val="ListParagraph"/>
-        <w:numPr>
-          <w:ilvl w:val="1"/>
-          <w:numId w:val="21"/>
-        </w:numPr>
-        <w:spacing w:after="0" w:line="300" w:lineRule="exact"/>
-        <w:rPr>
-          <w:rFonts w:ascii="Arial" w:hAnsi="Arial" w:cs="Arial"/>
-        </w:rPr>
-      </w:pPr>
-      <w:r>
-        <w:rPr>
-          <w:rFonts w:ascii="Arial" w:hAnsi="Arial" w:cs="Arial"/>
-        </w:rPr>
-        <w:t>Hexadecimal: 1A</w:t>
-      </w:r>
-    </w:p>
-    <w:p>
-      <w:pPr>
-        <w:pStyle w:val="ListParagraph"/>
-        <w:numPr>
-          <w:ilvl w:val="1"/>
-          <w:numId w:val="21"/>
-        </w:numPr>
-        <w:spacing w:after="0" w:line="300" w:lineRule="exact"/>
-        <w:rPr>
-          <w:rFonts w:ascii="Arial" w:hAnsi="Arial" w:cs="Arial"/>
-        </w:rPr>
-      </w:pPr>
-      <w:r>
-        <w:rPr>
-          <w:rFonts w:ascii="Arial" w:hAnsi="Arial" w:cs="Arial"/>
-        </w:rPr>
-        <w:t>Binario: 0001 1010</w:t>
-      </w:r>
-    </w:p>
-    <w:p>
-      <w:pPr>
-        <w:pStyle w:val="ListParagraph"/>
-        <w:numPr>
-          <w:ilvl w:val="1"/>
-          <w:numId w:val="21"/>
-        </w:numPr>
-        <w:spacing w:after="0" w:line="300" w:lineRule="exact"/>
-        <w:rPr>
-          <w:rFonts w:ascii="Arial" w:hAnsi="Arial" w:cs="Arial"/>
-        </w:rPr>
-      </w:pPr>
-      <w:r>
-        <w:rPr>
-          <w:rFonts w:ascii="Arial" w:hAnsi="Arial" w:cs="Arial"/>
-        </w:rPr>
-        <w:t>Decimal:</w:t>
-      </w:r>
-      <w:r>
-        <w:rPr>
-          <w:rFonts w:ascii="Arial" w:hAnsi="Arial" w:cs="Arial"/>
-        </w:rPr>
-        <w:t xml:space="preserve"> </w:t>
-      </w:r>
-      <w:r>
-        <w:rPr>
-          <w:rFonts w:ascii="Arial" w:hAnsi="Arial" w:cs="Arial"/>
-        </w:rPr>
-        <w:t>26</w:t>
-      </w:r>
-    </w:p>
-    <w:p>
-      <w:pPr>
-        <w:spacing w:after="0" w:line="300" w:lineRule="exact"/>
-        <w:rPr>
-          <w:rFonts w:ascii="Arial" w:hAnsi="Arial" w:cs="Arial"/>
-          <w:b/>
-          <w:bCs/>
-        </w:rPr>
-      </w:pPr>
-    </w:p>
-    <w:p>
-      <w:pPr>
-        <w:spacing w:after="0" w:line="300" w:lineRule="exact"/>
-        <w:rPr>
-          <w:rFonts w:ascii="Arial" w:hAnsi="Arial" w:cs="Arial"/>
-          <w:b/>
-          <w:bCs/>
-        </w:rPr>
-      </w:pPr>
-      <w:r>
-        <w:rPr>
-          <w:rFonts w:ascii="Arial" w:hAnsi="Arial" w:cs="Arial"/>
-          <w:b/>
-          <w:bCs/>
-        </w:rPr>
-        <w:t>Resumen:</w:t>
-      </w:r>
-    </w:p>
-    <w:p>
-      <w:pPr>
-        <w:spacing w:after="0" w:line="300" w:lineRule="exact"/>
-        <w:rPr>
-          <w:rFonts w:ascii="Arial" w:hAnsi="Arial" w:cs="Arial"/>
-        </w:rPr>
-      </w:pPr>
-    </w:p>
-    <w:p>
-      <w:pPr>
-        <w:pStyle w:val="ListParagraph"/>
-        <w:numPr>
-          <w:ilvl w:val="0"/>
-          <w:numId w:val="21"/>
-        </w:numPr>
-        <w:spacing w:after="0" w:line="300" w:lineRule="exact"/>
-        <w:rPr>
-          <w:rFonts w:ascii="Arial" w:hAnsi="Arial" w:cs="Arial"/>
-        </w:rPr>
-      </w:pPr>
-      <w:r>
-        <w:rPr>
-          <w:rFonts w:ascii="Arial" w:hAnsi="Arial" w:cs="Arial"/>
-        </w:rPr>
-        <w:t xml:space="preserve">Los </w:t>
-      </w:r>
-      <w:r>
-        <w:rPr>
-          <w:rFonts w:ascii="Arial" w:hAnsi="Arial" w:cs="Arial"/>
-          <w:b/>
-          <w:bCs/>
-        </w:rPr>
-        <w:t>mapas de clases</w:t>
-      </w:r>
-      <w:r>
-        <w:rPr>
-          <w:rFonts w:ascii="Arial" w:hAnsi="Arial" w:cs="Arial"/>
-        </w:rPr>
-        <w:t xml:space="preserve"> identifican el tráfico (</w:t>
-      </w:r>
-      <w:r>
-        <w:rPr>
-          <w:rFonts w:ascii="Arial" w:hAnsi="Arial" w:cs="Arial"/>
-          <w:b/>
-          <w:bCs/>
-        </w:rPr>
-        <w:t>class maps</w:t>
-      </w:r>
-      <w:r>
-        <w:rPr>
-          <w:rFonts w:ascii="Arial" w:hAnsi="Arial" w:cs="Arial"/>
-        </w:rPr>
-        <w:t>)</w:t>
-      </w:r>
-    </w:p>
-    <w:p>
-      <w:pPr>
-        <w:pStyle w:val="ListParagraph"/>
-        <w:numPr>
-          <w:ilvl w:val="0"/>
-          <w:numId w:val="21"/>
-        </w:numPr>
-        <w:spacing w:after="0" w:line="300" w:lineRule="exact"/>
-        <w:rPr>
-          <w:rFonts w:ascii="Arial" w:hAnsi="Arial" w:cs="Arial"/>
-        </w:rPr>
-      </w:pPr>
-      <w:r>
-        <w:rPr>
-          <w:rFonts w:ascii="Arial" w:hAnsi="Arial" w:cs="Arial"/>
-        </w:rPr>
-        <w:t xml:space="preserve">Los </w:t>
+        <w:t xml:space="preserve">Las </w:t>
+      </w:r>
+      <w:r>
+        <w:rPr>
+          <w:rFonts w:ascii="Arial" w:hAnsi="Arial" w:cs="Arial"/>
+          <w:b/>
+          <w:bCs/>
+        </w:rPr>
+        <w:t>políticas de servicio</w:t>
+      </w:r>
+      <w:r>
+        <w:rPr>
+          <w:rFonts w:ascii="Arial" w:hAnsi="Arial" w:cs="Arial"/>
+        </w:rPr>
+        <w:t xml:space="preserve"> aplican los </w:t>
       </w:r>
       <w:r>
         <w:rPr>
@@ -5820,39 +4900,15 @@
         <w:rPr>
           <w:rFonts w:ascii="Arial" w:hAnsi="Arial" w:cs="Arial"/>
         </w:rPr>
-        <w:t xml:space="preserve"> especifican qué acciones </w:t>
-      </w:r>
-      <w:r>
-        <w:rPr>
-          <w:rFonts w:ascii="Arial" w:hAnsi="Arial" w:cs="Arial"/>
-        </w:rPr>
-        <w:t>realizar con</w:t>
-      </w:r>
-      <w:r>
-        <w:rPr>
-          <w:rFonts w:ascii="Arial" w:hAnsi="Arial" w:cs="Arial"/>
-        </w:rPr>
-        <w:t xml:space="preserve"> ese tráfico</w:t>
-      </w:r>
-      <w:r>
-        <w:rPr>
-          <w:rFonts w:ascii="Arial" w:hAnsi="Arial" w:cs="Arial"/>
-        </w:rPr>
-        <w:t xml:space="preserve"> (</w:t>
-      </w:r>
-      <w:r>
-        <w:rPr>
-          <w:rFonts w:ascii="Arial" w:hAnsi="Arial" w:cs="Arial"/>
-          <w:b/>
-          <w:bCs/>
-        </w:rPr>
-        <w:t>policy maps</w:t>
-      </w:r>
-      <w:r>
-        <w:rPr>
-          <w:rFonts w:ascii="Arial" w:hAnsi="Arial" w:cs="Arial"/>
-        </w:rPr>
-        <w:t>)</w:t>
+        <w:t xml:space="preserve"> a las </w:t>
+      </w:r>
+      <w:r>
+        <w:rPr>
+          <w:rFonts w:ascii="Arial" w:hAnsi="Arial" w:cs="Arial"/>
+          <w:b/>
+          <w:bCs/>
+        </w:rPr>
+        <w:t>interfaces</w:t>
       </w:r>
       <w:r>
         <w:rPr>
@@ -5860,139 +4916,6 @@
         </w:rPr>
         <w:t>.</w:t>
       </w:r>
-    </w:p>
-    <w:p>
-      <w:pPr>
-        <w:pStyle w:val="ListParagraph"/>
-        <w:numPr>
-          <w:ilvl w:val="0"/>
-          <w:numId w:val="21"/>
-        </w:numPr>
-        <w:spacing w:after="0" w:line="300" w:lineRule="exact"/>
-        <w:rPr>
-          <w:rFonts w:ascii="Arial" w:hAnsi="Arial" w:cs="Arial"/>
-        </w:rPr>
-      </w:pPr>
-      <w:r>
-        <w:rPr>
-          <w:rFonts w:ascii="Arial" w:hAnsi="Arial" w:cs="Arial"/>
-        </w:rPr>
-        <w:t xml:space="preserve">Las </w:t>
-      </w:r>
-      <w:r>
-        <w:rPr>
-          <w:rFonts w:ascii="Arial" w:hAnsi="Arial" w:cs="Arial"/>
-          <w:b/>
-          <w:bCs/>
-        </w:rPr>
-        <w:t>políticas de servicio</w:t>
-      </w:r>
-      <w:r>
-        <w:rPr>
-          <w:rFonts w:ascii="Arial" w:hAnsi="Arial" w:cs="Arial"/>
-        </w:rPr>
-        <w:t xml:space="preserve"> aplican los </w:t>
-      </w:r>
-      <w:r>
-        <w:rPr>
-          <w:rFonts w:ascii="Arial" w:hAnsi="Arial" w:cs="Arial"/>
-          <w:b/>
-          <w:bCs/>
-        </w:rPr>
-        <w:t>mapas de políticas</w:t>
-      </w:r>
-      <w:r>
-        <w:rPr>
-          <w:rFonts w:ascii="Arial" w:hAnsi="Arial" w:cs="Arial"/>
-        </w:rPr>
-        <w:t xml:space="preserve"> a las </w:t>
-      </w:r>
-      <w:r>
-        <w:rPr>
-          <w:rFonts w:ascii="Arial" w:hAnsi="Arial" w:cs="Arial"/>
-          <w:b/>
-          <w:bCs/>
-        </w:rPr>
-        <w:t>interfaces</w:t>
-      </w:r>
-      <w:r>
-        <w:rPr>
-          <w:rFonts w:ascii="Arial" w:hAnsi="Arial" w:cs="Arial"/>
-        </w:rPr>
-        <w:t>.</w:t>
-      </w:r>
-    </w:p>
-    <w:p>
-      <w:pPr>
-        <w:spacing w:after="0" w:line="300" w:lineRule="exact"/>
-        <w:rPr>
-          <w:rFonts w:ascii="Arial" w:hAnsi="Arial" w:cs="Arial"/>
-        </w:rPr>
-      </w:pPr>
-    </w:p>
-    <w:p>
-      <w:pPr>
-        <w:spacing w:after="0" w:line="300" w:lineRule="exact"/>
-        <w:rPr>
-          <w:rFonts w:ascii="Arial" w:hAnsi="Arial" w:cs="Arial"/>
-        </w:rPr>
-      </w:pPr>
-    </w:p>
-    <w:p>
-      <w:pPr>
-        <w:spacing w:after="0" w:line="300" w:lineRule="exact"/>
-        <w:rPr>
-          <w:rFonts w:ascii="Arial" w:hAnsi="Arial" w:cs="Arial"/>
-        </w:rPr>
-      </w:pPr>
-    </w:p>
-    <w:p>
-      <w:pPr>
-        <w:spacing w:after="0" w:line="300" w:lineRule="exact"/>
-        <w:rPr>
-          <w:rFonts w:ascii="Arial" w:hAnsi="Arial" w:cs="Arial"/>
-        </w:rPr>
-      </w:pPr>
-    </w:p>
-    <w:p>
-      <w:pPr>
-        <w:spacing w:after="0" w:line="300" w:lineRule="exact"/>
-        <w:rPr>
-          <w:rFonts w:ascii="Arial" w:hAnsi="Arial" w:cs="Arial"/>
-        </w:rPr>
-      </w:pPr>
-    </w:p>
-    <w:p>
-      <w:pPr>
-        <w:spacing w:after="0" w:line="300" w:lineRule="exact"/>
-        <w:rPr>
-          <w:rFonts w:ascii="Arial" w:hAnsi="Arial" w:cs="Arial"/>
-        </w:rPr>
-      </w:pPr>
-    </w:p>
-    <w:p>
-      <w:pPr>
-        <w:spacing w:after="0" w:line="300" w:lineRule="exact"/>
-        <w:rPr>
-          <w:rFonts w:ascii="Arial" w:hAnsi="Arial" w:cs="Arial"/>
-        </w:rPr>
-      </w:pPr>
-    </w:p>
-    <w:p>
-      <w:pPr>
-        <w:spacing w:after="0" w:line="300" w:lineRule="exact"/>
-        <w:rPr>
-          <w:rFonts w:ascii="Arial" w:hAnsi="Arial" w:cs="Arial"/>
-        </w:rPr>
-      </w:pPr>
-    </w:p>
-    <w:p>
-      <w:pPr>
-        <w:spacing w:after="0" w:line="300" w:lineRule="exact"/>
-        <w:rPr>
-          <w:rFonts w:ascii="Arial" w:hAnsi="Arial" w:cs="Arial"/>
-        </w:rPr>
-      </w:pPr>
     </w:p>
     <w:p>
       <w:pPr>
@@ -6307,6 +5230,119 @@
     </w:lvl>
   </w:abstractNum>
   <w:abstractNum w:abstractNumId="3" w15:restartNumberingAfterBreak="0">
+    <w:nsid w:val="17391087"/>
+    <w:multiLevelType w:val="hybridMultilevel"/>
+    <w:tmpl w:val="6D980134"/>
+    <w:lvl w:ilvl="0" w:tplc="080A0001">
+      <w:start w:val="1"/>
+      <w:numFmt w:val="bullet"/>
+      <w:lvlText w:val=""/>
+      <w:lvlJc w:val="left"/>
+      <w:pPr>
+        <w:ind w:left="360" w:hanging="360"/>
+      </w:pPr>
+      <w:rPr>
+        <w:rFonts w:ascii="Symbol" w:hAnsi="Symbol" w:hint="default"/>
+      </w:rPr>
+    </w:lvl>
+    <w:lvl w:ilvl="1" w:tplc="080A0003" w:tentative="1">
+      <w:start w:val="1"/>
+      <w:numFmt w:val="bullet"/>
+      <w:lvlText w:val="o"/>
+      <w:lvlJc w:val="left"/>
+      <w:pPr>
+        <w:ind w:left="1080" w:hanging="360"/>
+      </w:pPr>
+      <w:rPr>
+        <w:rFonts w:ascii="Courier New" w:hAnsi="Courier New" w:cs="Courier New" w:hint="default"/>
+      </w:rPr>
+    </w:lvl>
+    <w:lvl w:ilvl="2" w:tplc="080A0005" w:tentative="1">
+      <w:start w:val="1"/>
+      <w:numFmt w:val="bullet"/>
+      <w:lvlText w:val=""/>
+      <w:lvlJc w:val="left"/>
+      <w:pPr>
+        <w:ind w:left="1800" w:hanging="360"/>
+      </w:pPr>
+      <w:rPr>
+        <w:rFonts w:ascii="Wingdings" w:hAnsi="Wingdings" w:hint="default"/>
+      </w:rPr>
+    </w:lvl>
+    <w:lvl w:ilvl="3" w:tplc="080A0001" w:tentative="1">
+      <w:start w:val="1"/>
+      <w:numFmt w:val="bullet"/>
+      <w:lvlText w:val=""/>
+      <w:lvlJc w:val="left"/>
+      <w:pPr>
+        <w:ind w:left="2520" w:hanging="360"/>
+      </w:pPr>
+      <w:rPr>
+        <w:rFonts w:ascii="Symbol" w:hAnsi="Symbol" w:hint="default"/>
+      </w:rPr>
+    </w:lvl>
+    <w:lvl w:ilvl="4" w:tplc="080A0003" w:tentative="1">
+      <w:start w:val="1"/>
+      <w:numFmt w:val="bullet"/>
+      <w:lvlText w:val="o"/>
+      <w:lvlJc w:val="left"/>
+      <w:pPr>
+        <w:ind w:left="3240" w:hanging="360"/>
+      </w:pPr>
+      <w:rPr>
+        <w:rFonts w:ascii="Courier New" w:hAnsi="Courier New" w:cs="Courier New" w:hint="default"/>
+      </w:rPr>
+    </w:lvl>
+    <w:lvl w:ilvl="5" w:tplc="080A0005" w:tentative="1">
+      <w:start w:val="1"/>
+      <w:numFmt w:val="bullet"/>
+      <w:lvlText w:val=""/>
+      <w:lvlJc w:val="left"/>
+      <w:pPr>
+        <w:ind w:left="3960" w:hanging="360"/>
+      </w:pPr>
+      <w:rPr>
+        <w:rFonts w:ascii="Wingdings" w:hAnsi="Wingdings" w:hint="default"/>
+      </w:rPr>
+    </w:lvl>
+    <w:lvl w:ilvl="6" w:tplc="080A0001" w:tentative="1">
+      <w:start w:val="1"/>
+      <w:numFmt w:val="bullet"/>
+      <w:lvlText w:val=""/>
+      <w:lvlJc w:val="left"/>
+      <w:pPr>
+        <w:ind w:left="4680" w:hanging="360"/>
+      </w:pPr>
+      <w:rPr>
+        <w:rFonts w:ascii="Symbol" w:hAnsi="Symbol" w:hint="default"/>
+      </w:rPr>
+    </w:lvl>
+    <w:lvl w:ilvl="7" w:tplc="080A0003" w:tentative="1">
+      <w:start w:val="1"/>
+      <w:numFmt w:val="bullet"/>
+      <w:lvlText w:val="o"/>
+      <w:lvlJc w:val="left"/>
+      <w:pPr>
+        <w:ind w:left="5400" w:hanging="360"/>
+      </w:pPr>
+      <w:rPr>
+        <w:rFonts w:ascii="Courier New" w:hAnsi="Courier New" w:cs="Courier New" w:hint="default"/>
+      </w:rPr>
+    </w:lvl>
+    <w:lvl w:ilvl="8" w:tplc="080A0005" w:tentative="1">
+      <w:start w:val="1"/>
+      <w:numFmt w:val="bullet"/>
+      <w:lvlText w:val=""/>
+      <w:lvlJc w:val="left"/>
+      <w:pPr>
+        <w:ind w:left="6120" w:hanging="360"/>
+      </w:pPr>
+      <w:rPr>
+        <w:rFonts w:ascii="Wingdings" w:hAnsi="Wingdings" w:hint="default"/>
+      </w:rPr>
+    </w:lvl>
+  </w:abstractNum>
+  <w:abstractNum w:abstractNumId="4" w15:restartNumberingAfterBreak="0">
     <w:nsid w:val="1AC81249"/>
     <w:multiLevelType w:val="hybridMultilevel"/>
     <w:tmpl w:val="5D980520"/>
@@ -6392,7 +5428,7 @@
       </w:pPr>
     </w:lvl>
   </w:abstractNum>
-  <w:abstractNum w:abstractNumId="4" w15:restartNumberingAfterBreak="0">
+  <w:abstractNum w:abstractNumId="5" w15:restartNumberingAfterBreak="0">
     <w:nsid w:val="1DF612DD"/>
     <w:multiLevelType w:val="multilevel"/>
     <w:tmpl w:val="5A12004A"/>
@@ -6524,7 +5560,7 @@
       </w:rPr>
     </w:lvl>
   </w:abstractNum>
-  <w:abstractNum w:abstractNumId="5" w15:restartNumberingAfterBreak="0">
+  <w:abstractNum w:abstractNumId="6" w15:restartNumberingAfterBreak="0">
     <w:nsid w:val="210A269E"/>
     <w:multiLevelType w:val="hybridMultilevel"/>
     <w:tmpl w:val="5F7EBD70"/>
@@ -6637,7 +5673,7 @@
       </w:rPr>
     </w:lvl>
   </w:abstractNum>
-  <w:abstractNum w:abstractNumId="6" w15:restartNumberingAfterBreak="0">
+  <w:abstractNum w:abstractNumId="7" w15:restartNumberingAfterBreak="0">
     <w:nsid w:val="270F2065"/>
     <w:multiLevelType w:val="hybridMultilevel"/>
     <w:tmpl w:val="E64EE180"/>
@@ -6750,7 +5786,7 @@
       </w:rPr>
     </w:lvl>
   </w:abstractNum>
-  <w:abstractNum w:abstractNumId="7" w15:restartNumberingAfterBreak="0">
+  <w:abstractNum w:abstractNumId="8" w15:restartNumberingAfterBreak="0">
     <w:nsid w:val="28F75723"/>
     <w:multiLevelType w:val="hybridMultilevel"/>
     <w:tmpl w:val="2C729438"/>
@@ -6842,7 +5878,7 @@
       </w:pPr>
     </w:lvl>
   </w:abstractNum>
-  <w:abstractNum w:abstractNumId="8" w15:restartNumberingAfterBreak="0">
+  <w:abstractNum w:abstractNumId="9" w15:restartNumberingAfterBreak="0">
     <w:nsid w:val="2C1861EC"/>
     <w:multiLevelType w:val="hybridMultilevel"/>
     <w:tmpl w:val="B414CFF8"/>
@@ -6955,7 +5991,7 @@
       </w:rPr>
     </w:lvl>
   </w:abstractNum>
-  <w:abstractNum w:abstractNumId="9" w15:restartNumberingAfterBreak="0">
+  <w:abstractNum w:abstractNumId="10" w15:restartNumberingAfterBreak="0">
     <w:nsid w:val="47AE26B6"/>
     <w:multiLevelType w:val="hybridMultilevel"/>
     <w:tmpl w:val="5D980520"/>
@@ -7041,7 +6077,7 @@
       </w:pPr>
     </w:lvl>
   </w:abstractNum>
-  <w:abstractNum w:abstractNumId="10" w15:restartNumberingAfterBreak="0">
+  <w:abstractNum w:abstractNumId="11" w15:restartNumberingAfterBreak="0">
     <w:nsid w:val="48C60D7E"/>
     <w:multiLevelType w:val="multilevel"/>
     <w:tmpl w:val="5A12004A"/>
@@ -7171,7 +6207,7 @@
       </w:rPr>
     </w:lvl>
   </w:abstractNum>
-  <w:abstractNum w:abstractNumId="11" w15:restartNumberingAfterBreak="0">
+  <w:abstractNum w:abstractNumId="12" w15:restartNumberingAfterBreak="0">
     <w:nsid w:val="4BF23836"/>
     <w:multiLevelType w:val="multilevel"/>
     <w:tmpl w:val="3710D46E"/>
@@ -7303,13 +6339,126 @@
       </w:rPr>
     </w:lvl>
   </w:abstractNum>
-  <w:abstractNum w:abstractNumId="12" w15:restartNumberingAfterBreak="0">
+  <w:abstractNum w:abstractNumId="13" w15:restartNumberingAfterBreak="0">
     <w:nsid w:val="4E8A36C5"/>
     <w:multiLevelType w:val="multilevel"/>
     <w:tmpl w:val="5A12004A"/>
     <w:numStyleLink w:val="LabList"/>
   </w:abstractNum>
-  <w:abstractNum w:abstractNumId="13" w15:restartNumberingAfterBreak="0">
+  <w:abstractNum w:abstractNumId="14" w15:restartNumberingAfterBreak="0">
+    <w:nsid w:val="50120DF6"/>
+    <w:multiLevelType w:val="hybridMultilevel"/>
+    <w:tmpl w:val="916A3162"/>
+    <w:lvl w:ilvl="0" w:tplc="080A0001">
+      <w:start w:val="1"/>
+      <w:numFmt w:val="bullet"/>
+      <w:lvlText w:val=""/>
+      <w:lvlJc w:val="left"/>
+      <w:pPr>
+        <w:ind w:left="720" w:hanging="360"/>
+      </w:pPr>
+      <w:rPr>
+        <w:rFonts w:ascii="Symbol" w:hAnsi="Symbol" w:hint="default"/>
+      </w:rPr>
+    </w:lvl>
+    <w:lvl w:ilvl="1" w:tplc="080A0003" w:tentative="1">
+      <w:start w:val="1"/>
+      <w:numFmt w:val="bullet"/>
+      <w:lvlText w:val="o"/>
+      <w:lvlJc w:val="left"/>
+      <w:pPr>
+        <w:ind w:left="1440" w:hanging="360"/>
+      </w:pPr>
+      <w:rPr>
+        <w:rFonts w:ascii="Courier New" w:hAnsi="Courier New" w:cs="Courier New" w:hint="default"/>
+      </w:rPr>
+    </w:lvl>
+    <w:lvl w:ilvl="2" w:tplc="080A0005" w:tentative="1">
+      <w:start w:val="1"/>
+      <w:numFmt w:val="bullet"/>
+      <w:lvlText w:val=""/>
+      <w:lvlJc w:val="left"/>
+      <w:pPr>
+        <w:ind w:left="2160" w:hanging="360"/>
+      </w:pPr>
+      <w:rPr>
+        <w:rFonts w:ascii="Wingdings" w:hAnsi="Wingdings" w:hint="default"/>
+      </w:rPr>
+    </w:lvl>
+    <w:lvl w:ilvl="3" w:tplc="080A0001" w:tentative="1">
+      <w:start w:val="1"/>
+      <w:numFmt w:val="bullet"/>
+      <w:lvlText w:val=""/>
+      <w:lvlJc w:val="left"/>
+      <w:pPr>
+        <w:ind w:left="2880" w:hanging="360"/>
+      </w:pPr>
+      <w:rPr>
+        <w:rFonts w:ascii="Symbol" w:hAnsi="Symbol" w:hint="default"/>
+      </w:rPr>
+    </w:lvl>
+    <w:lvl w:ilvl="4" w:tplc="080A0003" w:tentative="1">
+      <w:start w:val="1"/>
+      <w:numFmt w:val="bullet"/>
+      <w:lvlText w:val="o"/>
+      <w:lvlJc w:val="left"/>
+      <w:pPr>
+        <w:ind w:left="3600" w:hanging="360"/>
+      </w:pPr>
+      <w:rPr>
+        <w:rFonts w:ascii="Courier New" w:hAnsi="Courier New" w:cs="Courier New" w:hint="default"/>
+      </w:rPr>
+    </w:lvl>
+    <w:lvl w:ilvl="5" w:tplc="080A0005" w:tentative="1">
+      <w:start w:val="1"/>
+      <w:numFmt w:val="bullet"/>
+      <w:lvlText w:val=""/>
+      <w:lvlJc w:val="left"/>
+      <w:pPr>
+        <w:ind w:left="4320" w:hanging="360"/>
+      </w:pPr>
+      <w:rPr>
+        <w:rFonts w:ascii="Wingdings" w:hAnsi="Wingdings" w:hint="default"/>
+      </w:rPr>
+    </w:lvl>
+    <w:lvl w:ilvl="6" w:tplc="080A0001" w:tentative="1">
+      <w:start w:val="1"/>
+      <w:numFmt w:val="bullet"/>
+      <w:lvlText w:val=""/>
+      <w:lvlJc w:val="left"/>
+      <w:pPr>
+        <w:ind w:left="5040" w:hanging="360"/>
+      </w:pPr>
+      <w:rPr>
+        <w:rFonts w:ascii="Symbol" w:hAnsi="Symbol" w:hint="default"/>
+      </w:rPr>
+    </w:lvl>
+    <w:lvl w:ilvl="7" w:tplc="080A0003" w:tentative="1">
+      <w:start w:val="1"/>
+      <w:numFmt w:val="bullet"/>
+      <w:lvlText w:val="o"/>
+      <w:lvlJc w:val="left"/>
+      <w:pPr>
+        <w:ind w:left="5760" w:hanging="360"/>
+      </w:pPr>
+      <w:rPr>
+        <w:rFonts w:ascii="Courier New" w:hAnsi="Courier New" w:cs="Courier New" w:hint="default"/>
+      </w:rPr>
+    </w:lvl>
+    <w:lvl w:ilvl="8" w:tplc="080A0005" w:tentative="1">
+      <w:start w:val="1"/>
+      <w:numFmt w:val="bullet"/>
+      <w:lvlText w:val=""/>
+      <w:lvlJc w:val="left"/>
+      <w:pPr>
+        <w:ind w:left="6480" w:hanging="360"/>
+      </w:pPr>
+      <w:rPr>
+        <w:rFonts w:ascii="Wingdings" w:hAnsi="Wingdings" w:hint="default"/>
+      </w:rPr>
+    </w:lvl>
+  </w:abstractNum>
+  <w:abstractNum w:abstractNumId="15" w15:restartNumberingAfterBreak="0">
     <w:nsid w:val="5176699B"/>
     <w:multiLevelType w:val="hybridMultilevel"/>
     <w:tmpl w:val="0B505BDC"/>
@@ -7422,7 +6571,7 @@
       </w:rPr>
     </w:lvl>
   </w:abstractNum>
-  <w:abstractNum w:abstractNumId="14" w15:restartNumberingAfterBreak="0">
+  <w:abstractNum w:abstractNumId="16" w15:restartNumberingAfterBreak="0">
     <w:nsid w:val="54A177D7"/>
     <w:multiLevelType w:val="multilevel"/>
     <w:tmpl w:val="76028950"/>
@@ -7541,7 +6690,7 @@
       </w:rPr>
     </w:lvl>
   </w:abstractNum>
-  <w:abstractNum w:abstractNumId="15" w15:restartNumberingAfterBreak="0">
+  <w:abstractNum w:abstractNumId="17" w15:restartNumberingAfterBreak="0">
     <w:nsid w:val="59085650"/>
     <w:multiLevelType w:val="hybridMultilevel"/>
     <w:tmpl w:val="2B26A18A"/>
@@ -7665,7 +6814,7 @@
       </w:rPr>
     </w:lvl>
   </w:abstractNum>
-  <w:abstractNum w:abstractNumId="16" w15:restartNumberingAfterBreak="0">
+  <w:abstractNum w:abstractNumId="18" w15:restartNumberingAfterBreak="0">
     <w:nsid w:val="68107501"/>
     <w:multiLevelType w:val="hybridMultilevel"/>
     <w:tmpl w:val="15F6BC36"/>
@@ -7757,7 +6906,120 @@
       </w:pPr>
     </w:lvl>
   </w:abstractNum>
-  <w:abstractNum w:abstractNumId="17" w15:restartNumberingAfterBreak="0">
+  <w:abstractNum w:abstractNumId="19" w15:restartNumberingAfterBreak="0">
+    <w:nsid w:val="6F6A0645"/>
+    <w:multiLevelType w:val="hybridMultilevel"/>
+    <w:tmpl w:val="86282432"/>
+    <w:lvl w:ilvl="0" w:tplc="080A0001">
+      <w:start w:val="1"/>
+      <w:numFmt w:val="bullet"/>
+      <w:lvlText w:val=""/>
+      <w:lvlJc w:val="left"/>
+      <w:pPr>
+        <w:ind w:left="720" w:hanging="360"/>
+      </w:pPr>
+      <w:rPr>
+        <w:rFonts w:ascii="Symbol" w:hAnsi="Symbol" w:hint="default"/>
+      </w:rPr>
+    </w:lvl>
+    <w:lvl w:ilvl="1" w:tplc="080A0003" w:tentative="1">
+      <w:start w:val="1"/>
+      <w:numFmt w:val="bullet"/>
+      <w:lvlText w:val="o"/>
+      <w:lvlJc w:val="left"/>
+      <w:pPr>
+        <w:ind w:left="1440" w:hanging="360"/>
+      </w:pPr>
+      <w:rPr>
+        <w:rFonts w:ascii="Courier New" w:hAnsi="Courier New" w:cs="Courier New" w:hint="default"/>
+      </w:rPr>
+    </w:lvl>
+    <w:lvl w:ilvl="2" w:tplc="080A0005" w:tentative="1">
+      <w:start w:val="1"/>
+      <w:numFmt w:val="bullet"/>
+      <w:lvlText w:val=""/>
+      <w:lvlJc w:val="left"/>
+      <w:pPr>
+        <w:ind w:left="2160" w:hanging="360"/>
+      </w:pPr>
+      <w:rPr>
+        <w:rFonts w:ascii="Wingdings" w:hAnsi="Wingdings" w:hint="default"/>
+      </w:rPr>
+    </w:lvl>
+    <w:lvl w:ilvl="3" w:tplc="080A0001" w:tentative="1">
+      <w:start w:val="1"/>
+      <w:numFmt w:val="bullet"/>
+      <w:lvlText w:val=""/>
+      <w:lvlJc w:val="left"/>
+      <w:pPr>
+        <w:ind w:left="2880" w:hanging="360"/>
+      </w:pPr>
+      <w:rPr>
+        <w:rFonts w:ascii="Symbol" w:hAnsi="Symbol" w:hint="default"/>
+      </w:rPr>
+    </w:lvl>
+    <w:lvl w:ilvl="4" w:tplc="080A0003" w:tentative="1">
+      <w:start w:val="1"/>
+      <w:numFmt w:val="bullet"/>
+      <w:lvlText w:val="o"/>
+      <w:lvlJc w:val="left"/>
+      <w:pPr>
+        <w:ind w:left="3600" w:hanging="360"/>
+      </w:pPr>
+      <w:rPr>
+        <w:rFonts w:ascii="Courier New" w:hAnsi="Courier New" w:cs="Courier New" w:hint="default"/>
+      </w:rPr>
+    </w:lvl>
+    <w:lvl w:ilvl="5" w:tplc="080A0005" w:tentative="1">
+      <w:start w:val="1"/>
+      <w:numFmt w:val="bullet"/>
+      <w:lvlText w:val=""/>
+      <w:lvlJc w:val="left"/>
+      <w:pPr>
+        <w:ind w:left="4320" w:hanging="360"/>
+      </w:pPr>
+      <w:rPr>
+        <w:rFonts w:ascii="Wingdings" w:hAnsi="Wingdings" w:hint="default"/>
+      </w:rPr>
+    </w:lvl>
+    <w:lvl w:ilvl="6" w:tplc="080A0001">
+      <w:start w:val="1"/>
+      <w:numFmt w:val="bullet"/>
+      <w:lvlText w:val=""/>
+      <w:lvlJc w:val="left"/>
+      <w:pPr>
+        <w:ind w:left="5040" w:hanging="360"/>
+      </w:pPr>
+      <w:rPr>
+        <w:rFonts w:ascii="Symbol" w:hAnsi="Symbol" w:hint="default"/>
+      </w:rPr>
+    </w:lvl>
+    <w:lvl w:ilvl="7" w:tplc="080A0003" w:tentative="1">
+      <w:start w:val="1"/>
+      <w:numFmt w:val="bullet"/>
+      <w:lvlText w:val="o"/>
+      <w:lvlJc w:val="left"/>
+      <w:pPr>
+        <w:ind w:left="5760" w:hanging="360"/>
+      </w:pPr>
+      <w:rPr>
+        <w:rFonts w:ascii="Courier New" w:hAnsi="Courier New" w:cs="Courier New" w:hint="default"/>
+      </w:rPr>
+    </w:lvl>
+    <w:lvl w:ilvl="8" w:tplc="080A0005" w:tentative="1">
+      <w:start w:val="1"/>
+      <w:numFmt w:val="bullet"/>
+      <w:lvlText w:val=""/>
+      <w:lvlJc w:val="left"/>
+      <w:pPr>
+        <w:ind w:left="6480" w:hanging="360"/>
+      </w:pPr>
+      <w:rPr>
+        <w:rFonts w:ascii="Wingdings" w:hAnsi="Wingdings" w:hint="default"/>
+      </w:rPr>
+    </w:lvl>
+  </w:abstractNum>
+  <w:abstractNum w:abstractNumId="20" w15:restartNumberingAfterBreak="0">
     <w:nsid w:val="74954B7B"/>
     <w:multiLevelType w:val="hybridMultilevel"/>
     <w:tmpl w:val="077431B4"/>
@@ -7848,7 +7110,7 @@
       </w:pPr>
     </w:lvl>
   </w:abstractNum>
-  <w:abstractNum w:abstractNumId="18" w15:restartNumberingAfterBreak="0">
+  <w:abstractNum w:abstractNumId="21" w15:restartNumberingAfterBreak="0">
     <w:nsid w:val="76086EA3"/>
     <w:multiLevelType w:val="hybridMultilevel"/>
     <w:tmpl w:val="BAC6CC94"/>
@@ -7962,67 +7224,76 @@
     </w:lvl>
   </w:abstractNum>
   <w:num w:numId="1" w16cid:durableId="691565241">
-    <w:abstractNumId w:val="17"/>
+    <w:abstractNumId w:val="20"/>
   </w:num>
   <w:num w:numId="2" w16cid:durableId="1752508618">
     <w:abstractNumId w:val="2"/>
   </w:num>
   <w:num w:numId="3" w16cid:durableId="179006052">
-    <w:abstractNumId w:val="13"/>
+    <w:abstractNumId w:val="15"/>
   </w:num>
   <w:num w:numId="4" w16cid:durableId="1467238321">
+    <w:abstractNumId w:val="6"/>
+  </w:num>
+  <w:num w:numId="5" w16cid:durableId="494536359">
     <w:abstractNumId w:val="5"/>
   </w:num>
-  <w:num w:numId="5" w16cid:durableId="494536359">
-    <w:abstractNumId w:val="4"/>
-  </w:num>
   <w:num w:numId="6" w16cid:durableId="1512914119">
-    <w:abstractNumId w:val="11"/>
+    <w:abstractNumId w:val="12"/>
   </w:num>
   <w:num w:numId="7" w16cid:durableId="426311816">
-    <w:abstractNumId w:val="4"/>
+    <w:abstractNumId w:val="5"/>
   </w:num>
   <w:num w:numId="8" w16cid:durableId="1703166232">
-    <w:abstractNumId w:val="16"/>
+    <w:abstractNumId w:val="18"/>
   </w:num>
   <w:num w:numId="9" w16cid:durableId="848107318">
-    <w:abstractNumId w:val="6"/>
+    <w:abstractNumId w:val="7"/>
   </w:num>
   <w:num w:numId="10" w16cid:durableId="1203403277">
-    <w:abstractNumId w:val="7"/>
+    <w:abstractNumId w:val="8"/>
   </w:num>
   <w:num w:numId="11" w16cid:durableId="1426221563">
     <w:abstractNumId w:val="0"/>
   </w:num>
   <w:num w:numId="12" w16cid:durableId="1241527611">
+    <w:abstractNumId w:val="5"/>
+  </w:num>
+  <w:num w:numId="13" w16cid:durableId="1837920798">
+    <w:abstractNumId w:val="9"/>
+  </w:num>
+  <w:num w:numId="14" w16cid:durableId="1414399611">
+    <w:abstractNumId w:val="16"/>
+  </w:num>
+  <w:num w:numId="15" w16cid:durableId="69891288">
+    <w:abstractNumId w:val="17"/>
+  </w:num>
+  <w:num w:numId="16" w16cid:durableId="1213690925">
+    <w:abstractNumId w:val="11"/>
+  </w:num>
+  <w:num w:numId="17" w16cid:durableId="2045713543">
     <w:abstractNumId w:val="4"/>
   </w:num>
-  <w:num w:numId="13" w16cid:durableId="1837920798">
-    <w:abstractNumId w:val="8"/>
-  </w:num>
-  <w:num w:numId="14" w16cid:durableId="1414399611">
-    <w:abstractNumId w:val="14"/>
-  </w:num>
-  <w:num w:numId="15" w16cid:durableId="69891288">
-    <w:abstractNumId w:val="15"/>
-  </w:num>
-  <w:num w:numId="16" w16cid:durableId="1213690925">
-    <w:abstractNumId w:val="10"/>
-  </w:num>
-  <w:num w:numId="17" w16cid:durableId="2045713543">
-    <w:abstractNumId w:val="3"/>
-  </w:num>
   <w:num w:numId="18" w16cid:durableId="307243799">
-    <w:abstractNumId w:val="12"/>
+    <w:abstractNumId w:val="13"/>
   </w:num>
   <w:num w:numId="19" w16cid:durableId="1057975100">
-    <w:abstractNumId w:val="9"/>
+    <w:abstractNumId w:val="10"/>
   </w:num>
   <w:num w:numId="20" w16cid:durableId="1547255107">
     <w:abstractNumId w:val="1"/>
   </w:num>
   <w:num w:numId="21" w16cid:durableId="2067677948">
-    <w:abstractNumId w:val="18"/>
+    <w:abstractNumId w:val="21"/>
+  </w:num>
+  <w:num w:numId="22" w16cid:durableId="429203511">
+    <w:abstractNumId w:val="3"/>
+  </w:num>
+  <w:num w:numId="23" w16cid:durableId="747119200">
+    <w:abstractNumId w:val="19"/>
+  </w:num>
+  <w:num w:numId="24" w16cid:durableId="1329594856">
+    <w:abstractNumId w:val="14"/>
   </w:num>
 </w:numbering>
 </file>
@@ -8464,7 +7735,7 @@
     <w:uiPriority w:val="9"/>
     <w:unhideWhenUsed/>
     <w:qFormat/>
-    <w:rsid w:val="00FA155E"/>
+    <w:rsid w:val="00B74F3F"/>
     <w:pPr>
       <w:keepNext/>
       <w:spacing w:after="0" w:line="300" w:lineRule="exact"/>
@@ -8476,8 +7747,8 @@
       <w:b/>
       <w:bCs/>
       <w:kern w:val="0"/>
-      <w:sz w:val="24"/>
-      <w:szCs w:val="24"/>
+      <w:sz w:val="28"/>
+      <w:szCs w:val="28"/>
       <w:lang w:val="es-419"/>
       <w14:ligatures w14:val="none"/>
     </w:rPr>
@@ -8595,14 +7866,14 @@
     <w:basedOn w:val="DefaultParagraphFont"/>
     <w:link w:val="Heading2"/>
     <w:uiPriority w:val="9"/>
-    <w:rsid w:val="00FA155E"/>
+    <w:rsid w:val="00B74F3F"/>
     <w:rPr>
       <w:rFonts w:ascii="Arial" w:eastAsia="Times New Roman" w:hAnsi="Arial" w:cs="Times New Roman"/>
       <w:b/>
       <w:bCs/>
       <w:kern w:val="0"/>
-      <w:sz w:val="24"/>
-      <w:szCs w:val="24"/>
+      <w:sz w:val="28"/>
+      <w:szCs w:val="28"/>
       <w:lang w:val="es-419"/>
       <w14:ligatures w14:val="none"/>
     </w:rPr>
